--- a/reports/论文骨架_基准与阴性结果.docx
+++ b/reports/论文骨架_基准与阴性结果.docx
@@ -936,6 +936,321 @@
       </w:r>
       <w:r>
         <w:t>（图 2）：同配置三次估计 +0.022 / +0.044 / +0.029</w:t>
+      </w:r>
+    </w:p>
+    <w:p>
+      <w:pPr>
+        <w:pStyle w:val="Heading3"/>
+      </w:pPr>
+      <w:r>
+        <w:t>4.7　方差分解：噪声来自"选择"还是"训练"（★ 唯一可能的方法贡献）</w:t>
+      </w:r>
+    </w:p>
+    <w:p>
+      <w:r>
+        <w:rPr>
+          <w:b/>
+        </w:rPr>
+        <w:t>状态</w:t>
+      </w:r>
+      <w:r>
+        <w:t>：假设，有机制线索 + 廉价决定性检验。数据随横评免费产出（+4.9 GPU·h）。</w:t>
+      </w:r>
+    </w:p>
+    <w:p>
+      <w:r>
+        <w:t>线索链：</w:t>
+      </w:r>
+    </w:p>
+    <w:p>
+      <w:pPr>
+        <w:pStyle w:val="ListBullet"/>
+        <w:ind w:left="360"/>
+      </w:pPr>
+      <w:r>
+        <w:t>模型选择 = 100 轮上对验证 macro_qwk 取 argmax</w:t>
+      </w:r>
+    </w:p>
+    <w:p>
+      <w:pPr>
+        <w:pStyle w:val="ListBullet"/>
+        <w:ind w:left="360"/>
+      </w:pPr>
+      <w:r>
+        <w:t xml:space="preserve">实测最佳轮 37/53/60/77/99，对平台均匀分布的 KS 检验 </w:t>
+      </w:r>
+      <w:r>
+        <w:rPr>
+          <w:b/>
+        </w:rPr>
+        <w:t>p = 0.982</w:t>
+      </w:r>
+    </w:p>
+    <w:p>
+      <w:pPr>
+        <w:pStyle w:val="ListBullet"/>
+        <w:ind w:left="360"/>
+      </w:pPr>
+      <w:r>
+        <w:t xml:space="preserve">验证集小（IDRiD 103 张），每轮 macro 验证噪声约 </w:t>
+      </w:r>
+      <w:r>
+        <w:rPr>
+          <w:b/>
+        </w:rPr>
+        <w:t>0.02</w:t>
+      </w:r>
+    </w:p>
+    <w:p>
+      <w:pPr>
+        <w:pStyle w:val="ListBullet"/>
+        <w:ind w:left="360"/>
+      </w:pPr>
+      <w:r>
+        <w:t>⇒ 在平坦曲线上从 100 个候选取 argmax = winner's curse</w:t>
+      </w:r>
+    </w:p>
+    <w:p>
+      <w:r>
+        <w:t>$$\mathrm{Var}_{\text{total}} = \mathrm{Var}_{\text{选择}} + \mathrm{Var}_{\text{训练}}$$</w:t>
+      </w:r>
+    </w:p>
+    <w:p>
+      <w:r>
+        <w:t>前项可在</w:t>
+      </w:r>
+      <w:r>
+        <w:rPr>
+          <w:b/>
+        </w:rPr>
+        <w:t>单 run 内</w:t>
+      </w:r>
+      <w:r>
+        <w:t>测出，无需跨 seed 重复。判据二值，两种结果都能写：</w:t>
+      </w:r>
+    </w:p>
+    <w:p>
+      <w:r>
+        <w:t>选择主导 → 改选择规则是方法贡献；训练主导 → 噪声不可约，是更强的阴性结论。</w:t>
+      </w:r>
+    </w:p>
+    <w:p>
+      <w:r>
+        <w:rPr>
+          <w:b/>
+        </w:rPr>
+        <w:t>若选择主导，本文就从纯现象论文升级为"问题 + 解法"</w:t>
+      </w:r>
+      <w:r>
+        <w:t>：</w:t>
+      </w:r>
+    </w:p>
+    <w:tbl>
+      <w:tblPr>
+        <w:tblStyle w:val="LightGrid-Accent1"/>
+        <w:tblW w:type="auto" w:w="0"/>
+        <w:tblLook w:firstColumn="1" w:firstRow="1" w:lastColumn="0" w:lastRow="0" w:noHBand="0" w:noVBand="1" w:val="04A0"/>
+      </w:tblPr>
+      <w:tblGrid>
+        <w:gridCol w:w="2160"/>
+        <w:gridCol w:w="2160"/>
+        <w:gridCol w:w="2160"/>
+        <w:gridCol w:w="2160"/>
+      </w:tblGrid>
+      <w:tr>
+        <w:tc>
+          <w:tcPr>
+            <w:tcW w:type="dxa" w:w="2160"/>
+          </w:tcPr>
+          <w:p>
+            <w:r>
+              <w:rPr>
+                <w:b/>
+              </w:rPr>
+              <w:t>模块</w:t>
+            </w:r>
+          </w:p>
+        </w:tc>
+        <w:tc>
+          <w:tcPr>
+            <w:tcW w:type="dxa" w:w="2160"/>
+          </w:tcPr>
+          <w:p>
+            <w:r>
+              <w:rPr>
+                <w:b/>
+              </w:rPr>
+              <w:t>出处</w:t>
+            </w:r>
+          </w:p>
+        </w:tc>
+        <w:tc>
+          <w:tcPr>
+            <w:tcW w:type="dxa" w:w="2160"/>
+          </w:tcPr>
+          <w:p>
+            <w:r>
+              <w:rPr>
+                <w:b/>
+              </w:rPr>
+              <w:t>原主张</w:t>
+            </w:r>
+          </w:p>
+        </w:tc>
+        <w:tc>
+          <w:tcPr>
+            <w:tcW w:type="dxa" w:w="2160"/>
+          </w:tcPr>
+          <w:p>
+            <w:r>
+              <w:rPr>
+                <w:b/>
+              </w:rPr>
+              <w:t>本文的新用法</w:t>
+            </w:r>
+          </w:p>
+        </w:tc>
+      </w:tr>
+      <w:tr>
+        <w:tc>
+          <w:tcPr>
+            <w:tcW w:type="dxa" w:w="2160"/>
+          </w:tcPr>
+          <w:p>
+            <w:r>
+              <w:t>权重平均 / SWA</w:t>
+            </w:r>
+          </w:p>
+        </w:tc>
+        <w:tc>
+          <w:tcPr>
+            <w:tcW w:type="dxa" w:w="2160"/>
+          </w:tcPr>
+          <w:p>
+            <w:r>
+              <w:t>Izmailov 2018；FedSWA ICML 2025</w:t>
+            </w:r>
+          </w:p>
+        </w:tc>
+        <w:tc>
+          <w:tcPr>
+            <w:tcW w:type="dxa" w:w="2160"/>
+          </w:tcPr>
+          <w:p>
+            <w:r>
+              <w:t>提升</w:t>
+            </w:r>
+            <w:r>
+              <w:rPr>
+                <w:b/>
+              </w:rPr>
+              <w:t>均值</w:t>
+            </w:r>
+            <w:r>
+              <w:t>泛化</w:t>
+            </w:r>
+          </w:p>
+        </w:tc>
+        <w:tc>
+          <w:tcPr>
+            <w:tcW w:type="dxa" w:w="2160"/>
+          </w:tcPr>
+          <w:p>
+            <w:r>
+              <w:t>压低</w:t>
+            </w:r>
+            <w:r>
+              <w:rPr>
+                <w:b/>
+              </w:rPr>
+              <w:t>方差</w:t>
+            </w:r>
+            <w:r>
+              <w:t>，使方法比较在可达样本量下可行</w:t>
+            </w:r>
+          </w:p>
+        </w:tc>
+      </w:tr>
+      <w:tr>
+        <w:tc>
+          <w:tcPr>
+            <w:tcW w:type="dxa" w:w="2160"/>
+          </w:tcPr>
+          <w:p>
+            <w:r>
+              <w:t>联邦基准评测</w:t>
+            </w:r>
+          </w:p>
+        </w:tc>
+        <w:tc>
+          <w:tcPr>
+            <w:tcW w:type="dxa" w:w="2160"/>
+          </w:tcPr>
+          <w:p>
+            <w:r>
+              <w:t>本文 §3–§4</w:t>
+            </w:r>
+          </w:p>
+        </w:tc>
+        <w:tc>
+          <w:tcPr>
+            <w:tcW w:type="dxa" w:w="2160"/>
+          </w:tcPr>
+          <w:p>
+            <w:r>
+              <w:t>—</w:t>
+            </w:r>
+          </w:p>
+        </w:tc>
+        <w:tc>
+          <w:tcPr>
+            <w:tcW w:type="dxa" w:w="2160"/>
+          </w:tcPr>
+          <w:p>
+            <w:r>
+              <w:t>测出选择是主导方差源，为上述用法提供正当性</w:t>
+            </w:r>
+          </w:p>
+        </w:tc>
+      </w:tr>
+    </w:tbl>
+    <w:p/>
+    <w:p>
+      <w:r>
+        <w:t>这是一次</w:t>
+      </w:r>
+      <w:r>
+        <w:rPr>
+          <w:b/>
+        </w:rPr>
+        <w:t>跨轴的模块重用</w:t>
+      </w:r>
+      <w:r>
+        <w:t>：没人主张过"选择是联邦医学影像基准里的主导方差源"。</w:t>
+      </w:r>
+    </w:p>
+    <w:p>
+      <w:r>
+        <w:t>新颖性不在 SWA 本身，而在"识别出主导方差项 + 修复正对着它"。</w:t>
+      </w:r>
+    </w:p>
+    <w:p>
+      <w:r>
+        <w:t xml:space="preserve">⚠️ </w:t>
+      </w:r>
+      <w:r>
+        <w:rPr>
+          <w:b/>
+        </w:rPr>
+        <w:t>写作纪律</w:t>
+      </w:r>
+      <w:r>
+        <w:t>：只有在分解结果真的显示选择占比 &gt; 60% 时才写成方法贡献；</w:t>
+      </w:r>
+    </w:p>
+    <w:p>
+      <w:r>
+        <w:t>否则如实写成阴性结论，不得改判据。</w:t>
       </w:r>
     </w:p>
     <w:p>

--- a/reports/论文骨架_基准与阴性结果.docx
+++ b/reports/论文骨架_基准与阴性结果.docx
@@ -864,6 +864,11 @@
       </w:r>
     </w:p>
     <w:p>
+      <w:r>
+        <w:t xml:space="preserve">  （其中 FedProx / MOON 由协作方的冻结预注册面板供数，n=10，见台账 §12.1）</w:t>
+      </w:r>
+    </w:p>
+    <w:p>
       <w:pPr>
         <w:pStyle w:val="ListBullet"/>
         <w:ind w:left="360"/>
@@ -954,7 +959,61 @@
         <w:t>状态</w:t>
       </w:r>
       <w:r>
-        <w:t>：假设，有机制线索 + 廉价决定性检验。数据随横评免费产出（+4.9 GPU·h）。</w:t>
+        <w:t>：假设，有机制线索 + 廉价决定性检验。</w:t>
+      </w:r>
+    </w:p>
+    <w:p>
+      <w:r>
+        <w:t xml:space="preserve">数据由独立矩阵 </w:t>
+      </w:r>
+      <w:r>
+        <w:rPr>
+          <w:rFonts w:ascii="Menlo" w:hAnsi="Menlo"/>
+          <w:color w:val="C7254E"/>
+        </w:rPr>
+        <w:t>configs/variance_decomposition.csv</w:t>
+      </w:r>
+      <w:r>
+        <w:t xml:space="preserve"> 产出（</w:t>
+      </w:r>
+      <w:r>
+        <w:rPr>
+          <w:b/>
+        </w:rPr>
+        <w:t>11.8 GPU·h / 10 run</w:t>
+      </w:r>
+      <w:r>
+        <w:t>，</w:t>
+      </w:r>
+    </w:p>
+    <w:p>
+      <w:r>
+        <w:t xml:space="preserve">不依赖横评是否跑完；协作方的冻结面板不带 </w:t>
+      </w:r>
+      <w:r>
+        <w:rPr>
+          <w:rFonts w:ascii="Menlo" w:hAnsi="Menlo"/>
+          <w:color w:val="C7254E"/>
+        </w:rPr>
+        <w:t>--eval-external-every</w:t>
+      </w:r>
+      <w:r>
+        <w:t>，供不了这份数据）。</w:t>
+      </w:r>
+    </w:p>
+    <w:p>
+      <w:r>
+        <w:t xml:space="preserve">判据（&gt;60% / &lt;30%）已预注册在 </w:t>
+      </w:r>
+      <w:r>
+        <w:rPr>
+          <w:rFonts w:ascii="Menlo" w:hAnsi="Menlo"/>
+          <w:color w:val="C7254E"/>
+        </w:rPr>
+        <w:t>reports/预注册_方差分解_2026-09-27.md</w:t>
+      </w:r>
+      <w:r>
+        <w:t>，不得事后更改。</w:t>
       </w:r>
     </w:p>
     <w:p>
@@ -2504,7 +2563,7 @@
           </w:tcPr>
           <w:p>
             <w:r>
-              <w:t>核对 GPU 机器与本仓库的代码分叉（Brier 口径、δ 日志）</w:t>
+              <w:t>核对代码分叉：Brier 口径 ✅ 已定（$[0,2]$，台账 §12.3）；δ 日志 ❌ 仍未推回</w:t>
             </w:r>
           </w:p>
         </w:tc>
@@ -2556,7 +2615,7 @@
               <w:t>--priority A</w:t>
             </w:r>
             <w:r>
-              <w:t>）</w:t>
+              <w:t>，去重后 5 臂 / 50 run）</w:t>
             </w:r>
           </w:p>
         </w:tc>
@@ -2566,7 +2625,10 @@
           </w:tcPr>
           <w:p>
             <w:r>
-              <w:t>9.7 h 墙钟</w:t>
+              <w:rPr>
+                <w:b/>
+              </w:rPr>
+              <w:t>7.6 h 墙钟</w:t>
             </w:r>
           </w:p>
         </w:tc>
@@ -2669,7 +2731,7 @@
           </w:tcPr>
           <w:p>
             <w:r>
-              <w:t>步骤 1</w:t>
+              <w:t>步骤 1 + 协作方面板</w:t>
             </w:r>
           </w:p>
         </w:tc>
@@ -2701,7 +2763,7 @@
               <w:t>--priority B,C</w:t>
             </w:r>
             <w:r>
-              <w:t>）</w:t>
+              <w:t>，去重后 10 臂 / 50 run）</w:t>
             </w:r>
           </w:p>
         </w:tc>
@@ -2711,7 +2773,10 @@
           </w:tcPr>
           <w:p>
             <w:r>
-              <w:t>9 h 墙钟</w:t>
+              <w:rPr>
+                <w:b/>
+              </w:rPr>
+              <w:t>8.5 h 墙钟</w:t>
             </w:r>
           </w:p>
         </w:tc>
@@ -2837,7 +2902,7 @@
           </w:tcPr>
           <w:p>
             <w:r>
-              <w:t>0.4 h</w:t>
+              <w:t>1.1 h</w:t>
             </w:r>
           </w:p>
         </w:tc>
@@ -2848,6 +2913,61 @@
           <w:p>
             <w:r>
               <w:t>—</w:t>
+            </w:r>
+          </w:p>
+        </w:tc>
+      </w:tr>
+      <w:tr>
+        <w:tc>
+          <w:tcPr>
+            <w:tcW w:type="dxa" w:w="2160"/>
+          </w:tcPr>
+          <w:p>
+            <w:r>
+              <w:t>8</w:t>
+            </w:r>
+          </w:p>
+        </w:tc>
+        <w:tc>
+          <w:tcPr>
+            <w:tcW w:type="dxa" w:w="2160"/>
+          </w:tcPr>
+          <w:p>
+            <w:r>
+              <w:t>跑方差分解（</w:t>
+            </w:r>
+            <w:r>
+              <w:rPr>
+                <w:rFonts w:ascii="Menlo" w:hAnsi="Menlo"/>
+                <w:color w:val="C7254E"/>
+              </w:rPr>
+              <w:t>configs/variance_decomposition.csv</w:t>
+            </w:r>
+            <w:r>
+              <w:t>，10 run）</w:t>
+            </w:r>
+          </w:p>
+        </w:tc>
+        <w:tc>
+          <w:tcPr>
+            <w:tcW w:type="dxa" w:w="2160"/>
+          </w:tcPr>
+          <w:p>
+            <w:r>
+              <w:rPr>
+                <w:b/>
+              </w:rPr>
+              <w:t>2.4 h 墙钟</w:t>
+            </w:r>
+          </w:p>
+        </w:tc>
+        <w:tc>
+          <w:tcPr>
+            <w:tcW w:type="dxa" w:w="2160"/>
+          </w:tcPr>
+          <w:p>
+            <w:r>
+              <w:t>可与任一步并行</w:t>
             </w:r>
           </w:p>
         </w:tc>

--- a/reports/论文骨架_基准与阴性结果.docx
+++ b/reports/论文骨架_基准与阴性结果.docx
@@ -1434,13 +1434,13 @@
         <w:t>6.1 静默失败的比例</w:t>
       </w:r>
       <w:r>
-        <w:t xml:space="preserve">：12 个已修缺陷中 </w:t>
+        <w:t xml:space="preserve">：15 个已修缺陷中 </w:t>
       </w:r>
       <w:r>
         <w:rPr>
           <w:b/>
         </w:rPr>
-        <w:t>8 个是静默失败</w:t>
+        <w:t>11 个是静默失败</w:t>
       </w:r>
       <w:r>
         <w:t>（不崩溃、不报警、</w:t>
@@ -1953,7 +1953,7 @@
           </w:tcPr>
           <w:p>
             <w:r>
-              <w:t>12 个实现缺陷及其污染范围</w:t>
+              <w:t>15 个实现缺陷及其污染范围</w:t>
             </w:r>
           </w:p>
         </w:tc>

--- a/reports/论文骨架_基准与阴性结果.docx
+++ b/reports/论文骨架_基准与阴性结果.docx
@@ -7,7 +7,7 @@
         <w:pStyle w:val="Heading1"/>
       </w:pPr>
       <w:r>
-        <w:t>论文骨架：多中心糖网分级联邦学习的噪声底线</w:t>
+        <w:t>论文骨架：多中心糖网分级联邦学习的机制归因与噪声底线</w:t>
       </w:r>
     </w:p>
     <w:p>
@@ -19,7 +19,7 @@
           <w:i/>
           <w:color w:val="555555"/>
         </w:rPr>
-        <w:t>版本：2026-09-27　配套台账：</w:t>
+        <w:t>版本：2026-09-30　配套台账：</w:t>
       </w:r>
       <w:r>
         <w:rPr>
@@ -47,14 +47,26 @@
           <w:i/>
           <w:color w:val="555555"/>
         </w:rPr>
-        <w:t>现象级 / 基准论文</w:t>
+        <w:t>基准 / 阴性结果论文（带一个可引用的机制结论）</w:t>
       </w:r>
       <w:r>
         <w:rPr>
           <w:i/>
           <w:color w:val="555555"/>
         </w:rPr>
-        <w:t>，不是方法论文。全文不主张任何新方法有效。</w:t>
+        <w:t>，不是方法论文。</w:t>
+      </w:r>
+    </w:p>
+    <w:p>
+      <w:pPr>
+        <w:ind w:left="360"/>
+      </w:pPr>
+      <w:r>
+        <w:rPr>
+          <w:i/>
+          <w:color w:val="555555"/>
+        </w:rPr>
+        <w:t>全文不主张任何新方法有效。FedProx 结果改写的是归因，不是创新裁决。</w:t>
       </w:r>
     </w:p>
     <w:p>
@@ -82,7 +94,7 @@
           <w:i/>
           <w:color w:val="555555"/>
         </w:rPr>
-        <w:t>在真实五中心糖网分级联邦设置下，主端点的 **seed 间配对噪声（σ_d = 0.0272）</w:t>
+        <w:t>在真实五中心糖网分级联邦设置下，一个看似成立的 +0.029 增益可被 2022 年的</w:t>
       </w:r>
     </w:p>
     <w:p>
@@ -91,10 +103,18 @@
       </w:pPr>
       <w:r>
         <w:rPr>
+          <w:b/>
           <w:i/>
           <w:color w:val="555555"/>
         </w:rPr>
-        <w:t>超过了该领域普遍报告的方法增益（0.010–0.020）**；我们用一组预注册、</w:t>
+        <w:t>FedProto 完全解释（98.4%）</w:t>
+      </w:r>
+      <w:r>
+        <w:rPr>
+          <w:i/>
+          <w:color w:val="555555"/>
+        </w:rPr>
+        <w:t>，而专为客户端异质性设计的 **FedProx 相对 FedAvg</w:t>
       </w:r>
     </w:p>
     <w:p>
@@ -106,7 +126,22 @@
           <w:i/>
           <w:color w:val="555555"/>
         </w:rPr>
-        <w:t>独立 seed、10 对配对的实验给出四个带上界的精确零，并证明一个看似成立的</w:t>
+        <w:t>只贡献 ≈ +0.0003</w:t>
+      </w:r>
+      <w:r>
+        <w:rPr>
+          <w:b/>
+          <w:i/>
+          <w:color w:val="555555"/>
+        </w:rPr>
+        <w:t>；收益因此定位到</w:t>
+      </w:r>
+      <w:r>
+        <w:rPr>
+          <w:i/>
+          <w:color w:val="555555"/>
+        </w:rPr>
+        <w:t>类原型机制**而非参数层。</w:t>
       </w:r>
     </w:p>
     <w:p>
@@ -118,7 +153,19 @@
           <w:i/>
           <w:color w:val="555555"/>
         </w:rPr>
-        <w:t>+0.029 增益可被 2022 年的 FedProto 完全解释。</w:t>
+        <w:t>同时我们给出：本协议 n=10 下约 0.025 以上的效应可检出、约 0.015 以下检不出，</w:t>
+      </w:r>
+    </w:p>
+    <w:p>
+      <w:pPr>
+        <w:ind w:left="360"/>
+      </w:pPr>
+      <w:r>
+        <w:rPr>
+          <w:i/>
+          <w:color w:val="555555"/>
+        </w:rPr>
+        <w:t>而文献普遍报告的 0.010–0.020 正好横跨这条边界。</w:t>
       </w:r>
     </w:p>
     <w:p>
@@ -130,6 +177,39 @@
           <w:b/>
         </w:rPr>
         <w:t>任何写不进这句话的内容都要问一遍是否必要。</w:t>
+      </w:r>
+    </w:p>
+    <w:p>
+      <w:r>
+        <w:t>与旧版差别：旧版落点是"噪声比增益大"（纯阴性）；新版落点是</w:t>
+      </w:r>
+    </w:p>
+    <w:p>
+      <w:r>
+        <w:t>"</w:t>
+      </w:r>
+      <w:r>
+        <w:rPr>
+          <w:b/>
+        </w:rPr>
+        <w:t>机制层归因 + 可检出边界</w:t>
+      </w:r>
+      <w:r>
+        <w:t>"。</w:t>
+      </w:r>
+      <w:r>
+        <w:rPr>
+          <w:b/>
+        </w:rPr>
+        <w:t>不得复活任何方法创新主张</w:t>
+      </w:r>
+      <w:r>
+        <w:t>——</w:t>
+      </w:r>
+    </w:p>
+    <w:p>
+      <w:r>
+        <w:t>FedOSP-R − FedProto 仍是 +0.00045，CI 跨零。</w:t>
       </w:r>
     </w:p>
     <w:p>
@@ -195,7 +275,7 @@
           </w:tcPr>
           <w:p>
             <w:r>
-              <w:t>是。给出 σ 的点估计与所需样本量，他人可复算</w:t>
+              <w:t>是。给出逐比较 σ_d、MDE 与所需样本量，他人可复算</w:t>
             </w:r>
           </w:p>
         </w:tc>
@@ -239,7 +319,7 @@
           </w:tcPr>
           <w:p>
             <w:r>
-              <w:t>是。给出"报告 FL 增益需要多少重复"的具体数字</w:t>
+              <w:t>是。机制层归因 + "报告 FL 增益需要多少重复"的具体数字</w:t>
             </w:r>
           </w:p>
         </w:tc>
@@ -261,7 +341,38 @@
           </w:tcPr>
           <w:p>
             <w:r>
-              <w:t>是。全文没有自研方法主张</w:t>
+              <w:t>是。全文没有自研方法主张；创新性零结果未变</w:t>
+            </w:r>
+          </w:p>
+        </w:tc>
+      </w:tr>
+      <w:tr>
+        <w:tc>
+          <w:tcPr>
+            <w:tcW w:type="dxa" w:w="4320"/>
+          </w:tcPr>
+          <w:p>
+            <w:r>
+              <w:t>有灵敏度演示</w:t>
+            </w:r>
+          </w:p>
+        </w:tc>
+        <w:tc>
+          <w:tcPr>
+            <w:tcW w:type="dxa" w:w="4320"/>
+          </w:tcPr>
+          <w:p>
+            <w:r>
+              <w:t>是。vs FedAvg / vs FedProx 两条 CI 下界在零以上（+0.0096 / +0.0142）；但因共用 FedOSP-R 臂且 FedProx≈FedAvg，应视为</w:t>
+            </w:r>
+            <w:r>
+              <w:rPr>
+                <w:b/>
+              </w:rPr>
+              <w:t>一次灵敏度演示 + 一次机制对照</w:t>
+            </w:r>
+            <w:r>
+              <w:t>，非两次独立阳性</w:t>
             </w:r>
           </w:p>
         </w:tc>
@@ -547,7 +658,7 @@
         <w:rPr>
           <w:b/>
         </w:rPr>
-        <w:t>这个量级的增益在多大噪声之上</w:t>
+        <w:t>这个量级的增益落在哪一层机制上、又在多大噪声之上</w:t>
       </w:r>
       <w:r>
         <w:t>。</w:t>
@@ -555,7 +666,44 @@
     </w:p>
     <w:p>
       <w:r>
-        <w:t>4. 我们测了，并给出结论：噪声更大。</w:t>
+        <w:t>4. 我们测了，并把收益定位到了</w:t>
+      </w:r>
+      <w:r>
+        <w:rPr>
+          <w:b/>
+        </w:rPr>
+        <w:t>类原型机制</w:t>
+      </w:r>
+      <w:r>
+        <w:t>（而非参数层）；同时量化了</w:t>
+      </w:r>
+    </w:p>
+    <w:p>
+      <w:r>
+        <w:t xml:space="preserve">   本协议下的可检出边界。</w:t>
+      </w:r>
+      <w:r>
+        <w:rPr>
+          <w:b/>
+        </w:rPr>
+        <w:t>注意</w:t>
+      </w:r>
+      <w:r>
+        <w:t xml:space="preserve">：FedAvg </w:t>
+      </w:r>
+      <w:r>
+        <w:rPr>
+          <w:b/>
+        </w:rPr>
+        <w:t>并非</w:t>
+      </w:r>
+      <w:r>
+        <w:t>被每一个现代方法打败——</w:t>
+      </w:r>
+    </w:p>
+    <w:p>
+      <w:r>
+        <w:t xml:space="preserve">   FedProx（μ=0.01）相对 FedAvg 增益 ≈ 0。</w:t>
       </w:r>
     </w:p>
     <w:p>
@@ -571,7 +719,12 @@
     </w:p>
     <w:p>
       <w:r>
-        <w:t>这一条关系到审稿人的敌意程度。</w:t>
+        <w:t>这一条关系到审稿人的敌意程度。也不要写成"我们的方法赢了 FedProx"——</w:t>
+      </w:r>
+    </w:p>
+    <w:p>
+      <w:r>
+        <w:t>那是归因证据，不是创新证据。</w:t>
       </w:r>
     </w:p>
     <w:p>
@@ -582,7 +735,402 @@
         <w:t>贡献列表</w:t>
       </w:r>
       <w:r>
-        <w:t>（四条，按强度排序）：</w:t>
+        <w:t>（七条，按证据强度排序；</w:t>
+      </w:r>
+      <w:r>
+        <w:rPr>
+          <w:b/>
+        </w:rPr>
+        <w:t>机制归因排第一</w:t>
+      </w:r>
+      <w:r>
+        <w:t>）：</w:t>
+      </w:r>
+    </w:p>
+    <w:tbl>
+      <w:tblPr>
+        <w:tblStyle w:val="LightGrid-Accent1"/>
+        <w:tblW w:type="auto" w:w="0"/>
+        <w:tblLook w:firstColumn="1" w:firstRow="1" w:lastColumn="0" w:lastRow="0" w:noHBand="0" w:noVBand="1" w:val="04A0"/>
+      </w:tblPr>
+      <w:tblGrid>
+        <w:gridCol w:w="2880"/>
+        <w:gridCol w:w="2880"/>
+        <w:gridCol w:w="2880"/>
+      </w:tblGrid>
+      <w:tr>
+        <w:tc>
+          <w:tcPr>
+            <w:tcW w:type="dxa" w:w="2880"/>
+          </w:tcPr>
+          <w:p>
+            <w:r>
+              <w:rPr>
+                <w:b/>
+              </w:rPr>
+              <w:t>#</w:t>
+            </w:r>
+          </w:p>
+        </w:tc>
+        <w:tc>
+          <w:tcPr>
+            <w:tcW w:type="dxa" w:w="2880"/>
+          </w:tcPr>
+          <w:p>
+            <w:r>
+              <w:rPr>
+                <w:b/>
+              </w:rPr>
+              <w:t>贡献</w:t>
+            </w:r>
+          </w:p>
+        </w:tc>
+        <w:tc>
+          <w:tcPr>
+            <w:tcW w:type="dxa" w:w="2880"/>
+          </w:tcPr>
+          <w:p>
+            <w:r>
+              <w:rPr>
+                <w:b/>
+              </w:rPr>
+              <w:t>类型</w:t>
+            </w:r>
+          </w:p>
+        </w:tc>
+      </w:tr>
+      <w:tr>
+        <w:tc>
+          <w:tcPr>
+            <w:tcW w:type="dxa" w:w="2880"/>
+          </w:tcPr>
+          <w:p>
+            <w:r>
+              <w:rPr>
+                <w:b/>
+              </w:rPr>
+              <w:t>C1</w:t>
+            </w:r>
+          </w:p>
+        </w:tc>
+        <w:tc>
+          <w:tcPr>
+            <w:tcW w:type="dxa" w:w="2880"/>
+          </w:tcPr>
+          <w:p>
+            <w:r>
+              <w:rPr>
+                <w:b/>
+              </w:rPr>
+              <w:t>机制层归因</w:t>
+            </w:r>
+            <w:r>
+              <w:t>：+0.029 的 98.4% 由类原型机制解释，参数层（FedProx）贡献 ≈ +0.0003</w:t>
+            </w:r>
+          </w:p>
+        </w:tc>
+        <w:tc>
+          <w:tcPr>
+            <w:tcW w:type="dxa" w:w="2880"/>
+          </w:tcPr>
+          <w:p>
+            <w:r>
+              <w:rPr>
+                <w:b/>
+              </w:rPr>
+              <w:t>阳性</w:t>
+            </w:r>
+          </w:p>
+        </w:tc>
+      </w:tr>
+      <w:tr>
+        <w:tc>
+          <w:tcPr>
+            <w:tcW w:type="dxa" w:w="2880"/>
+          </w:tcPr>
+          <w:p>
+            <w:r>
+              <w:rPr>
+                <w:b/>
+              </w:rPr>
+              <w:t>C2</w:t>
+            </w:r>
+          </w:p>
+        </w:tc>
+        <w:tc>
+          <w:tcPr>
+            <w:tcW w:type="dxa" w:w="2880"/>
+          </w:tcPr>
+          <w:p>
+            <w:r>
+              <w:rPr>
+                <w:b/>
+              </w:rPr>
+              <w:t>逐比较的分辨率量化</w:t>
+            </w:r>
+            <w:r>
+              <w:t>：σ_d 0.0147 / 0.0202 / 0.0272，MDE ≈ σ_d，并给出所需配对数</w:t>
+            </w:r>
+          </w:p>
+        </w:tc>
+        <w:tc>
+          <w:tcPr>
+            <w:tcW w:type="dxa" w:w="2880"/>
+          </w:tcPr>
+          <w:p>
+            <w:r>
+              <w:t>方法学</w:t>
+            </w:r>
+          </w:p>
+        </w:tc>
+      </w:tr>
+      <w:tr>
+        <w:tc>
+          <w:tcPr>
+            <w:tcW w:type="dxa" w:w="2880"/>
+          </w:tcPr>
+          <w:p>
+            <w:r>
+              <w:rPr>
+                <w:b/>
+              </w:rPr>
+              <w:t>C3</w:t>
+            </w:r>
+          </w:p>
+        </w:tc>
+        <w:tc>
+          <w:tcPr>
+            <w:tcW w:type="dxa" w:w="2880"/>
+          </w:tcPr>
+          <w:p>
+            <w:r>
+              <w:rPr>
+                <w:b/>
+              </w:rPr>
+              <w:t>σ_d 随方法相似度缩放</w:t>
+            </w:r>
+            <w:r>
+              <w:t>（ρ ≈ 0.90 / 0.81 / 0.66）⇒ 样本量规划必须逐比较做</w:t>
+            </w:r>
+          </w:p>
+        </w:tc>
+        <w:tc>
+          <w:tcPr>
+            <w:tcW w:type="dxa" w:w="2880"/>
+          </w:tcPr>
+          <w:p>
+            <w:r>
+              <w:t>方法学</w:t>
+            </w:r>
+          </w:p>
+        </w:tc>
+      </w:tr>
+      <w:tr>
+        <w:tc>
+          <w:tcPr>
+            <w:tcW w:type="dxa" w:w="2880"/>
+          </w:tcPr>
+          <w:p>
+            <w:r>
+              <w:rPr>
+                <w:b/>
+              </w:rPr>
+              <w:t>C4</w:t>
+            </w:r>
+          </w:p>
+        </w:tc>
+        <w:tc>
+          <w:tcPr>
+            <w:tcW w:type="dxa" w:w="2880"/>
+          </w:tcPr>
+          <w:p>
+            <w:r>
+              <w:rPr>
+                <w:b/>
+              </w:rPr>
+              <w:t>四个带 95% CI 的精确零</w:t>
+            </w:r>
+            <w:r>
+              <w:t>：序数 margin、精度聚合、公平性、相对同族基线的增量</w:t>
+            </w:r>
+          </w:p>
+        </w:tc>
+        <w:tc>
+          <w:tcPr>
+            <w:tcW w:type="dxa" w:w="2880"/>
+          </w:tcPr>
+          <w:p>
+            <w:r>
+              <w:t>阴性</w:t>
+            </w:r>
+          </w:p>
+        </w:tc>
+      </w:tr>
+      <w:tr>
+        <w:tc>
+          <w:tcPr>
+            <w:tcW w:type="dxa" w:w="2880"/>
+          </w:tcPr>
+          <w:p>
+            <w:r>
+              <w:rPr>
+                <w:b/>
+              </w:rPr>
+              <w:t>C5</w:t>
+            </w:r>
+          </w:p>
+        </w:tc>
+        <w:tc>
+          <w:tcPr>
+            <w:tcW w:type="dxa" w:w="2880"/>
+          </w:tcPr>
+          <w:p>
+            <w:r>
+              <w:t>真实五中心 + 未见中心的联邦序数 DR 基准协议与开源实现</w:t>
+            </w:r>
+          </w:p>
+        </w:tc>
+        <w:tc>
+          <w:tcPr>
+            <w:tcW w:type="dxa" w:w="2880"/>
+          </w:tcPr>
+          <w:p>
+            <w:r>
+              <w:t>协议</w:t>
+            </w:r>
+          </w:p>
+        </w:tc>
+      </w:tr>
+      <w:tr>
+        <w:tc>
+          <w:tcPr>
+            <w:tcW w:type="dxa" w:w="2880"/>
+          </w:tcPr>
+          <w:p>
+            <w:r>
+              <w:rPr>
+                <w:b/>
+              </w:rPr>
+              <w:t>C6</w:t>
+            </w:r>
+          </w:p>
+        </w:tc>
+        <w:tc>
+          <w:tcPr>
+            <w:tcW w:type="dxa" w:w="2880"/>
+          </w:tcPr>
+          <w:p>
+            <w:r>
+              <w:t>两项审计：APTOS 跨 split 泄漏、RETFound 锚点协议错配</w:t>
+            </w:r>
+          </w:p>
+        </w:tc>
+        <w:tc>
+          <w:tcPr>
+            <w:tcW w:type="dxa" w:w="2880"/>
+          </w:tcPr>
+          <w:p>
+            <w:r>
+              <w:t>可信度</w:t>
+            </w:r>
+          </w:p>
+        </w:tc>
+      </w:tr>
+      <w:tr>
+        <w:tc>
+          <w:tcPr>
+            <w:tcW w:type="dxa" w:w="2880"/>
+          </w:tcPr>
+          <w:p>
+            <w:r>
+              <w:rPr>
+                <w:b/>
+              </w:rPr>
+              <w:t>C7</w:t>
+            </w:r>
+          </w:p>
+        </w:tc>
+        <w:tc>
+          <w:tcPr>
+            <w:tcW w:type="dxa" w:w="2880"/>
+          </w:tcPr>
+          <w:p>
+            <w:r>
+              <w:t>可复现性发现：15 个已修缺陷中 11 个是静默失败</w:t>
+            </w:r>
+          </w:p>
+        </w:tc>
+        <w:tc>
+          <w:tcPr>
+            <w:tcW w:type="dxa" w:w="2880"/>
+          </w:tcPr>
+          <w:p>
+            <w:r>
+              <w:t>可信度</w:t>
+            </w:r>
+          </w:p>
+        </w:tc>
+      </w:tr>
+    </w:tbl>
+    <w:p/>
+    <w:p>
+      <w:r>
+        <w:t xml:space="preserve">⚠️ </w:t>
+      </w:r>
+      <w:r>
+        <w:rPr>
+          <w:b/>
+        </w:rPr>
+        <w:t>年份与机制层级完全共线</w:t>
+      </w:r>
+      <w:r>
+        <w:t>（FedProx 2018 / MOON 2021 / FedProto 2022）。</w:t>
+      </w:r>
+    </w:p>
+    <w:p>
+      <w:r>
+        <w:t>现有数据排除不掉"其实是新方法比旧方法好"。拆开它需要"年份新但机制在参数层"</w:t>
+      </w:r>
+    </w:p>
+    <w:p>
+      <w:r>
+        <w:t xml:space="preserve">的方法——B 层 </w:t>
+      </w:r>
+      <w:r>
+        <w:rPr>
+          <w:b/>
+        </w:rPr>
+        <w:t>FedALA（2023）</w:t>
+      </w:r>
+      <w:r>
+        <w:t xml:space="preserve"> 正是这样一格，但仅 n=5，</w:t>
+      </w:r>
+      <w:r>
+        <w:rPr>
+          <w:b/>
+        </w:rPr>
+        <w:t>不升级、不改预注册</w:t>
+      </w:r>
+      <w:r>
+        <w:t>；</w:t>
+      </w:r>
+    </w:p>
+    <w:p>
+      <w:r>
+        <w:t>须写进 Limitation。</w:t>
+      </w:r>
+    </w:p>
+    <w:p>
+      <w:pPr>
+        <w:pStyle w:val="Heading3"/>
+      </w:pPr>
+      <w:r>
+        <w:t>2　Related Work</w:t>
+      </w:r>
+    </w:p>
+    <w:p>
+      <w:r>
+        <w:t>四小节，每节最后一句都要落到"因此本文测量 X"：</w:t>
       </w:r>
     </w:p>
     <w:p>
@@ -591,7 +1139,22 @@
         <w:ind w:left="360"/>
       </w:pPr>
       <w:r>
-        <w:t>C1　给出真实五中心 + 未见中心的联邦序数 DR 基准协议与开源实现</w:t>
+        <w:rPr>
+          <w:b/>
+        </w:rPr>
+        <w:t>2.1 联邦学习在医学影像</w:t>
+      </w:r>
+      <w:r>
+        <w:t xml:space="preserve">：FedAvg / </w:t>
+      </w:r>
+      <w:r>
+        <w:rPr>
+          <w:b/>
+        </w:rPr>
+        <w:t>FedProx（参数层近端正则的代表；本设置默认 μ=0.01 下相对 FedAvg ≈ +0.0003，见 §4.0）</w:t>
+      </w:r>
+      <w:r>
+        <w:t xml:space="preserve"> / FedBN / SCAFFOLD / MOON（表示层，面板待完成） / FedALA（2023，年份–机制拆解候选，B 层 n=5） / Ditto / q-FedAvg。要点：并非每一个"现代"方法都能打赢 FedAvg。</w:t>
       </w:r>
     </w:p>
     <w:p>
@@ -600,7 +1163,18 @@
         <w:ind w:left="360"/>
       </w:pPr>
       <w:r>
-        <w:t>C2　量化主端点的 seed 噪声，并给出检出指定效应所需的重复数</w:t>
+        <w:rPr>
+          <w:b/>
+        </w:rPr>
+        <w:t>2.2 原型联邦与域泛化</w:t>
+      </w:r>
+      <w:r>
+        <w:t>：FedProto、I2PFL、MPFT、FedSDAF、FedDG-ELCFS。</w:t>
+      </w:r>
+    </w:p>
+    <w:p>
+      <w:r>
+        <w:t xml:space="preserve">  FedProto 在本基准上解释了 +0.029 增益的约 98%。</w:t>
       </w:r>
     </w:p>
     <w:p>
@@ -609,7 +1183,18 @@
         <w:ind w:left="360"/>
       </w:pPr>
       <w:r>
-        <w:t>C3　四个带 95% CI 的精确零，覆盖序数几何、精度聚合、公平性、相对同族基线的增量</w:t>
+        <w:rPr>
+          <w:b/>
+        </w:rPr>
+        <w:t>2.3 序数与校准</w:t>
+      </w:r>
+      <w:r>
+        <w:t>：CORAL、binomial unimodal、squared EMD、exp_MSE（NLDL 2026）、</w:t>
+      </w:r>
+    </w:p>
+    <w:p>
+      <w:r>
+        <w:t xml:space="preserve">  FedCal（ICML 2024 的聚合损害校准下界）、FedPALS</w:t>
       </w:r>
     </w:p>
     <w:p>
@@ -618,7 +1203,18 @@
         <w:ind w:left="360"/>
       </w:pPr>
       <w:r>
-        <w:t>C4　两项数据与协议审计：APTOS 跨 split 泄漏、RETFound 锚点的协议错配</w:t>
+        <w:rPr>
+          <w:b/>
+        </w:rPr>
+        <w:t>2.4 评测方法学</w:t>
+      </w:r>
+      <w:r>
+        <w:t>：这里是本文的落点。指出上述工作的重复次数分布，</w:t>
+      </w:r>
+    </w:p>
+    <w:p>
+      <w:r>
+        <w:t xml:space="preserve">  说明"效应量 / 噪声"这个比值很少被逐比较报告</w:t>
       </w:r>
     </w:p>
     <w:p>
@@ -626,12 +1222,7 @@
         <w:pStyle w:val="Heading3"/>
       </w:pPr>
       <w:r>
-        <w:t>2　Related Work</w:t>
-      </w:r>
-    </w:p>
-    <w:p>
-      <w:r>
-        <w:t>四小节，每节最后一句都要落到"因此本文测量 X"：</w:t>
+        <w:t>3　Benchmark Protocol（本文的协议贡献）</w:t>
       </w:r>
     </w:p>
     <w:p>
@@ -643,10 +1234,10 @@
         <w:rPr>
           <w:b/>
         </w:rPr>
-        <w:t>2.1 联邦学习在医学影像</w:t>
-      </w:r>
-      <w:r>
-        <w:t>：FedAvg / FedProx / FedBN / SCAFFOLD / MOON / FedALA / Ditto / q-FedAvg</w:t>
+        <w:t>3.1 数据与切分</w:t>
+      </w:r>
+      <w:r>
+        <w:t>：五中心 53,508 张；EyePACS 病人级切分；Messidor-2 零参与训练</w:t>
       </w:r>
     </w:p>
     <w:p>
@@ -658,10 +1249,15 @@
         <w:rPr>
           <w:b/>
         </w:rPr>
-        <w:t>2.2 原型联邦与域泛化</w:t>
-      </w:r>
-      <w:r>
-        <w:t>：FedProto、I2PFL、MPFT、FedSDAF、FedDG-ELCFS</w:t>
+        <w:t>3.2 数据审计</w:t>
+      </w:r>
+      <w:r>
+        <w:t>：APTOS 123 重复组 / 66 跨 split / 30 标签冲突 → 剔除 62 张。</w:t>
+      </w:r>
+    </w:p>
+    <w:p>
+      <w:r>
+        <w:t xml:space="preserve">  附与"完全不做分组"理论期望 56.6±5.5 的对照，证明审计自洽</w:t>
       </w:r>
     </w:p>
     <w:p>
@@ -673,15 +1269,24 @@
         <w:rPr>
           <w:b/>
         </w:rPr>
-        <w:t>2.3 序数与校准</w:t>
-      </w:r>
-      <w:r>
-        <w:t>：CORAL、binomial unimodal、squared EMD、exp_MSE（NLDL 2026）、</w:t>
+        <w:t>3.3 统一骨干</w:t>
+      </w:r>
+      <w:r>
+        <w:t xml:space="preserve">：RETFound ViT-L/16 + LoRA(r=8, 末 12 块)，0.70M/303.90M = </w:t>
+      </w:r>
+      <w:r>
+        <w:rPr>
+          <w:b/>
+        </w:rPr>
+        <w:t>0.23%</w:t>
+      </w:r>
+      <w:r>
+        <w:t>，</w:t>
       </w:r>
     </w:p>
     <w:p>
       <w:r>
-        <w:t xml:space="preserve">  FedCal（ICML 2024 的聚合损害校准下界）、FedPALS</w:t>
+        <w:t xml:space="preserve">  上传 2.27 MB/轮。所有方法共用，排除骨干差异混杂</w:t>
       </w:r>
     </w:p>
     <w:p>
@@ -693,23 +1298,10 @@
         <w:rPr>
           <w:b/>
         </w:rPr>
-        <w:t>2.4 评测方法学</w:t>
-      </w:r>
-      <w:r>
-        <w:t>：这里是本文的落点。指出上述工作的重复次数分布，</w:t>
-      </w:r>
-    </w:p>
-    <w:p>
-      <w:r>
-        <w:t xml:space="preserve">  说明"效应量 / 噪声"这个比值从未被报告过</w:t>
-      </w:r>
-    </w:p>
-    <w:p>
-      <w:pPr>
-        <w:pStyle w:val="Heading3"/>
-      </w:pPr>
-      <w:r>
-        <w:t>3　Benchmark Protocol（本文的协议贡献）</w:t>
+        <w:t>3.4 端点</w:t>
+      </w:r>
+      <w:r>
+        <w:t>：主 = Messidor-2 未见中心 QWK；辅 = worst-client QWK、AUROC、Brier、ECE</w:t>
       </w:r>
     </w:p>
     <w:p>
@@ -721,10 +1313,25 @@
         <w:rPr>
           <w:b/>
         </w:rPr>
-        <w:t>3.1 数据与切分</w:t>
-      </w:r>
-      <w:r>
-        <w:t>：五中心 53,508 张；EyePACS 病人级切分；Messidor-2 零参与训练</w:t>
+        <w:t>3.5 统计协议</w:t>
+      </w:r>
+      <w:r>
+        <w:t>：同 seed 配对、预注册、独立确认 seed（3–12 从未参与筛选）、</w:t>
+      </w:r>
+    </w:p>
+    <w:p>
+      <w:r>
+        <w:t xml:space="preserve">  Holm–Bonferroni；样本量由 </w:t>
+      </w:r>
+      <w:r>
+        <w:rPr>
+          <w:rFonts w:ascii="Menlo" w:hAnsi="Menlo"/>
+          <w:color w:val="C7254E"/>
+        </w:rPr>
+        <w:t>fedosp.stats.pairs_needed</w:t>
+      </w:r>
+      <w:r>
+        <w:t>（精确非中心 t）给出</w:t>
       </w:r>
     </w:p>
     <w:p>
@@ -736,15 +1343,569 @@
         <w:rPr>
           <w:b/>
         </w:rPr>
-        <w:t>3.2 数据审计</w:t>
-      </w:r>
-      <w:r>
-        <w:t>：APTOS 123 重复组 / 66 跨 split / 30 标签冲突 → 剔除 62 张。</w:t>
+        <w:t>3.6 锚点校验</w:t>
+      </w:r>
+      <w:r>
+        <w:t>：按测试集规模缩放的容差 $\max(0.02, 2.5\cdot\mathrm{SE})$，</w:t>
       </w:r>
     </w:p>
     <w:p>
       <w:r>
-        <w:t xml:space="preserve">  附与"完全不做分组"理论期望 56.6±5.5 的对照，证明审计自洽</w:t>
+        <w:t xml:space="preserve">  Hanley–McNeil SE。说明固定容差在 n=103 时误报率 63%</w:t>
+      </w:r>
+    </w:p>
+    <w:p>
+      <w:pPr>
+        <w:pStyle w:val="Heading3"/>
+      </w:pPr>
+      <w:r>
+        <w:t>4　Experiments</w:t>
+      </w:r>
+    </w:p>
+    <w:p>
+      <w:pPr>
+        <w:pStyle w:val="Heading4"/>
+      </w:pPr>
+      <w:r>
+        <w:t>4.0　机制层归因（★ 主阳性结果）</w:t>
+      </w:r>
+    </w:p>
+    <w:p>
+      <w:r>
+        <w:t>三个比较共用同一批 FedOSP-R run、同一组 seed（3–12）：</w:t>
+      </w:r>
+    </w:p>
+    <w:tbl>
+      <w:tblPr>
+        <w:tblStyle w:val="LightGrid-Accent1"/>
+        <w:tblW w:type="auto" w:w="0"/>
+        <w:tblLook w:firstColumn="1" w:firstRow="1" w:lastColumn="0" w:lastRow="0" w:noHBand="0" w:noVBand="1" w:val="04A0"/>
+      </w:tblPr>
+      <w:tblGrid>
+        <w:gridCol w:w="1440"/>
+        <w:gridCol w:w="1440"/>
+        <w:gridCol w:w="1440"/>
+        <w:gridCol w:w="1440"/>
+        <w:gridCol w:w="1440"/>
+        <w:gridCol w:w="1440"/>
+      </w:tblGrid>
+      <w:tr>
+        <w:tc>
+          <w:tcPr>
+            <w:tcW w:type="dxa" w:w="1440"/>
+          </w:tcPr>
+          <w:p>
+            <w:r>
+              <w:rPr>
+                <w:b/>
+              </w:rPr>
+              <w:t>比较</w:t>
+            </w:r>
+          </w:p>
+        </w:tc>
+        <w:tc>
+          <w:tcPr>
+            <w:tcW w:type="dxa" w:w="1440"/>
+          </w:tcPr>
+          <w:p>
+            <w:r>
+              <w:rPr>
+                <w:b/>
+              </w:rPr>
+              <w:t>年份</w:t>
+            </w:r>
+          </w:p>
+        </w:tc>
+        <w:tc>
+          <w:tcPr>
+            <w:tcW w:type="dxa" w:w="1440"/>
+          </w:tcPr>
+          <w:p>
+            <w:r>
+              <w:rPr>
+                <w:b/>
+              </w:rPr>
+              <w:t>机制层级</w:t>
+            </w:r>
+          </w:p>
+        </w:tc>
+        <w:tc>
+          <w:tcPr>
+            <w:tcW w:type="dxa" w:w="1440"/>
+          </w:tcPr>
+          <w:p>
+            <w:r>
+              <w:rPr>
+                <w:b/>
+              </w:rPr>
+              <w:t>效应</w:t>
+            </w:r>
+          </w:p>
+        </w:tc>
+        <w:tc>
+          <w:tcPr>
+            <w:tcW w:type="dxa" w:w="1440"/>
+          </w:tcPr>
+          <w:p>
+            <w:r>
+              <w:rPr>
+                <w:b/>
+              </w:rPr>
+              <w:t>95% CI</w:t>
+            </w:r>
+          </w:p>
+        </w:tc>
+        <w:tc>
+          <w:tcPr>
+            <w:tcW w:type="dxa" w:w="1440"/>
+          </w:tcPr>
+          <w:p>
+            <w:r>
+              <w:rPr>
+                <w:b/>
+              </w:rPr>
+              <w:t>同向</w:t>
+            </w:r>
+          </w:p>
+        </w:tc>
+      </w:tr>
+      <w:tr>
+        <w:tc>
+          <w:tcPr>
+            <w:tcW w:type="dxa" w:w="1440"/>
+          </w:tcPr>
+          <w:p>
+            <w:r>
+              <w:t>FedOSP-R − FedAvg</w:t>
+            </w:r>
+          </w:p>
+        </w:tc>
+        <w:tc>
+          <w:tcPr>
+            <w:tcW w:type="dxa" w:w="1440"/>
+          </w:tcPr>
+          <w:p>
+            <w:r>
+              <w:t>2017</w:t>
+            </w:r>
+          </w:p>
+        </w:tc>
+        <w:tc>
+          <w:tcPr>
+            <w:tcW w:type="dxa" w:w="1440"/>
+          </w:tcPr>
+          <w:p>
+            <w:r>
+              <w:t>—</w:t>
+            </w:r>
+          </w:p>
+        </w:tc>
+        <w:tc>
+          <w:tcPr>
+            <w:tcW w:type="dxa" w:w="1440"/>
+          </w:tcPr>
+          <w:p>
+            <w:r>
+              <w:rPr>
+                <w:b/>
+              </w:rPr>
+              <w:t>+0.0290</w:t>
+            </w:r>
+          </w:p>
+        </w:tc>
+        <w:tc>
+          <w:tcPr>
+            <w:tcW w:type="dxa" w:w="1440"/>
+          </w:tcPr>
+          <w:p>
+            <w:r>
+              <w:t>[+0.0096, +0.0485]</w:t>
+            </w:r>
+          </w:p>
+        </w:tc>
+        <w:tc>
+          <w:tcPr>
+            <w:tcW w:type="dxa" w:w="1440"/>
+          </w:tcPr>
+          <w:p>
+            <w:r>
+              <w:t>9/10</w:t>
+            </w:r>
+          </w:p>
+        </w:tc>
+      </w:tr>
+      <w:tr>
+        <w:tc>
+          <w:tcPr>
+            <w:tcW w:type="dxa" w:w="1440"/>
+          </w:tcPr>
+          <w:p>
+            <w:r>
+              <w:t xml:space="preserve">FedOSP-R − </w:t>
+            </w:r>
+            <w:r>
+              <w:rPr>
+                <w:b/>
+              </w:rPr>
+              <w:t>FedProx</w:t>
+            </w:r>
+            <w:r>
+              <w:t xml:space="preserve"> (μ=0.01)</w:t>
+            </w:r>
+          </w:p>
+        </w:tc>
+        <w:tc>
+          <w:tcPr>
+            <w:tcW w:type="dxa" w:w="1440"/>
+          </w:tcPr>
+          <w:p>
+            <w:r>
+              <w:t>2018</w:t>
+            </w:r>
+          </w:p>
+        </w:tc>
+        <w:tc>
+          <w:tcPr>
+            <w:tcW w:type="dxa" w:w="1440"/>
+          </w:tcPr>
+          <w:p>
+            <w:r>
+              <w:rPr>
+                <w:b/>
+              </w:rPr>
+              <w:t>参数层</w:t>
+            </w:r>
+          </w:p>
+        </w:tc>
+        <w:tc>
+          <w:tcPr>
+            <w:tcW w:type="dxa" w:w="1440"/>
+          </w:tcPr>
+          <w:p>
+            <w:r>
+              <w:rPr>
+                <w:b/>
+              </w:rPr>
+              <w:t>+0.0287</w:t>
+            </w:r>
+          </w:p>
+        </w:tc>
+        <w:tc>
+          <w:tcPr>
+            <w:tcW w:type="dxa" w:w="1440"/>
+          </w:tcPr>
+          <w:p>
+            <w:r>
+              <w:t>[+0.0142, +0.0431]</w:t>
+            </w:r>
+          </w:p>
+        </w:tc>
+        <w:tc>
+          <w:tcPr>
+            <w:tcW w:type="dxa" w:w="1440"/>
+          </w:tcPr>
+          <w:p>
+            <w:r>
+              <w:rPr>
+                <w:b/>
+              </w:rPr>
+              <w:t>10/10</w:t>
+            </w:r>
+          </w:p>
+        </w:tc>
+      </w:tr>
+      <w:tr>
+        <w:tc>
+          <w:tcPr>
+            <w:tcW w:type="dxa" w:w="1440"/>
+          </w:tcPr>
+          <w:p>
+            <w:r>
+              <w:t xml:space="preserve">FedOSP-R − </w:t>
+            </w:r>
+            <w:r>
+              <w:rPr>
+                <w:b/>
+              </w:rPr>
+              <w:t>FedProto</w:t>
+            </w:r>
+          </w:p>
+        </w:tc>
+        <w:tc>
+          <w:tcPr>
+            <w:tcW w:type="dxa" w:w="1440"/>
+          </w:tcPr>
+          <w:p>
+            <w:r>
+              <w:t>2022</w:t>
+            </w:r>
+          </w:p>
+        </w:tc>
+        <w:tc>
+          <w:tcPr>
+            <w:tcW w:type="dxa" w:w="1440"/>
+          </w:tcPr>
+          <w:p>
+            <w:r>
+              <w:rPr>
+                <w:b/>
+              </w:rPr>
+              <w:t>类原型层</w:t>
+            </w:r>
+          </w:p>
+        </w:tc>
+        <w:tc>
+          <w:tcPr>
+            <w:tcW w:type="dxa" w:w="1440"/>
+          </w:tcPr>
+          <w:p>
+            <w:r>
+              <w:rPr>
+                <w:b/>
+              </w:rPr>
+              <w:t>+0.00045</w:t>
+            </w:r>
+          </w:p>
+        </w:tc>
+        <w:tc>
+          <w:tcPr>
+            <w:tcW w:type="dxa" w:w="1440"/>
+          </w:tcPr>
+          <w:p>
+            <w:r>
+              <w:t>[−0.0101, +0.0110]</w:t>
+            </w:r>
+          </w:p>
+        </w:tc>
+        <w:tc>
+          <w:tcPr>
+            <w:tcW w:type="dxa" w:w="1440"/>
+          </w:tcPr>
+          <w:p>
+            <w:r>
+              <w:t>5/10</w:t>
+            </w:r>
+          </w:p>
+        </w:tc>
+      </w:tr>
+      <w:tr>
+        <w:tc>
+          <w:tcPr>
+            <w:tcW w:type="dxa" w:w="1440"/>
+          </w:tcPr>
+          <w:p>
+            <w:r>
+              <w:t>⇒ FedProx − FedAvg（推得）</w:t>
+            </w:r>
+          </w:p>
+        </w:tc>
+        <w:tc>
+          <w:tcPr>
+            <w:tcW w:type="dxa" w:w="1440"/>
+          </w:tcPr>
+          <w:p/>
+        </w:tc>
+        <w:tc>
+          <w:tcPr>
+            <w:tcW w:type="dxa" w:w="1440"/>
+          </w:tcPr>
+          <w:p/>
+        </w:tc>
+        <w:tc>
+          <w:tcPr>
+            <w:tcW w:type="dxa" w:w="1440"/>
+          </w:tcPr>
+          <w:p>
+            <w:r>
+              <w:t xml:space="preserve">≈ </w:t>
+            </w:r>
+            <w:r>
+              <w:rPr>
+                <w:b/>
+              </w:rPr>
+              <w:t>+0.0003</w:t>
+            </w:r>
+          </w:p>
+        </w:tc>
+        <w:tc>
+          <w:tcPr>
+            <w:tcW w:type="dxa" w:w="1440"/>
+          </w:tcPr>
+          <w:p>
+            <w:r>
+              <w:t>—（尚无配对 CI）</w:t>
+            </w:r>
+          </w:p>
+        </w:tc>
+        <w:tc>
+          <w:tcPr>
+            <w:tcW w:type="dxa" w:w="1440"/>
+          </w:tcPr>
+          <w:p>
+            <w:r>
+              <w:t>—</w:t>
+            </w:r>
+          </w:p>
+        </w:tc>
+      </w:tr>
+      <w:tr>
+        <w:tc>
+          <w:tcPr>
+            <w:tcW w:type="dxa" w:w="1440"/>
+          </w:tcPr>
+          <w:p>
+            <w:r>
+              <w:t>⇒ FedProto − FedAvg（推得）</w:t>
+            </w:r>
+          </w:p>
+        </w:tc>
+        <w:tc>
+          <w:tcPr>
+            <w:tcW w:type="dxa" w:w="1440"/>
+          </w:tcPr>
+          <w:p/>
+        </w:tc>
+        <w:tc>
+          <w:tcPr>
+            <w:tcW w:type="dxa" w:w="1440"/>
+          </w:tcPr>
+          <w:p/>
+        </w:tc>
+        <w:tc>
+          <w:tcPr>
+            <w:tcW w:type="dxa" w:w="1440"/>
+          </w:tcPr>
+          <w:p>
+            <w:r>
+              <w:t xml:space="preserve">≈ </w:t>
+            </w:r>
+            <w:r>
+              <w:rPr>
+                <w:b/>
+              </w:rPr>
+              <w:t>+0.0286</w:t>
+            </w:r>
+          </w:p>
+        </w:tc>
+        <w:tc>
+          <w:tcPr>
+            <w:tcW w:type="dxa" w:w="1440"/>
+          </w:tcPr>
+          <w:p>
+            <w:r>
+              <w:t>—</w:t>
+            </w:r>
+          </w:p>
+        </w:tc>
+        <w:tc>
+          <w:tcPr>
+            <w:tcW w:type="dxa" w:w="1440"/>
+          </w:tcPr>
+          <w:p>
+            <w:r>
+              <w:t>—</w:t>
+            </w:r>
+          </w:p>
+        </w:tc>
+      </w:tr>
+    </w:tbl>
+    <w:p/>
+    <w:p>
+      <w:r>
+        <w:t>读法：参数层机制在本设置下几乎零贡献（≈ 1.0%）；类原型机制解释约 98.4%。</w:t>
+      </w:r>
+    </w:p>
+    <w:p>
+      <w:r>
+        <w:rPr>
+          <w:b/>
+        </w:rPr>
+        <w:t>创新性裁决未变</w:t>
+      </w:r>
+      <w:r>
+        <w:t>——我们加在 FedProto 之上的组件无一有可测贡献。</w:t>
+      </w:r>
+    </w:p>
+    <w:p>
+      <w:r>
+        <w:t xml:space="preserve">⚠️ </w:t>
+      </w:r>
+      <w:r>
+        <w:rPr>
+          <w:b/>
+        </w:rPr>
+        <w:t>年份–机制共线</w:t>
+      </w:r>
+      <w:r>
+        <w:t>：FedProx 2018 / MOON 2021 / FedProto 2022 完美共线。</w:t>
+      </w:r>
+    </w:p>
+    <w:p>
+      <w:r>
+        <w:t>MOON 无论落在哪一边，年份混杂都仍在（判据已预注册于</w:t>
+      </w:r>
+    </w:p>
+    <w:p>
+      <w:r>
+        <w:rPr>
+          <w:rFonts w:ascii="Menlo" w:hAnsi="Menlo"/>
+          <w:color w:val="C7254E"/>
+        </w:rPr>
+        <w:t>预注册_MOON机制判别_2026-09-27.md</w:t>
+      </w:r>
+      <w:r>
+        <w:t>，</w:t>
+      </w:r>
+      <w:r>
+        <w:rPr>
+          <w:b/>
+        </w:rPr>
+        <w:t>写于读数之前</w:t>
+      </w:r>
+      <w:r>
+        <w:t>；至今不发明任何 MOON 结果）。</w:t>
+      </w:r>
+    </w:p>
+    <w:p>
+      <w:r>
+        <w:t>拆解候选是 B 层 FedALA（2023，参数层），现仅 n=5，延后、不升级。</w:t>
+      </w:r>
+    </w:p>
+    <w:p>
+      <w:r>
+        <w:t>阳性对照写法：同一协议对 FedAvg 与 FedProx 都检出约 0.029；</w:t>
+      </w:r>
+    </w:p>
+    <w:p>
+      <w:r>
+        <w:t>因共用 FedOSP-R 臂且 FedProx≈FedAvg，Corr($d_A,d_B$) 可能很高——</w:t>
+      </w:r>
+    </w:p>
+    <w:p>
+      <w:r>
+        <w:t>记为</w:t>
+      </w:r>
+      <w:r>
+        <w:rPr>
+          <w:b/>
+        </w:rPr>
+        <w:t>一次灵敏度演示 + 一次机制对照</w:t>
+      </w:r>
+      <w:r>
+        <w:t>，不是两次独立阳性。</w:t>
+      </w:r>
+    </w:p>
+    <w:p>
+      <w:pPr>
+        <w:pStyle w:val="Heading4"/>
+      </w:pPr>
+      <w:r>
+        <w:t>4.1　方法横评</w:t>
+      </w:r>
+    </w:p>
+    <w:p>
+      <w:r>
+        <w:t>（表 2）：13 个方法；A 层 n=10，B 层 n=5；全部配对差 + CI。</w:t>
       </w:r>
     </w:p>
     <w:p>
@@ -756,24 +1917,10 @@
         <w:rPr>
           <w:b/>
         </w:rPr>
-        <w:t>3.3 统一骨干</w:t>
-      </w:r>
-      <w:r>
-        <w:t xml:space="preserve">：RETFound ViT-L/16 + LoRA(r=8, 末 12 块)，0.70M/303.90M = </w:t>
-      </w:r>
-      <w:r>
-        <w:rPr>
-          <w:b/>
-        </w:rPr>
-        <w:t>0.23%</w:t>
-      </w:r>
-      <w:r>
-        <w:t>，</w:t>
-      </w:r>
-    </w:p>
-    <w:p>
-      <w:r>
-        <w:t xml:space="preserve">  上传 2.27 MB/轮。所有方法共用，排除骨干差异混杂</w:t>
+        <w:t>FedProx 已有 n=10 结果</w:t>
+      </w:r>
+      <w:r>
+        <w:t>（协作方面板；默认 μ=0.01，本设置 only）。</w:t>
       </w:r>
     </w:p>
     <w:p>
@@ -785,10 +1932,31 @@
         <w:rPr>
           <w:b/>
         </w:rPr>
-        <w:t>3.4 端点</w:t>
-      </w:r>
-      <w:r>
-        <w:t>：主 = Messidor-2 未见中心 QWK；辅 = worst-client QWK、AUROC、Brier、ECE</w:t>
+        <w:t>MOON 待面板完成</w:t>
+      </w:r>
+      <w:r>
+        <w:t>（seed 10/12）；判据已预注册；面板</w:t>
+      </w:r>
+      <w:r>
+        <w:rPr>
+          <w:b/>
+        </w:rPr>
+        <w:t>不带</w:t>
+      </w:r>
+    </w:p>
+    <w:p>
+      <w:r>
+        <w:t xml:space="preserve">  </w:t>
+      </w:r>
+      <w:r>
+        <w:rPr>
+          <w:rFonts w:ascii="Menlo" w:hAnsi="Menlo"/>
+          <w:color w:val="C7254E"/>
+        </w:rPr>
+        <w:t>--eval-external-every</w:t>
+      </w:r>
+      <w:r>
+        <w:t>，故不能为方差分解供数（不得为此改面板）。</w:t>
       </w:r>
     </w:p>
     <w:p>
@@ -797,148 +1965,426 @@
         <w:ind w:left="360"/>
       </w:pPr>
       <w:r>
+        <w:t>其余方法仍待跑（见台账 §12）。</w:t>
+      </w:r>
+    </w:p>
+    <w:p>
+      <w:pPr>
+        <w:pStyle w:val="Heading4"/>
+      </w:pPr>
+      <w:r>
+        <w:t>4.2　噪声分解</w:t>
+      </w:r>
+    </w:p>
+    <w:p>
+      <w:r>
+        <w:t>（表 3 + 图 1）：seed 方差 vs 测试集抽样方差；双因素方差分析。</w:t>
+      </w:r>
+    </w:p>
+    <w:p>
+      <w:r>
+        <w:t xml:space="preserve">独立矩阵 </w:t>
+      </w:r>
+      <w:r>
+        <w:rPr>
+          <w:rFonts w:ascii="Menlo" w:hAnsi="Menlo"/>
+          <w:color w:val="C7254E"/>
+        </w:rPr>
+        <w:t>configs/variance_decomposition.csv</w:t>
+      </w:r>
+      <w:r>
+        <w:t>（预注册见</w:t>
+      </w:r>
+    </w:p>
+    <w:p>
+      <w:r>
+        <w:rPr>
+          <w:rFonts w:ascii="Menlo" w:hAnsi="Menlo"/>
+          <w:color w:val="C7254E"/>
+        </w:rPr>
+        <w:t>预注册_方差分解_2026-09-27.md</w:t>
+      </w:r>
+      <w:r>
+        <w:t>）。</w:t>
+      </w:r>
+    </w:p>
+    <w:p>
+      <w:pPr>
+        <w:pStyle w:val="Heading4"/>
+      </w:pPr>
+      <w:r>
+        <w:t>4.3　所需重复数（逐比较，勿用单一 σ_d）</w:t>
+      </w:r>
+    </w:p>
+    <w:p>
+      <w:r>
+        <w:t>（表 4）：由</w:t>
+      </w:r>
+      <w:r>
         <w:rPr>
           <w:b/>
         </w:rPr>
-        <w:t>3.5 统计协议</w:t>
-      </w:r>
-      <w:r>
-        <w:t>：同 seed 配对、预注册、独立确认 seed（3–12 从未参与筛选）、</w:t>
+        <w:t>逐比较</w:t>
+      </w:r>
+      <w:r>
+        <w:t xml:space="preserve"> σ_d 推出的样本量表，本文的核心交付物之一。</w:t>
+      </w:r>
+    </w:p>
+    <w:tbl>
+      <w:tblPr>
+        <w:tblStyle w:val="LightGrid-Accent1"/>
+        <w:tblW w:type="auto" w:w="0"/>
+        <w:tblLook w:firstColumn="1" w:firstRow="1" w:lastColumn="0" w:lastRow="0" w:noHBand="0" w:noVBand="1" w:val="04A0"/>
+      </w:tblPr>
+      <w:tblGrid>
+        <w:gridCol w:w="1728"/>
+        <w:gridCol w:w="1728"/>
+        <w:gridCol w:w="1728"/>
+        <w:gridCol w:w="1728"/>
+        <w:gridCol w:w="1728"/>
+      </w:tblGrid>
+      <w:tr>
+        <w:tc>
+          <w:tcPr>
+            <w:tcW w:type="dxa" w:w="1728"/>
+          </w:tcPr>
+          <w:p>
+            <w:r>
+              <w:rPr>
+                <w:b/>
+              </w:rPr>
+              <w:t>比较</w:t>
+            </w:r>
+          </w:p>
+        </w:tc>
+        <w:tc>
+          <w:tcPr>
+            <w:tcW w:type="dxa" w:w="1728"/>
+          </w:tcPr>
+          <w:p>
+            <w:r>
+              <w:rPr>
+                <w:b/>
+              </w:rPr>
+              <w:t>σ_d</w:t>
+            </w:r>
+          </w:p>
+        </w:tc>
+        <w:tc>
+          <w:tcPr>
+            <w:tcW w:type="dxa" w:w="1728"/>
+          </w:tcPr>
+          <w:p>
+            <w:r>
+              <w:rPr>
+                <w:b/>
+              </w:rPr>
+              <w:t>CI 半宽 (n=10)</w:t>
+            </w:r>
+          </w:p>
+        </w:tc>
+        <w:tc>
+          <w:tcPr>
+            <w:tcW w:type="dxa" w:w="1728"/>
+          </w:tcPr>
+          <w:p>
+            <w:r>
+              <w:rPr>
+                <w:b/>
+              </w:rPr>
+              <w:t>80% 功效 MDE（裸）</w:t>
+            </w:r>
+          </w:p>
+        </w:tc>
+        <w:tc>
+          <w:tcPr>
+            <w:tcW w:type="dxa" w:w="1728"/>
+          </w:tcPr>
+          <w:p>
+            <w:r>
+              <w:rPr>
+                <w:b/>
+              </w:rPr>
+              <w:t>MDE（Holm 族=3）</w:t>
+            </w:r>
+          </w:p>
+        </w:tc>
+      </w:tr>
+      <w:tr>
+        <w:tc>
+          <w:tcPr>
+            <w:tcW w:type="dxa" w:w="1728"/>
+          </w:tcPr>
+          <w:p>
+            <w:r>
+              <w:t>vs FedProto</w:t>
+            </w:r>
+          </w:p>
+        </w:tc>
+        <w:tc>
+          <w:tcPr>
+            <w:tcW w:type="dxa" w:w="1728"/>
+          </w:tcPr>
+          <w:p>
+            <w:r>
+              <w:t>0.0147</w:t>
+            </w:r>
+          </w:p>
+        </w:tc>
+        <w:tc>
+          <w:tcPr>
+            <w:tcW w:type="dxa" w:w="1728"/>
+          </w:tcPr>
+          <w:p>
+            <w:r>
+              <w:t>±0.0105</w:t>
+            </w:r>
+          </w:p>
+        </w:tc>
+        <w:tc>
+          <w:tcPr>
+            <w:tcW w:type="dxa" w:w="1728"/>
+          </w:tcPr>
+          <w:p>
+            <w:r>
+              <w:t>0.0146</w:t>
+            </w:r>
+          </w:p>
+        </w:tc>
+        <w:tc>
+          <w:tcPr>
+            <w:tcW w:type="dxa" w:w="1728"/>
+          </w:tcPr>
+          <w:p>
+            <w:r>
+              <w:t>0.0180</w:t>
+            </w:r>
+          </w:p>
+        </w:tc>
+      </w:tr>
+      <w:tr>
+        <w:tc>
+          <w:tcPr>
+            <w:tcW w:type="dxa" w:w="1728"/>
+          </w:tcPr>
+          <w:p>
+            <w:r>
+              <w:t>vs FedProx</w:t>
+            </w:r>
+          </w:p>
+        </w:tc>
+        <w:tc>
+          <w:tcPr>
+            <w:tcW w:type="dxa" w:w="1728"/>
+          </w:tcPr>
+          <w:p>
+            <w:r>
+              <w:t>0.0202</w:t>
+            </w:r>
+          </w:p>
+        </w:tc>
+        <w:tc>
+          <w:tcPr>
+            <w:tcW w:type="dxa" w:w="1728"/>
+          </w:tcPr>
+          <w:p>
+            <w:r>
+              <w:t>±0.0145</w:t>
+            </w:r>
+          </w:p>
+        </w:tc>
+        <w:tc>
+          <w:tcPr>
+            <w:tcW w:type="dxa" w:w="1728"/>
+          </w:tcPr>
+          <w:p>
+            <w:r>
+              <w:t>0.0201</w:t>
+            </w:r>
+          </w:p>
+        </w:tc>
+        <w:tc>
+          <w:tcPr>
+            <w:tcW w:type="dxa" w:w="1728"/>
+          </w:tcPr>
+          <w:p>
+            <w:r>
+              <w:t>0.0247</w:t>
+            </w:r>
+          </w:p>
+        </w:tc>
+      </w:tr>
+      <w:tr>
+        <w:tc>
+          <w:tcPr>
+            <w:tcW w:type="dxa" w:w="1728"/>
+          </w:tcPr>
+          <w:p>
+            <w:r>
+              <w:t>vs FedAvg</w:t>
+            </w:r>
+          </w:p>
+        </w:tc>
+        <w:tc>
+          <w:tcPr>
+            <w:tcW w:type="dxa" w:w="1728"/>
+          </w:tcPr>
+          <w:p>
+            <w:r>
+              <w:t>0.0272</w:t>
+            </w:r>
+          </w:p>
+        </w:tc>
+        <w:tc>
+          <w:tcPr>
+            <w:tcW w:type="dxa" w:w="1728"/>
+          </w:tcPr>
+          <w:p>
+            <w:r>
+              <w:t>±0.0195</w:t>
+            </w:r>
+          </w:p>
+        </w:tc>
+        <w:tc>
+          <w:tcPr>
+            <w:tcW w:type="dxa" w:w="1728"/>
+          </w:tcPr>
+          <w:p>
+            <w:r>
+              <w:t>0.0271</w:t>
+            </w:r>
+          </w:p>
+        </w:tc>
+        <w:tc>
+          <w:tcPr>
+            <w:tcW w:type="dxa" w:w="1728"/>
+          </w:tcPr>
+          <w:p>
+            <w:r>
+              <w:t>0.0333</w:t>
+            </w:r>
+          </w:p>
+        </w:tc>
+      </w:tr>
+    </w:tbl>
+    <w:p/>
+    <w:p>
+      <w:r>
+        <w:rPr>
+          <w:b/>
+        </w:rPr>
+        <w:t>经验式</w:t>
+      </w:r>
+      <w:r>
+        <w:t xml:space="preserve">：n=10 时 80% 功效 MDE ≈ </w:t>
+      </w:r>
+      <w:r>
+        <w:rPr>
+          <w:b/>
+        </w:rPr>
+        <w:t>0.996·σ_d</w:t>
+      </w:r>
+      <w:r>
+        <w:t xml:space="preserve">（裸）/ </w:t>
+      </w:r>
+      <w:r>
+        <w:rPr>
+          <w:b/>
+        </w:rPr>
+        <w:t>1.223·σ_d</w:t>
+      </w:r>
+      <w:r>
+        <w:t>（Holm 族=3），</w:t>
       </w:r>
     </w:p>
     <w:p>
       <w:r>
-        <w:t xml:space="preserve">  Holm–Bonferroni</w:t>
+        <w:t xml:space="preserve">即 </w:t>
+      </w:r>
+      <w:r>
+        <w:rPr>
+          <w:b/>
+        </w:rPr>
+        <w:t>MDE ≈ σ_d</w:t>
+      </w:r>
+      <w:r>
+        <w:t>。概括说法"约 0.025 可检 / 约 0.015 不可检"只对中等 σ_d 成立；</w:t>
+      </w:r>
+    </w:p>
+    <w:p>
+      <w:r>
+        <w:t xml:space="preserve">正文给概括、表格给逐格值。样本量一律用 </w:t>
+      </w:r>
+      <w:r>
+        <w:rPr>
+          <w:rFonts w:ascii="Menlo" w:hAnsi="Menlo"/>
+          <w:color w:val="C7254E"/>
+        </w:rPr>
+        <w:t>fedosp.stats.pairs_needed</w:t>
+      </w:r>
+      <w:r>
+        <w:t>（精确非中心 t），</w:t>
+      </w:r>
+    </w:p>
+    <w:p>
+      <w:r>
+        <w:t>不用正态近似。</w:t>
       </w:r>
     </w:p>
     <w:p>
       <w:pPr>
-        <w:pStyle w:val="ListBullet"/>
-        <w:ind w:left="360"/>
+        <w:pStyle w:val="Heading4"/>
       </w:pPr>
+      <w:r>
+        <w:t>4.4　精确零</w:t>
+      </w:r>
+    </w:p>
+    <w:p>
+      <w:r>
+        <w:t>（表 5）：四个零 + CI。</w:t>
+      </w:r>
       <w:r>
         <w:rPr>
           <w:b/>
         </w:rPr>
-        <w:t>3.6 锚点校验</w:t>
-      </w:r>
-      <w:r>
-        <w:t>：按测试集规模缩放的容差 $\max(0.02, 2.5\cdot\mathrm{SE})$，</w:t>
+        <w:t>暂不</w:t>
+      </w:r>
+      <w:r>
+        <w:t>把 FedProx − FedAvg ≈ +0.0003 列入精确零——</w:t>
       </w:r>
     </w:p>
     <w:p>
       <w:r>
-        <w:t xml:space="preserve">  Hanley–McNeil SE。说明固定容差在 n=103 时误报率 63%</w:t>
+        <w:t>尚无配对 CI。</w:t>
       </w:r>
     </w:p>
     <w:p>
       <w:pPr>
-        <w:pStyle w:val="Heading3"/>
+        <w:pStyle w:val="Heading4"/>
       </w:pPr>
       <w:r>
-        <w:t>4　Experiments</w:t>
+        <w:t>4.5　归因案例</w:t>
+      </w:r>
+    </w:p>
+    <w:p>
+      <w:r>
+        <w:t>（表 6）：即 §4.0 三格表；+0.0290 vs FedAvg，+0.00045 vs FedProto，</w:t>
+      </w:r>
+    </w:p>
+    <w:p>
+      <w:r>
+        <w:t>+0.0287 vs FedProx。</w:t>
       </w:r>
     </w:p>
     <w:p>
       <w:pPr>
-        <w:pStyle w:val="ListBullet"/>
-        <w:ind w:left="360"/>
+        <w:pStyle w:val="Heading4"/>
       </w:pPr>
       <w:r>
-        <w:rPr>
-          <w:b/>
-        </w:rPr>
-        <w:t>4.1 方法横评</w:t>
-      </w:r>
-      <w:r>
-        <w:t>（表 2，</w:t>
-      </w:r>
-      <w:r>
-        <w:rPr>
-          <w:b/>
-        </w:rPr>
-        <w:t>待跑</w:t>
-      </w:r>
-      <w:r>
-        <w:t>）：13 个方法；A 层 n=10，B 层 n=5；全部配对差 + CI</w:t>
+        <w:t>4.6　估计漂移案例</w:t>
       </w:r>
     </w:p>
     <w:p>
-      <w:r>
-        <w:t xml:space="preserve">  （其中 FedProx / MOON 由协作方的冻结预注册面板供数，n=10，见台账 §12.1）</w:t>
-      </w:r>
-    </w:p>
-    <w:p>
-      <w:pPr>
-        <w:pStyle w:val="ListBullet"/>
-        <w:ind w:left="360"/>
-      </w:pPr>
-      <w:r>
-        <w:rPr>
-          <w:b/>
-        </w:rPr>
-        <w:t>4.2 噪声分解</w:t>
-      </w:r>
-      <w:r>
-        <w:t>（表 3 + 图 1）：seed 方差 vs 测试集抽样方差；双因素方差分析</w:t>
-      </w:r>
-    </w:p>
-    <w:p>
-      <w:pPr>
-        <w:pStyle w:val="ListBullet"/>
-        <w:ind w:left="360"/>
-      </w:pPr>
-      <w:r>
-        <w:rPr>
-          <w:b/>
-        </w:rPr>
-        <w:t>4.3 所需重复数</w:t>
-      </w:r>
-      <w:r>
-        <w:t>（表 4）：由 σ_d 推出的样本量表，本文的核心交付物</w:t>
-      </w:r>
-    </w:p>
-    <w:p>
-      <w:pPr>
-        <w:pStyle w:val="ListBullet"/>
-        <w:ind w:left="360"/>
-      </w:pPr>
-      <w:r>
-        <w:rPr>
-          <w:b/>
-        </w:rPr>
-        <w:t>4.4 精确零</w:t>
-      </w:r>
-      <w:r>
-        <w:t>（表 5）：四个零 + CI</w:t>
-      </w:r>
-    </w:p>
-    <w:p>
-      <w:pPr>
-        <w:pStyle w:val="ListBullet"/>
-        <w:ind w:left="360"/>
-      </w:pPr>
-      <w:r>
-        <w:rPr>
-          <w:b/>
-        </w:rPr>
-        <w:t>4.5 归因案例</w:t>
-      </w:r>
-      <w:r>
-        <w:t>（表 6）：+0.0290 vs FedAvg，+0.00045 vs FedProto</w:t>
-      </w:r>
-    </w:p>
-    <w:p>
-      <w:pPr>
-        <w:pStyle w:val="ListBullet"/>
-        <w:ind w:left="360"/>
-      </w:pPr>
-      <w:r>
-        <w:rPr>
-          <w:b/>
-        </w:rPr>
-        <w:t>4.6 估计漂移案例</w:t>
-      </w:r>
       <w:r>
         <w:t>（图 2）：同配置三次估计 +0.022 / +0.044 / +0.029</w:t>
       </w:r>
@@ -1561,23 +3007,200 @@
     </w:p>
     <w:p>
       <w:pPr>
-        <w:pStyle w:val="Heading3"/>
+        <w:pStyle w:val="ListBullet"/>
+        <w:ind w:left="360"/>
       </w:pPr>
-      <w:r>
-        <w:t>8　Conclusion</w:t>
-      </w:r>
-    </w:p>
-    <w:p>
-      <w:r>
-        <w:t>回到 §0 那句话，加一句可执行建议：</w:t>
-      </w:r>
-    </w:p>
-    <w:p>
       <w:r>
         <w:rPr>
           <w:b/>
         </w:rPr>
-        <w:t>报告 FL 方法增益时应同时报告 seed 数与配对差 SD；效应量小于 2σ_d/√n 的结论不应作为主张。</w:t>
+        <w:t>年份与机制层级完全共线</w:t>
+      </w:r>
+      <w:r>
+        <w:t>（2018 / 2021 / 2022）；不得把三格结果写成一般性的</w:t>
+      </w:r>
+    </w:p>
+    <w:p>
+      <w:r>
+        <w:t xml:space="preserve">  "类原型优于参数层"。FedALA（2023）是拆解候选，现仅 n=5</w:t>
+      </w:r>
+    </w:p>
+    <w:p>
+      <w:pPr>
+        <w:pStyle w:val="ListBullet"/>
+        <w:ind w:left="360"/>
+      </w:pPr>
+      <w:r>
+        <w:rPr>
+          <w:b/>
+        </w:rPr>
+        <w:t>FedProx 超参范围</w:t>
+      </w:r>
+      <w:r>
+        <w:t>：只测了仓库默认 μ=0.01；措辞必须是</w:t>
+      </w:r>
+    </w:p>
+    <w:p>
+      <w:r>
+        <w:t xml:space="preserve">  "在本设置、默认超参下"，不得写成"FedProx 在联邦学习中无用"</w:t>
+      </w:r>
+    </w:p>
+    <w:p>
+      <w:pPr>
+        <w:pStyle w:val="ListBullet"/>
+        <w:ind w:left="360"/>
+      </w:pPr>
+      <w:r>
+        <w:rPr>
+          <w:b/>
+        </w:rPr>
+        <w:t>FedProx − FedAvg ≈ +0.0003 尚无配对 CI</w:t>
+      </w:r>
+      <w:r>
+        <w:t>，不得写成精确零</w:t>
+      </w:r>
+    </w:p>
+    <w:p>
+      <w:pPr>
+        <w:pStyle w:val="ListBullet"/>
+        <w:ind w:left="360"/>
+      </w:pPr>
+      <w:r>
+        <w:rPr>
+          <w:b/>
+        </w:rPr>
+        <w:t>阳性对照非独立</w:t>
+      </w:r>
+      <w:r>
+        <w:t>：两个检出共用 FedOSP-R 臂，Corr($d_A,d_B$) 可能很高；</w:t>
+      </w:r>
+    </w:p>
+    <w:p>
+      <w:r>
+        <w:t xml:space="preserve">  不得声称"两次独立验证了灵敏度"</w:t>
+      </w:r>
+    </w:p>
+    <w:p>
+      <w:pPr>
+        <w:pStyle w:val="ListBullet"/>
+        <w:ind w:left="360"/>
+      </w:pPr>
+      <w:r>
+        <w:t>任何关于 MOON 的结论：面板未完成，无人读过端点；判据已预注册</w:t>
+      </w:r>
+    </w:p>
+    <w:p>
+      <w:pPr>
+        <w:pStyle w:val="Heading3"/>
+      </w:pPr>
+      <w:r>
+        <w:t>8　Conclusion</w:t>
+      </w:r>
+    </w:p>
+    <w:p>
+      <w:r>
+        <w:t>回到 §0 那句话，加一句可执行建议：</w:t>
+      </w:r>
+    </w:p>
+    <w:p>
+      <w:r>
+        <w:t>**报告 FL 方法增益时应同时报告 seed 数 $n$ 与配对差 SD $\sigma_d$；</w:t>
+      </w:r>
+    </w:p>
+    <w:p>
+      <w:r>
+        <w:t>不要主张低于该比较之最小可检出效应（MDE）的效应——MDE 须由精确非中心 t</w:t>
+      </w:r>
+    </w:p>
+    <w:p>
+      <w:r>
+        <w:t>（</w:t>
+      </w:r>
+      <w:r>
+        <w:rPr>
+          <w:rFonts w:ascii="Menlo" w:hAnsi="Menlo"/>
+          <w:color w:val="C7254E"/>
+        </w:rPr>
+        <w:t>fedosp.stats.pairs_needed</w:t>
+      </w:r>
+      <w:r>
+        <w:t>）按该比较的 $\sigma_d$ 计算。</w:t>
+      </w:r>
+    </w:p>
+    <w:p>
+      <w:r>
+        <w:t>正态近似规则 $2\sigma_d/\sqrt{n}$ 在小 $n$ 下乐观地偏低（n=10 时约低 13%，</w:t>
+      </w:r>
+    </w:p>
+    <w:p>
+      <w:r>
+        <w:t>n=3 时约低 115%），不得照抄。**</w:t>
+      </w:r>
+    </w:p>
+    <w:p>
+      <w:pPr>
+        <w:ind w:left="360"/>
+      </w:pPr>
+      <w:r>
+        <w:rPr>
+          <w:i/>
+          <w:color w:val="555555"/>
+        </w:rPr>
+        <w:t>⚠️ 注记：仓库已有 AST 源码守卫防止代码侧再写正态近似样本量公式，</w:t>
+      </w:r>
+    </w:p>
+    <w:p>
+      <w:pPr>
+        <w:ind w:left="360"/>
+      </w:pPr>
+      <w:r>
+        <w:rPr>
+          <w:i/>
+          <w:color w:val="555555"/>
+        </w:rPr>
+        <w:t>但守卫</w:t>
+      </w:r>
+      <w:r>
+        <w:rPr>
+          <w:b/>
+          <w:i/>
+          <w:color w:val="555555"/>
+        </w:rPr>
+        <w:t>扫不到 Markdown 正文</w:t>
+      </w:r>
+      <w:r>
+        <w:rPr>
+          <w:i/>
+          <w:color w:val="555555"/>
+        </w:rPr>
+        <w:t>。本节收尾句若再改，需人工复核——</w:t>
+      </w:r>
+    </w:p>
+    <w:p>
+      <w:pPr>
+        <w:ind w:left="360"/>
+      </w:pPr>
+      <w:r>
+        <w:rPr>
+          <w:i/>
+          <w:color w:val="555555"/>
+        </w:rPr>
+        <w:t>这是同一个坑的第</w:t>
+      </w:r>
+      <w:r>
+        <w:rPr>
+          <w:b/>
+          <w:i/>
+          <w:color w:val="555555"/>
+        </w:rPr>
+        <w:t>四</w:t>
+      </w:r>
+      <w:r>
+        <w:rPr>
+          <w:i/>
+          <w:color w:val="555555"/>
+        </w:rPr>
+        <w:t>次（前三次在脚本里，见台账 §8.1）。</w:t>
       </w:r>
     </w:p>
     <w:p>
@@ -1751,13 +3374,7 @@
           </w:tcPr>
           <w:p>
             <w:r>
-              <w:t xml:space="preserve">❌ </w:t>
-            </w:r>
-            <w:r>
-              <w:rPr>
-                <w:b/>
-              </w:rPr>
-              <w:t>待跑</w:t>
+              <w:t>⚠️ FedProx 已有；其余待跑</w:t>
             </w:r>
           </w:p>
         </w:tc>
@@ -1799,7 +3416,7 @@
           </w:tcPr>
           <w:p>
             <w:r>
-              <w:t>⚠️ 需横评数据</w:t>
+              <w:t>⚠️ 需横评 / 方差分解矩阵</w:t>
             </w:r>
           </w:p>
         </w:tc>
@@ -1827,7 +3444,7 @@
               <w:rPr>
                 <w:b/>
               </w:rPr>
-              <w:t>检出指定效应所需配对数</w:t>
+              <w:t>检出指定效应所需配对数（逐比较）</w:t>
             </w:r>
           </w:p>
         </w:tc>
@@ -1837,7 +3454,7 @@
           </w:tcPr>
           <w:p>
             <w:r>
-              <w:t>台账 §8.1</w:t>
+              <w:t>台账 §8.1 / §8.3</w:t>
             </w:r>
           </w:p>
         </w:tc>
@@ -1911,7 +3528,7 @@
           </w:tcPr>
           <w:p>
             <w:r>
-              <w:t>归因链（vs FedAvg / vs FedProto）</w:t>
+              <w:t>归因链（vs FedAvg / FedProx / FedProto）</w:t>
             </w:r>
           </w:p>
         </w:tc>
@@ -2243,7 +3860,7 @@
           </w:tcPr>
           <w:p>
             <w:r>
-              <w:t>"你们只是没调好参"</w:t>
+              <w:t>"你们只是没调好参 / FedAvg 是稻草人"</w:t>
             </w:r>
           </w:p>
         </w:tc>
@@ -2253,7 +3870,7 @@
           </w:tcPr>
           <w:p>
             <w:r>
-              <w:t>全部方法共用骨干、共用切分、共用早停协议；且我们复现出了 FedProto 的 +0.029，说明管线能测出真实效应</w:t>
+              <w:t>FedProx（异质性专用，默认 μ=0.01）相对 FedAvg ≈ +0.0003，却被 FedOSP-R 以 10/10 同向打赢；弱的是参数层机制，不是我们的 FedAvg 实现。同时 FedProto 解释了 +0.029 的 98%</w:t>
             </w:r>
           </w:p>
         </w:tc>
@@ -2263,7 +3880,7 @@
           </w:tcPr>
           <w:p>
             <w:r>
-              <w:t>✅ 已有</w:t>
+              <w:t>✅ 已有（机制对照）</w:t>
             </w:r>
           </w:p>
         </w:tc>
@@ -2285,16 +3902,16 @@
           </w:tcPr>
           <w:p>
             <w:r>
-              <w:t>A 层 n=10，CI 半宽 ±0.0195，</w:t>
+              <w:t>同一套 n=10 协议给出两条下界在零以上的 CI（vs FedAvg / vs FedProx）。检不出 FedProto 那一格不是功效问题。⚠️ 两个检出因共用参照臂而相关，算</w:t>
             </w:r>
             <w:r>
               <w:rPr>
                 <w:b/>
               </w:rPr>
-              <w:t>能排除 0.02</w:t>
+              <w:t>一次灵敏度演示 + 一次机制对照</w:t>
             </w:r>
             <w:r>
-              <w:t>。且给出精确 CI 而非仅 p 值</w:t>
+              <w:t>，不过度声称独立</w:t>
             </w:r>
           </w:p>
         </w:tc>
@@ -2304,7 +3921,7 @@
           </w:tcPr>
           <w:p>
             <w:r>
-              <w:t>❌ 需 A 层跑完</w:t>
+              <w:t>✅ 部分回答（含相关性折扣）</w:t>
             </w:r>
           </w:p>
         </w:tc>
@@ -2358,16 +3975,16 @@
           </w:tcPr>
           <w:p>
             <w:r>
-              <w:t>交付物不是阴性结果本身，而是</w:t>
+              <w:t>交付物是</w:t>
             </w:r>
             <w:r>
               <w:rPr>
                 <w:b/>
               </w:rPr>
-              <w:t>样本量表</w:t>
+              <w:t>机制层归因 + 逐比较样本量表</w:t>
             </w:r>
             <w:r>
-              <w:t>——一个后续工作可直接引用的工具</w:t>
+              <w:t>——可引用的工具与结论</w:t>
             </w:r>
           </w:p>
         </w:tc>
@@ -2399,7 +4016,7 @@
           </w:tcPr>
           <w:p>
             <w:r>
-              <w:t>13 个方法覆盖参数/表示/个性化/公平/域泛化五类</w:t>
+              <w:t>13 个方法覆盖参数/表示/个性化/公平/域泛化五类；MOON 判据已预注册</w:t>
             </w:r>
           </w:p>
         </w:tc>
@@ -2409,7 +4026,7 @@
           </w:tcPr>
           <w:p>
             <w:r>
-              <w:t>❌ 需横评跑完</w:t>
+              <w:t>⚠️ 横评未完；MOON 待面板</w:t>
             </w:r>
           </w:p>
         </w:tc>
@@ -2431,7 +4048,45 @@
           </w:tcPr>
           <w:p>
             <w:r>
-              <w:t>配对 t + Holm；同时报 CI 与同向 seed 数；σ 估计的自由度 ≈48</w:t>
+              <w:t>配对 t + Holm；同时报 CI 与同向 seed 数；样本量用精确非中心 t</w:t>
+            </w:r>
+          </w:p>
+        </w:tc>
+        <w:tc>
+          <w:tcPr>
+            <w:tcW w:type="dxa" w:w="2880"/>
+          </w:tcPr>
+          <w:p>
+            <w:r>
+              <w:t>✅ 已有</w:t>
+            </w:r>
+          </w:p>
+        </w:tc>
+      </w:tr>
+      <w:tr>
+        <w:tc>
+          <w:tcPr>
+            <w:tcW w:type="dxa" w:w="2880"/>
+          </w:tcPr>
+          <w:p>
+            <w:r>
+              <w:t>"你们赢了 FedProx 所以方法有价值？"</w:t>
+            </w:r>
+          </w:p>
+        </w:tc>
+        <w:tc>
+          <w:tcPr>
+            <w:tcW w:type="dxa" w:w="2880"/>
+          </w:tcPr>
+          <w:p>
+            <w:r>
+              <w:rPr>
+                <w:b/>
+              </w:rPr>
+              <w:t>否。</w:t>
+            </w:r>
+            <w:r>
+              <w:t xml:space="preserve"> 创新裁决看 vs FedProto（+0.00045，CI 跨零）。FedProx 只改归因</w:t>
             </w:r>
           </w:p>
         </w:tc>
@@ -2453,15 +4108,15 @@
         <w:rPr>
           <w:b/>
         </w:rPr>
-        <w:t>最大的风险是第二条。</w:t>
-      </w:r>
-      <w:r>
-        <w:t>这就是 A 层必须 n=10 的原因：n=5 时 CI 半宽 ±0.034，</w:t>
+        <w:t>最大的风险曾是第二条。</w:t>
+      </w:r>
+      <w:r>
+        <w:t xml:space="preserve"> 现已有灵敏度演示，但仍须诚实写出相关性折扣，</w:t>
       </w:r>
     </w:p>
     <w:p>
       <w:r>
-        <w:t>排除不了文献声称的区间，主张会退化成"我们没测出来"。</w:t>
+        <w:t>避免审稿人在方法学章节抓住自相矛盾。</w:t>
       </w:r>
     </w:p>
     <w:p>
@@ -2595,6 +4250,54 @@
           </w:tcPr>
           <w:p>
             <w:r>
+              <w:t>0b</w:t>
+            </w:r>
+          </w:p>
+        </w:tc>
+        <w:tc>
+          <w:tcPr>
+            <w:tcW w:type="dxa" w:w="2160"/>
+          </w:tcPr>
+          <w:p>
+            <w:r>
+              <w:rPr>
+                <w:b/>
+              </w:rPr>
+              <w:t>零 GPU</w:t>
+            </w:r>
+            <w:r>
+              <w:t>：协作方在 seed 3–12 上直接配对算 FedProx − FedAvg CI</w:t>
+            </w:r>
+          </w:p>
+        </w:tc>
+        <w:tc>
+          <w:tcPr>
+            <w:tcW w:type="dxa" w:w="2160"/>
+          </w:tcPr>
+          <w:p>
+            <w:r>
+              <w:t>&lt;1 h</w:t>
+            </w:r>
+          </w:p>
+        </w:tc>
+        <w:tc>
+          <w:tcPr>
+            <w:tcW w:type="dxa" w:w="2160"/>
+          </w:tcPr>
+          <w:p>
+            <w:r>
+              <w:t>已有结果</w:t>
+            </w:r>
+          </w:p>
+        </w:tc>
+      </w:tr>
+      <w:tr>
+        <w:tc>
+          <w:tcPr>
+            <w:tcW w:type="dxa" w:w="2160"/>
+          </w:tcPr>
+          <w:p>
+            <w:r>
               <w:t>1</w:t>
             </w:r>
           </w:p>
@@ -2615,7 +4318,7 @@
               <w:t>--priority A</w:t>
             </w:r>
             <w:r>
-              <w:t>，去重后 5 臂 / 50 run）</w:t>
+              <w:t>，去重后剩余臂）</w:t>
             </w:r>
           </w:p>
         </w:tc>
@@ -2628,7 +4331,7 @@
               <w:rPr>
                 <w:b/>
               </w:rPr>
-              <w:t>7.6 h 墙钟</w:t>
+              <w:t>墙钟视剩余</w:t>
             </w:r>
           </w:p>
         </w:tc>
@@ -2711,7 +4414,7 @@
           </w:tcPr>
           <w:p>
             <w:r>
-              <w:t>出表 2 / 图 1，写 §4</w:t>
+              <w:t>出表 2 / 图 1，写 §4（含 §4.0 机制归因）</w:t>
             </w:r>
           </w:p>
         </w:tc>
@@ -2731,7 +4434,7 @@
           </w:tcPr>
           <w:p>
             <w:r>
-              <w:t>步骤 1 + 协作方面板</w:t>
+              <w:t>步骤 1 + 协作方面板（MOON）</w:t>
             </w:r>
           </w:p>
         </w:tc>
@@ -2763,7 +4466,13 @@
               <w:t>--priority B,C</w:t>
             </w:r>
             <w:r>
-              <w:t>，去重后 10 臂 / 50 run）</w:t>
+              <w:t>）；</w:t>
+            </w:r>
+            <w:r>
+              <w:rPr>
+                <w:b/>
+              </w:rPr>
+              <w:t>不升级 FedALA</w:t>
             </w:r>
           </w:p>
         </w:tc>
@@ -2776,7 +4485,7 @@
               <w:rPr>
                 <w:b/>
               </w:rPr>
-              <w:t>8.5 h 墙钟</w:t>
+              <w:t>墙钟视剩余</w:t>
             </w:r>
           </w:p>
         </w:tc>
@@ -3049,6 +4758,33 @@
       </w:pPr>
       <w:r>
         <w:t>❌ 不把 FedOSP 作为"我们的方法"写进标题或摘要。它在本文里只是一个被测配置。</w:t>
+      </w:r>
+    </w:p>
+    <w:p>
+      <w:pPr>
+        <w:pStyle w:val="ListBullet"/>
+        <w:ind w:left="360"/>
+      </w:pPr>
+      <w:r>
+        <w:t>❌ 不因 FedProx / MOON 结果事后把 FedALA 升到 A 层。</w:t>
+      </w:r>
+    </w:p>
+    <w:p>
+      <w:pPr>
+        <w:pStyle w:val="ListBullet"/>
+        <w:ind w:left="360"/>
+      </w:pPr>
+      <w:r>
+        <w:t>❌ 不解读尚未读出的 MOON 端点；不改任何预注册判据。</w:t>
+      </w:r>
+    </w:p>
+    <w:p>
+      <w:pPr>
+        <w:pStyle w:val="ListBullet"/>
+        <w:ind w:left="360"/>
+      </w:pPr>
+      <w:r>
+        <w:t>❌ 不把正态近似 $2\sigma/\sqrt{n}$ 写进正文建议（见 §8）。</w:t>
       </w:r>
     </w:p>
     <w:sectPr>

--- a/reports/论文骨架_基准与阴性结果.docx
+++ b/reports/论文骨架_基准与阴性结果.docx
@@ -107,14 +107,29 @@
           <w:i/>
           <w:color w:val="555555"/>
         </w:rPr>
-        <w:t>FedProto 完全解释（98.4%）</w:t>
+        <w:t>FedProto 完全解释（点估计 98.4%）</w:t>
       </w:r>
       <w:r>
         <w:rPr>
           <w:i/>
           <w:color w:val="555555"/>
         </w:rPr>
-        <w:t>，而专为客户端异质性设计的 **FedProx 相对 FedAvg</w:t>
+        <w:t xml:space="preserve">；专为异质性设计的 </w:t>
+      </w:r>
+      <w:r>
+        <w:rPr>
+          <w:b/>
+          <w:i/>
+          <w:color w:val="555555"/>
+        </w:rPr>
+        <w:t>FedProx</w:t>
+      </w:r>
+      <w:r>
+        <w:rPr>
+          <w:i/>
+          <w:color w:val="555555"/>
+        </w:rPr>
+        <w:t xml:space="preserve"> 与表示层的</w:t>
       </w:r>
     </w:p>
     <w:p>
@@ -123,10 +138,30 @@
       </w:pPr>
       <w:r>
         <w:rPr>
+          <w:b/>
           <w:i/>
           <w:color w:val="555555"/>
         </w:rPr>
-        <w:t>只贡献 ≈ +0.0003</w:t>
+        <w:t>MOON</w:t>
+      </w:r>
+      <w:r>
+        <w:rPr>
+          <w:i/>
+          <w:color w:val="555555"/>
+        </w:rPr>
+        <w:t xml:space="preserve"> 相对 FedAvg 只贡献 ≈ +0.0003 / ≈ +0.0027（推得点估计，尚无各自配对 CI）。</w:t>
+      </w:r>
+    </w:p>
+    <w:p>
+      <w:pPr>
+        <w:ind w:left="360"/>
+      </w:pPr>
+      <w:r>
+        <w:rPr>
+          <w:i/>
+          <w:color w:val="555555"/>
+        </w:rPr>
+        <w:t>点估计阶梯把收益推到</w:t>
       </w:r>
       <w:r>
         <w:rPr>
@@ -134,14 +169,14 @@
           <w:i/>
           <w:color w:val="555555"/>
         </w:rPr>
-        <w:t>；收益因此定位到</w:t>
+        <w:t>类原型机制</w:t>
       </w:r>
       <w:r>
         <w:rPr>
           <w:i/>
           <w:color w:val="555555"/>
         </w:rPr>
-        <w:t>类原型机制**而非参数层。</w:t>
+        <w:t>；但按预注册，MOON 的 H1/H2 落入 **R3</w:t>
       </w:r>
     </w:p>
     <w:p>
@@ -153,7 +188,7 @@
           <w:i/>
           <w:color w:val="555555"/>
         </w:rPr>
-        <w:t>同时我们给出：本协议 n=10 下约 0.025 以上的效应可检出、约 0.015 以下检不出，</w:t>
+        <w:t>（不可判定）**——不得把点估计写成已证实的 H2。</w:t>
       </w:r>
     </w:p>
     <w:p>
@@ -165,6 +200,18 @@
           <w:i/>
           <w:color w:val="555555"/>
         </w:rPr>
+        <w:t>同时我们给出：本协议 n=10 下约 0.025 以上的效应可检出、约 0.015 以下检不出，</w:t>
+      </w:r>
+    </w:p>
+    <w:p>
+      <w:pPr>
+        <w:ind w:left="360"/>
+      </w:pPr>
+      <w:r>
+        <w:rPr>
+          <w:i/>
+          <w:color w:val="555555"/>
+        </w:rPr>
         <w:t>而文献普遍报告的 0.010–0.020 正好横跨这条边界。</w:t>
       </w:r>
     </w:p>
@@ -181,22 +228,15 @@
     </w:p>
     <w:p>
       <w:r>
-        <w:t>与旧版差别：旧版落点是"噪声比增益大"（纯阴性）；新版落点是</w:t>
+        <w:t>与旧版差别：旧版落点是"噪声比增益大"（纯阴性）；FedProx 版落点是</w:t>
       </w:r>
     </w:p>
     <w:p>
       <w:r>
-        <w:t>"</w:t>
-      </w:r>
-      <w:r>
-        <w:rPr>
-          <w:b/>
-        </w:rPr>
-        <w:t>机制层归因 + 可检出边界</w:t>
-      </w:r>
-      <w:r>
-        <w:t>"。</w:t>
-      </w:r>
+        <w:t>"机制层归因 + 可检出边界"；本版补齐 MOON，点估计阶梯闭合，但正式 H2 未获支持。</w:t>
+      </w:r>
+    </w:p>
+    <w:p>
       <w:r>
         <w:rPr>
           <w:b/>
@@ -204,12 +244,7 @@
         <w:t>不得复活任何方法创新主张</w:t>
       </w:r>
       <w:r>
-        <w:t>——</w:t>
-      </w:r>
-    </w:p>
-    <w:p>
-      <w:r>
-        <w:t>FedOSP-R − FedProto 仍是 +0.00045，CI 跨零。</w:t>
+        <w:t>——FedOSP-R − FedProto 仍是 +0.00045，CI 跨零。</w:t>
       </w:r>
     </w:p>
     <w:p>
@@ -319,7 +354,7 @@
           </w:tcPr>
           <w:p>
             <w:r>
-              <w:t>是。机制层归因 + "报告 FL 增益需要多少重复"的具体数字</w:t>
+              <w:t>是。机制层点估计阶梯 + "报告 FL 增益需要多少重复"的具体数字</w:t>
             </w:r>
           </w:p>
         </w:tc>
@@ -363,16 +398,16 @@
           </w:tcPr>
           <w:p>
             <w:r>
-              <w:t>是。vs FedAvg / vs FedProx 两条 CI 下界在零以上（+0.0096 / +0.0142）；但因共用 FedOSP-R 臂且 FedProx≈FedAvg，应视为</w:t>
+              <w:t xml:space="preserve">是。vs FedAvg / vs FedProx 两条 CI 下界在零以上；vs MOON 未校正 CI 下界 &gt; 0 且 Holm p &lt; 0.05，但预注册 R1（Holm CI 下界 &gt; 0）不过。共用 FedOSP-R 臂 ⇒ </w:t>
             </w:r>
             <w:r>
               <w:rPr>
                 <w:b/>
               </w:rPr>
-              <w:t>一次灵敏度演示 + 一次机制对照</w:t>
+              <w:t>一次灵敏度演示 + 机制对照</w:t>
             </w:r>
             <w:r>
-              <w:t>，非两次独立阳性</w:t>
+              <w:t>，非多次独立阳性</w:t>
             </w:r>
           </w:p>
         </w:tc>
@@ -666,7 +701,7 @@
     </w:p>
     <w:p>
       <w:r>
-        <w:t>4. 我们测了，并把收益定位到了</w:t>
+        <w:t>4. 我们测了，并把点估计收益推到了</w:t>
       </w:r>
       <w:r>
         <w:rPr>
@@ -675,12 +710,12 @@
         <w:t>类原型机制</w:t>
       </w:r>
       <w:r>
-        <w:t>（而非参数层）；同时量化了</w:t>
+        <w:t>（参数层与表示层几乎拿不到）；</w:t>
       </w:r>
     </w:p>
     <w:p>
       <w:r>
-        <w:t xml:space="preserve">   本协议下的可检出边界。</w:t>
+        <w:t xml:space="preserve">   同时量化了本协议下的可检出边界。</w:t>
       </w:r>
       <w:r>
         <w:rPr>
@@ -703,7 +738,7 @@
     </w:p>
     <w:p>
       <w:r>
-        <w:t xml:space="preserve">   FedProx（μ=0.01）相对 FedAvg 增益 ≈ 0。</w:t>
+        <w:t xml:space="preserve">   FedProx / MOON 相对 FedAvg 增益均接近 0（推得点估计）。MOON 的正式 H1/H2 是 R3。</w:t>
       </w:r>
     </w:p>
     <w:p>
@@ -822,10 +857,16 @@
               <w:rPr>
                 <w:b/>
               </w:rPr>
-              <w:t>机制层归因</w:t>
+              <w:t>机制层点估计阶梯</w:t>
             </w:r>
             <w:r>
-              <w:t>：+0.029 的 98.4% 由类原型机制解释，参数层（FedProx）贡献 ≈ +0.0003</w:t>
+              <w:t xml:space="preserve">：+0.029 的 ≈98% 由类原型解释；FedProx / MOON 相对 FedAvg ≈ +0.0003 / +0.0027；MOON H1/H2 = </w:t>
+            </w:r>
+            <w:r>
+              <w:rPr>
+                <w:b/>
+              </w:rPr>
+              <w:t>R3</w:t>
             </w:r>
           </w:p>
         </w:tc>
@@ -838,7 +879,7 @@
               <w:rPr>
                 <w:b/>
               </w:rPr>
-              <w:t>阳性</w:t>
+              <w:t>阳性（有限制）</w:t>
             </w:r>
           </w:p>
         </w:tc>
@@ -869,7 +910,7 @@
               <w:t>逐比较的分辨率量化</w:t>
             </w:r>
             <w:r>
-              <w:t>：σ_d 0.0147 / 0.0202 / 0.0272，MDE ≈ σ_d，并给出所需配对数</w:t>
+              <w:t>：σ_d 0.0147 / 0.0202 / 0.0272 / 0.0303，MDE ≈ σ_d，并给出所需配对数</w:t>
             </w:r>
           </w:p>
         </w:tc>
@@ -910,7 +951,7 @@
               <w:t>σ_d 随方法相似度缩放</w:t>
             </w:r>
             <w:r>
-              <w:t>（ρ ≈ 0.90 / 0.81 / 0.66）⇒ 样本量规划必须逐比较做</w:t>
+              <w:t>（ρ ≈ 0.90 / 0.81 / 0.66 / 0.58）⇒ 样本量规划必须逐比较做</w:t>
             </w:r>
           </w:p>
         </w:tc>
@@ -1151,10 +1192,19 @@
         <w:rPr>
           <w:b/>
         </w:rPr>
-        <w:t>FedProx（参数层近端正则的代表；本设置默认 μ=0.01 下相对 FedAvg ≈ +0.0003，见 §4.0）</w:t>
-      </w:r>
-      <w:r>
-        <w:t xml:space="preserve"> / FedBN / SCAFFOLD / MOON（表示层，面板待完成） / FedALA（2023，年份–机制拆解候选，B 层 n=5） / Ditto / q-FedAvg。要点：并非每一个"现代"方法都能打赢 FedAvg。</w:t>
+        <w:t>FedProx（参数层；本设置默认 μ=0.01 下相对 FedAvg ≈ +0.0003）</w:t>
+      </w:r>
+      <w:r>
+        <w:t xml:space="preserve"> / FedBN / SCAFFOLD / </w:t>
+      </w:r>
+      <w:r>
+        <w:rPr>
+          <w:b/>
+        </w:rPr>
+        <w:t>MOON（表示层；相对 FedAvg ≈ +0.0027；H1/H2 = R3）</w:t>
+      </w:r>
+      <w:r>
+        <w:t xml:space="preserve"> / FedALA（2023，年份–机制拆解候选，B 层 n=5） / Ditto / q-FedAvg。要点：并非每一个"现代"方法都能打赢 FedAvg。</w:t>
       </w:r>
     </w:p>
     <w:p>
@@ -1367,12 +1417,12 @@
         <w:pStyle w:val="Heading4"/>
       </w:pPr>
       <w:r>
-        <w:t>4.0　机制层归因（★ 主阳性结果）</w:t>
+        <w:t>4.0　机制层归因（★ 主阳性结果，含限制）</w:t>
       </w:r>
     </w:p>
     <w:p>
       <w:r>
-        <w:t>三个比较共用同一批 FedOSP-R run、同一组 seed（3–12）：</w:t>
+        <w:t>四个比较共用同一批 FedOSP-R run、同一组 seed（3–12）：</w:t>
       </w:r>
     </w:p>
     <w:tbl>
@@ -1382,17 +1432,18 @@
         <w:tblLook w:firstColumn="1" w:firstRow="1" w:lastColumn="0" w:lastRow="0" w:noHBand="0" w:noVBand="1" w:val="04A0"/>
       </w:tblPr>
       <w:tblGrid>
-        <w:gridCol w:w="1440"/>
-        <w:gridCol w:w="1440"/>
-        <w:gridCol w:w="1440"/>
-        <w:gridCol w:w="1440"/>
-        <w:gridCol w:w="1440"/>
-        <w:gridCol w:w="1440"/>
+        <w:gridCol w:w="1234"/>
+        <w:gridCol w:w="1234"/>
+        <w:gridCol w:w="1234"/>
+        <w:gridCol w:w="1234"/>
+        <w:gridCol w:w="1234"/>
+        <w:gridCol w:w="1234"/>
+        <w:gridCol w:w="1234"/>
       </w:tblGrid>
       <w:tr>
         <w:tc>
           <w:tcPr>
-            <w:tcW w:type="dxa" w:w="1440"/>
+            <w:tcW w:type="dxa" w:w="1234"/>
           </w:tcPr>
           <w:p>
             <w:r>
@@ -1405,7 +1456,7 @@
         </w:tc>
         <w:tc>
           <w:tcPr>
-            <w:tcW w:type="dxa" w:w="1440"/>
+            <w:tcW w:type="dxa" w:w="1234"/>
           </w:tcPr>
           <w:p>
             <w:r>
@@ -1418,7 +1469,7 @@
         </w:tc>
         <w:tc>
           <w:tcPr>
-            <w:tcW w:type="dxa" w:w="1440"/>
+            <w:tcW w:type="dxa" w:w="1234"/>
           </w:tcPr>
           <w:p>
             <w:r>
@@ -1431,7 +1482,7 @@
         </w:tc>
         <w:tc>
           <w:tcPr>
-            <w:tcW w:type="dxa" w:w="1440"/>
+            <w:tcW w:type="dxa" w:w="1234"/>
           </w:tcPr>
           <w:p>
             <w:r>
@@ -1444,7 +1495,7 @@
         </w:tc>
         <w:tc>
           <w:tcPr>
-            <w:tcW w:type="dxa" w:w="1440"/>
+            <w:tcW w:type="dxa" w:w="1234"/>
           </w:tcPr>
           <w:p>
             <w:r>
@@ -1457,7 +1508,7 @@
         </w:tc>
         <w:tc>
           <w:tcPr>
-            <w:tcW w:type="dxa" w:w="1440"/>
+            <w:tcW w:type="dxa" w:w="1234"/>
           </w:tcPr>
           <w:p>
             <w:r>
@@ -1468,11 +1519,24 @@
             </w:r>
           </w:p>
         </w:tc>
+        <w:tc>
+          <w:tcPr>
+            <w:tcW w:type="dxa" w:w="1234"/>
+          </w:tcPr>
+          <w:p>
+            <w:r>
+              <w:rPr>
+                <w:b/>
+              </w:rPr>
+              <w:t>Holm p</w:t>
+            </w:r>
+          </w:p>
+        </w:tc>
       </w:tr>
       <w:tr>
         <w:tc>
           <w:tcPr>
-            <w:tcW w:type="dxa" w:w="1440"/>
+            <w:tcW w:type="dxa" w:w="1234"/>
           </w:tcPr>
           <w:p>
             <w:r>
@@ -1482,7 +1546,7 @@
         </w:tc>
         <w:tc>
           <w:tcPr>
-            <w:tcW w:type="dxa" w:w="1440"/>
+            <w:tcW w:type="dxa" w:w="1234"/>
           </w:tcPr>
           <w:p>
             <w:r>
@@ -1492,7 +1556,7 @@
         </w:tc>
         <w:tc>
           <w:tcPr>
-            <w:tcW w:type="dxa" w:w="1440"/>
+            <w:tcW w:type="dxa" w:w="1234"/>
           </w:tcPr>
           <w:p>
             <w:r>
@@ -1502,7 +1566,7 @@
         </w:tc>
         <w:tc>
           <w:tcPr>
-            <w:tcW w:type="dxa" w:w="1440"/>
+            <w:tcW w:type="dxa" w:w="1234"/>
           </w:tcPr>
           <w:p>
             <w:r>
@@ -1515,7 +1579,7 @@
         </w:tc>
         <w:tc>
           <w:tcPr>
-            <w:tcW w:type="dxa" w:w="1440"/>
+            <w:tcW w:type="dxa" w:w="1234"/>
           </w:tcPr>
           <w:p>
             <w:r>
@@ -1525,7 +1589,7 @@
         </w:tc>
         <w:tc>
           <w:tcPr>
-            <w:tcW w:type="dxa" w:w="1440"/>
+            <w:tcW w:type="dxa" w:w="1234"/>
           </w:tcPr>
           <w:p>
             <w:r>
@@ -1533,11 +1597,21 @@
             </w:r>
           </w:p>
         </w:tc>
+        <w:tc>
+          <w:tcPr>
+            <w:tcW w:type="dxa" w:w="1234"/>
+          </w:tcPr>
+          <w:p>
+            <w:r>
+              <w:t>—</w:t>
+            </w:r>
+          </w:p>
+        </w:tc>
       </w:tr>
       <w:tr>
         <w:tc>
           <w:tcPr>
-            <w:tcW w:type="dxa" w:w="1440"/>
+            <w:tcW w:type="dxa" w:w="1234"/>
           </w:tcPr>
           <w:p>
             <w:r>
@@ -1556,7 +1630,7 @@
         </w:tc>
         <w:tc>
           <w:tcPr>
-            <w:tcW w:type="dxa" w:w="1440"/>
+            <w:tcW w:type="dxa" w:w="1234"/>
           </w:tcPr>
           <w:p>
             <w:r>
@@ -1566,7 +1640,7 @@
         </w:tc>
         <w:tc>
           <w:tcPr>
-            <w:tcW w:type="dxa" w:w="1440"/>
+            <w:tcW w:type="dxa" w:w="1234"/>
           </w:tcPr>
           <w:p>
             <w:r>
@@ -1579,7 +1653,7 @@
         </w:tc>
         <w:tc>
           <w:tcPr>
-            <w:tcW w:type="dxa" w:w="1440"/>
+            <w:tcW w:type="dxa" w:w="1234"/>
           </w:tcPr>
           <w:p>
             <w:r>
@@ -1592,7 +1666,7 @@
         </w:tc>
         <w:tc>
           <w:tcPr>
-            <w:tcW w:type="dxa" w:w="1440"/>
+            <w:tcW w:type="dxa" w:w="1234"/>
           </w:tcPr>
           <w:p>
             <w:r>
@@ -1602,7 +1676,7 @@
         </w:tc>
         <w:tc>
           <w:tcPr>
-            <w:tcW w:type="dxa" w:w="1440"/>
+            <w:tcW w:type="dxa" w:w="1234"/>
           </w:tcPr>
           <w:p>
             <w:r>
@@ -1613,11 +1687,114 @@
             </w:r>
           </w:p>
         </w:tc>
+        <w:tc>
+          <w:tcPr>
+            <w:tcW w:type="dxa" w:w="1234"/>
+          </w:tcPr>
+          <w:p>
+            <w:r>
+              <w:rPr>
+                <w:b/>
+              </w:rPr>
+              <w:t>0.0045</w:t>
+            </w:r>
+          </w:p>
+        </w:tc>
       </w:tr>
       <w:tr>
         <w:tc>
           <w:tcPr>
-            <w:tcW w:type="dxa" w:w="1440"/>
+            <w:tcW w:type="dxa" w:w="1234"/>
+          </w:tcPr>
+          <w:p>
+            <w:r>
+              <w:t xml:space="preserve">FedOSP-R − </w:t>
+            </w:r>
+            <w:r>
+              <w:rPr>
+                <w:b/>
+              </w:rPr>
+              <w:t>MOON</w:t>
+            </w:r>
+            <w:r>
+              <w:t xml:space="preserve"> (μ=1.0, τ=0.5)</w:t>
+            </w:r>
+          </w:p>
+        </w:tc>
+        <w:tc>
+          <w:tcPr>
+            <w:tcW w:type="dxa" w:w="1234"/>
+          </w:tcPr>
+          <w:p>
+            <w:r>
+              <w:t>2021</w:t>
+            </w:r>
+          </w:p>
+        </w:tc>
+        <w:tc>
+          <w:tcPr>
+            <w:tcW w:type="dxa" w:w="1234"/>
+          </w:tcPr>
+          <w:p>
+            <w:r>
+              <w:rPr>
+                <w:b/>
+              </w:rPr>
+              <w:t>表示层</w:t>
+            </w:r>
+          </w:p>
+        </w:tc>
+        <w:tc>
+          <w:tcPr>
+            <w:tcW w:type="dxa" w:w="1234"/>
+          </w:tcPr>
+          <w:p>
+            <w:r>
+              <w:rPr>
+                <w:b/>
+              </w:rPr>
+              <w:t>+0.0263</w:t>
+            </w:r>
+          </w:p>
+        </w:tc>
+        <w:tc>
+          <w:tcPr>
+            <w:tcW w:type="dxa" w:w="1234"/>
+          </w:tcPr>
+          <w:p>
+            <w:r>
+              <w:t>[+0.0046, +0.0480]</w:t>
+            </w:r>
+          </w:p>
+        </w:tc>
+        <w:tc>
+          <w:tcPr>
+            <w:tcW w:type="dxa" w:w="1234"/>
+          </w:tcPr>
+          <w:p>
+            <w:r>
+              <w:t>8/10</w:t>
+            </w:r>
+          </w:p>
+        </w:tc>
+        <w:tc>
+          <w:tcPr>
+            <w:tcW w:type="dxa" w:w="1234"/>
+          </w:tcPr>
+          <w:p>
+            <w:r>
+              <w:rPr>
+                <w:b/>
+              </w:rPr>
+              <w:t>0.0458</w:t>
+            </w:r>
+          </w:p>
+        </w:tc>
+      </w:tr>
+      <w:tr>
+        <w:tc>
+          <w:tcPr>
+            <w:tcW w:type="dxa" w:w="1234"/>
           </w:tcPr>
           <w:p>
             <w:r>
@@ -1633,7 +1810,7 @@
         </w:tc>
         <w:tc>
           <w:tcPr>
-            <w:tcW w:type="dxa" w:w="1440"/>
+            <w:tcW w:type="dxa" w:w="1234"/>
           </w:tcPr>
           <w:p>
             <w:r>
@@ -1643,7 +1820,7 @@
         </w:tc>
         <w:tc>
           <w:tcPr>
-            <w:tcW w:type="dxa" w:w="1440"/>
+            <w:tcW w:type="dxa" w:w="1234"/>
           </w:tcPr>
           <w:p>
             <w:r>
@@ -1656,7 +1833,7 @@
         </w:tc>
         <w:tc>
           <w:tcPr>
-            <w:tcW w:type="dxa" w:w="1440"/>
+            <w:tcW w:type="dxa" w:w="1234"/>
           </w:tcPr>
           <w:p>
             <w:r>
@@ -1669,7 +1846,7 @@
         </w:tc>
         <w:tc>
           <w:tcPr>
-            <w:tcW w:type="dxa" w:w="1440"/>
+            <w:tcW w:type="dxa" w:w="1234"/>
           </w:tcPr>
           <w:p>
             <w:r>
@@ -1679,7 +1856,7 @@
         </w:tc>
         <w:tc>
           <w:tcPr>
-            <w:tcW w:type="dxa" w:w="1440"/>
+            <w:tcW w:type="dxa" w:w="1234"/>
           </w:tcPr>
           <w:p>
             <w:r>
@@ -1687,11 +1864,21 @@
             </w:r>
           </w:p>
         </w:tc>
+        <w:tc>
+          <w:tcPr>
+            <w:tcW w:type="dxa" w:w="1234"/>
+          </w:tcPr>
+          <w:p>
+            <w:r>
+              <w:t>0.9245</w:t>
+            </w:r>
+          </w:p>
+        </w:tc>
       </w:tr>
       <w:tr>
         <w:tc>
           <w:tcPr>
-            <w:tcW w:type="dxa" w:w="1440"/>
+            <w:tcW w:type="dxa" w:w="1234"/>
           </w:tcPr>
           <w:p>
             <w:r>
@@ -1701,19 +1888,19 @@
         </w:tc>
         <w:tc>
           <w:tcPr>
-            <w:tcW w:type="dxa" w:w="1440"/>
+            <w:tcW w:type="dxa" w:w="1234"/>
           </w:tcPr>
           <w:p/>
         </w:tc>
         <w:tc>
           <w:tcPr>
-            <w:tcW w:type="dxa" w:w="1440"/>
+            <w:tcW w:type="dxa" w:w="1234"/>
           </w:tcPr>
           <w:p/>
         </w:tc>
         <w:tc>
           <w:tcPr>
-            <w:tcW w:type="dxa" w:w="1440"/>
+            <w:tcW w:type="dxa" w:w="1234"/>
           </w:tcPr>
           <w:p>
             <w:r>
@@ -1729,7 +1916,7 @@
         </w:tc>
         <w:tc>
           <w:tcPr>
-            <w:tcW w:type="dxa" w:w="1440"/>
+            <w:tcW w:type="dxa" w:w="1234"/>
           </w:tcPr>
           <w:p>
             <w:r>
@@ -1739,7 +1926,17 @@
         </w:tc>
         <w:tc>
           <w:tcPr>
-            <w:tcW w:type="dxa" w:w="1440"/>
+            <w:tcW w:type="dxa" w:w="1234"/>
+          </w:tcPr>
+          <w:p>
+            <w:r>
+              <w:t>—</w:t>
+            </w:r>
+          </w:p>
+        </w:tc>
+        <w:tc>
+          <w:tcPr>
+            <w:tcW w:type="dxa" w:w="1234"/>
           </w:tcPr>
           <w:p>
             <w:r>
@@ -1751,7 +1948,77 @@
       <w:tr>
         <w:tc>
           <w:tcPr>
-            <w:tcW w:type="dxa" w:w="1440"/>
+            <w:tcW w:type="dxa" w:w="1234"/>
+          </w:tcPr>
+          <w:p>
+            <w:r>
+              <w:t>⇒ MOON − FedAvg（推得）</w:t>
+            </w:r>
+          </w:p>
+        </w:tc>
+        <w:tc>
+          <w:tcPr>
+            <w:tcW w:type="dxa" w:w="1234"/>
+          </w:tcPr>
+          <w:p/>
+        </w:tc>
+        <w:tc>
+          <w:tcPr>
+            <w:tcW w:type="dxa" w:w="1234"/>
+          </w:tcPr>
+          <w:p/>
+        </w:tc>
+        <w:tc>
+          <w:tcPr>
+            <w:tcW w:type="dxa" w:w="1234"/>
+          </w:tcPr>
+          <w:p>
+            <w:r>
+              <w:t xml:space="preserve">≈ </w:t>
+            </w:r>
+            <w:r>
+              <w:rPr>
+                <w:b/>
+              </w:rPr>
+              <w:t>+0.0027</w:t>
+            </w:r>
+          </w:p>
+        </w:tc>
+        <w:tc>
+          <w:tcPr>
+            <w:tcW w:type="dxa" w:w="1234"/>
+          </w:tcPr>
+          <w:p>
+            <w:r>
+              <w:t>—（尚无配对 CI）</w:t>
+            </w:r>
+          </w:p>
+        </w:tc>
+        <w:tc>
+          <w:tcPr>
+            <w:tcW w:type="dxa" w:w="1234"/>
+          </w:tcPr>
+          <w:p>
+            <w:r>
+              <w:t>—</w:t>
+            </w:r>
+          </w:p>
+        </w:tc>
+        <w:tc>
+          <w:tcPr>
+            <w:tcW w:type="dxa" w:w="1234"/>
+          </w:tcPr>
+          <w:p>
+            <w:r>
+              <w:t>—</w:t>
+            </w:r>
+          </w:p>
+        </w:tc>
+      </w:tr>
+      <w:tr>
+        <w:tc>
+          <w:tcPr>
+            <w:tcW w:type="dxa" w:w="1234"/>
           </w:tcPr>
           <w:p>
             <w:r>
@@ -1761,19 +2028,19 @@
         </w:tc>
         <w:tc>
           <w:tcPr>
-            <w:tcW w:type="dxa" w:w="1440"/>
+            <w:tcW w:type="dxa" w:w="1234"/>
           </w:tcPr>
           <w:p/>
         </w:tc>
         <w:tc>
           <w:tcPr>
-            <w:tcW w:type="dxa" w:w="1440"/>
+            <w:tcW w:type="dxa" w:w="1234"/>
           </w:tcPr>
           <w:p/>
         </w:tc>
         <w:tc>
           <w:tcPr>
-            <w:tcW w:type="dxa" w:w="1440"/>
+            <w:tcW w:type="dxa" w:w="1234"/>
           </w:tcPr>
           <w:p>
             <w:r>
@@ -1789,7 +2056,17 @@
         </w:tc>
         <w:tc>
           <w:tcPr>
-            <w:tcW w:type="dxa" w:w="1440"/>
+            <w:tcW w:type="dxa" w:w="1234"/>
+          </w:tcPr>
+          <w:p>
+            <w:r>
+              <w:t>—（尚无配对 CI）</w:t>
+            </w:r>
+          </w:p>
+        </w:tc>
+        <w:tc>
+          <w:tcPr>
+            <w:tcW w:type="dxa" w:w="1234"/>
           </w:tcPr>
           <w:p>
             <w:r>
@@ -1799,7 +2076,7 @@
         </w:tc>
         <w:tc>
           <w:tcPr>
-            <w:tcW w:type="dxa" w:w="1440"/>
+            <w:tcW w:type="dxa" w:w="1234"/>
           </w:tcPr>
           <w:p>
             <w:r>
@@ -1812,7 +2089,7 @@
     <w:p/>
     <w:p>
       <w:r>
-        <w:t>读法：参数层机制在本设置下几乎零贡献（≈ 1.0%）；类原型机制解释约 98.4%。</w:t>
+        <w:t>读法：参数层 ≈ 1.0%、表示层 ≈ 9.3%、类原型层 ≈ 98.4%（均为推得点估计占比）。</w:t>
       </w:r>
     </w:p>
     <w:p>
@@ -1828,6 +2105,55 @@
     </w:p>
     <w:p>
       <w:r>
+        <w:rPr>
+          <w:b/>
+        </w:rPr>
+        <w:t>MOON H1/H2</w:t>
+      </w:r>
+      <w:r>
+        <w:t>：预注册 R1 要求 Holm 校正 CI 下界 &gt; 0；反推 $s=0.0303$，</w:t>
+      </w:r>
+    </w:p>
+    <w:p>
+      <w:r>
+        <w:t xml:space="preserve">Holm CI = </w:t>
+      </w:r>
+      <w:r>
+        <w:rPr>
+          <w:b/>
+        </w:rPr>
+        <w:t>[−0.0018, +0.0544]</w:t>
+      </w:r>
+      <w:r>
+        <w:t xml:space="preserve">，下界跨零 → </w:t>
+      </w:r>
+      <w:r>
+        <w:rPr>
+          <w:b/>
+        </w:rPr>
+        <w:t>R3 不可判定</w:t>
+      </w:r>
+      <w:r>
+        <w:t>。</w:t>
+      </w:r>
+    </w:p>
+    <w:p>
+      <w:r>
+        <w:t xml:space="preserve">Holm p=0.0458 &lt; 0.05 不等于 R1。详见 </w:t>
+      </w:r>
+      <w:r>
+        <w:rPr>
+          <w:rFonts w:ascii="Menlo" w:hAnsi="Menlo"/>
+          <w:color w:val="C7254E"/>
+        </w:rPr>
+        <w:t>分析_MOON终裁与机制阶梯_2026-09-30.md</w:t>
+      </w:r>
+      <w:r>
+        <w:t>。</w:t>
+      </w:r>
+    </w:p>
+    <w:p>
+      <w:r>
         <w:t xml:space="preserve">⚠️ </w:t>
       </w:r>
       <w:r>
@@ -1842,57 +2168,31 @@
     </w:p>
     <w:p>
       <w:r>
-        <w:t>MOON 无论落在哪一边，年份混杂都仍在（判据已预注册于</w:t>
+        <w:t>R3 也不解除年份混杂。拆解候选是 B 层 FedALA（2023，参数层），现仅 n=5，延后、不升级。</w:t>
       </w:r>
     </w:p>
     <w:p>
       <w:r>
-        <w:rPr>
-          <w:rFonts w:ascii="Menlo" w:hAnsi="Menlo"/>
-          <w:color w:val="C7254E"/>
-        </w:rPr>
-        <w:t>预注册_MOON机制判别_2026-09-27.md</w:t>
-      </w:r>
-      <w:r>
-        <w:t>，</w:t>
+        <w:t>阳性对照写法：同一协议对 FedAvg / FedProx 检出约 0.029，对 MOON 未校正 CI 下界 &gt; 0；</w:t>
+      </w:r>
+    </w:p>
+    <w:p>
+      <w:r>
+        <w:t>因共用 FedOSP-R 臂且三者点估计接近，Corr 可能很高——</w:t>
+      </w:r>
+    </w:p>
+    <w:p>
+      <w:r>
+        <w:t>记为</w:t>
       </w:r>
       <w:r>
         <w:rPr>
           <w:b/>
         </w:rPr>
-        <w:t>写于读数之前</w:t>
-      </w:r>
-      <w:r>
-        <w:t>；至今不发明任何 MOON 结果）。</w:t>
-      </w:r>
-    </w:p>
-    <w:p>
-      <w:r>
-        <w:t>拆解候选是 B 层 FedALA（2023，参数层），现仅 n=5，延后、不升级。</w:t>
-      </w:r>
-    </w:p>
-    <w:p>
-      <w:r>
-        <w:t>阳性对照写法：同一协议对 FedAvg 与 FedProx 都检出约 0.029；</w:t>
-      </w:r>
-    </w:p>
-    <w:p>
-      <w:r>
-        <w:t>因共用 FedOSP-R 臂且 FedProx≈FedAvg，Corr($d_A,d_B$) 可能很高——</w:t>
-      </w:r>
-    </w:p>
-    <w:p>
-      <w:r>
-        <w:t>记为</w:t>
-      </w:r>
-      <w:r>
-        <w:rPr>
-          <w:b/>
-        </w:rPr>
-        <w:t>一次灵敏度演示 + 一次机制对照</w:t>
-      </w:r>
-      <w:r>
-        <w:t>，不是两次独立阳性。</w:t>
+        <w:t>一次灵敏度演示 + 机制对照</w:t>
+      </w:r>
+      <w:r>
+        <w:t>，不是多次独立阳性。</w:t>
       </w:r>
     </w:p>
     <w:p>
@@ -1917,10 +2217,10 @@
         <w:rPr>
           <w:b/>
         </w:rPr>
-        <w:t>FedProx 已有 n=10 结果</w:t>
-      </w:r>
-      <w:r>
-        <w:t>（协作方面板；默认 μ=0.01，本设置 only）。</w:t>
+        <w:t>FedProx / MOON 已有 n=10 结果</w:t>
+      </w:r>
+      <w:r>
+        <w:t>（协作方面板；默认超参，本设置 only）。</w:t>
       </w:r>
     </w:p>
     <w:p>
@@ -1929,13 +2229,7 @@
         <w:ind w:left="360"/>
       </w:pPr>
       <w:r>
-        <w:rPr>
-          <w:b/>
-        </w:rPr>
-        <w:t>MOON 待面板完成</w:t>
-      </w:r>
-      <w:r>
-        <w:t>（seed 10/12）；判据已预注册；面板</w:t>
+        <w:t>面板</w:t>
       </w:r>
       <w:r>
         <w:rPr>
@@ -1943,10 +2237,8 @@
         </w:rPr>
         <w:t>不带</w:t>
       </w:r>
-    </w:p>
-    <w:p>
-      <w:r>
-        <w:t xml:space="preserve">  </w:t>
+      <w:r>
+        <w:t xml:space="preserve"> </w:t>
       </w:r>
       <w:r>
         <w:rPr>
@@ -2266,6 +2558,58 @@
           </w:p>
         </w:tc>
       </w:tr>
+      <w:tr>
+        <w:tc>
+          <w:tcPr>
+            <w:tcW w:type="dxa" w:w="1728"/>
+          </w:tcPr>
+          <w:p>
+            <w:r>
+              <w:t>vs MOON</w:t>
+            </w:r>
+          </w:p>
+        </w:tc>
+        <w:tc>
+          <w:tcPr>
+            <w:tcW w:type="dxa" w:w="1728"/>
+          </w:tcPr>
+          <w:p>
+            <w:r>
+              <w:t>0.0303</w:t>
+            </w:r>
+          </w:p>
+        </w:tc>
+        <w:tc>
+          <w:tcPr>
+            <w:tcW w:type="dxa" w:w="1728"/>
+          </w:tcPr>
+          <w:p>
+            <w:r>
+              <w:t>±0.0217</w:t>
+            </w:r>
+          </w:p>
+        </w:tc>
+        <w:tc>
+          <w:tcPr>
+            <w:tcW w:type="dxa" w:w="1728"/>
+          </w:tcPr>
+          <w:p>
+            <w:r>
+              <w:t>0.0302</w:t>
+            </w:r>
+          </w:p>
+        </w:tc>
+        <w:tc>
+          <w:tcPr>
+            <w:tcW w:type="dxa" w:w="1728"/>
+          </w:tcPr>
+          <w:p>
+            <w:r>
+              <w:t>0.0371</w:t>
+            </w:r>
+          </w:p>
+        </w:tc>
+      </w:tr>
     </w:tbl>
     <w:p/>
     <w:p>
@@ -2368,12 +2712,12 @@
     </w:p>
     <w:p>
       <w:r>
-        <w:t>（表 6）：即 §4.0 三格表；+0.0290 vs FedAvg，+0.00045 vs FedProto，</w:t>
+        <w:t>（表 6）：即 §4.0 四格表；+0.0290 vs FedAvg，+0.0287 vs FedProx，</w:t>
       </w:r>
     </w:p>
     <w:p>
       <w:r>
-        <w:t>+0.0287 vs FedProx。</w:t>
+        <w:t>+0.0263 vs MOON，+0.00045 vs FedProto。</w:t>
       </w:r>
     </w:p>
     <w:p>
@@ -3017,12 +3361,12 @@
         <w:t>年份与机制层级完全共线</w:t>
       </w:r>
       <w:r>
-        <w:t>（2018 / 2021 / 2022）；不得把三格结果写成一般性的</w:t>
+        <w:t>（2018 / 2021 / 2022）；不得把四格结果写成一般性的</w:t>
       </w:r>
     </w:p>
     <w:p>
       <w:r>
-        <w:t xml:space="preserve">  "类原型优于参数层"。FedALA（2023）是拆解候选，现仅 n=5</w:t>
+        <w:t xml:space="preserve">  "类原型优于参数层/表示层"。FedALA（2023）是拆解候选，现仅 n=5</w:t>
       </w:r>
     </w:p>
     <w:p>
@@ -3054,10 +3398,24 @@
         <w:rPr>
           <w:b/>
         </w:rPr>
-        <w:t>FedProx − FedAvg ≈ +0.0003 尚无配对 CI</w:t>
-      </w:r>
-      <w:r>
-        <w:t>，不得写成精确零</w:t>
+        <w:t>MOON 超参</w:t>
+      </w:r>
+      <w:r>
+        <w:t xml:space="preserve">：μ=1.0 / τ=0.5 为仓库默认，未调优；H1/H2 = </w:t>
+      </w:r>
+      <w:r>
+        <w:rPr>
+          <w:b/>
+        </w:rPr>
+        <w:t>R3</w:t>
+      </w:r>
+      <w:r>
+        <w:t>，</w:t>
+      </w:r>
+    </w:p>
+    <w:p>
+      <w:r>
+        <w:t xml:space="preserve">  不得写成已证实的 H2</w:t>
       </w:r>
     </w:p>
     <w:p>
@@ -3069,15 +3427,10 @@
         <w:rPr>
           <w:b/>
         </w:rPr>
-        <w:t>阳性对照非独立</w:t>
-      </w:r>
-      <w:r>
-        <w:t>：两个检出共用 FedOSP-R 臂，Corr($d_A,d_B$) 可能很高；</w:t>
-      </w:r>
-    </w:p>
-    <w:p>
-      <w:r>
-        <w:t xml:space="preserve">  不得声称"两次独立验证了灵敏度"</w:t>
+        <w:t>FedProx − FedAvg / MOON − FedAvg 尚无配对 CI</w:t>
+      </w:r>
+      <w:r>
+        <w:t>，不得写成精确零</w:t>
       </w:r>
     </w:p>
     <w:p>
@@ -3086,7 +3439,36 @@
         <w:ind w:left="360"/>
       </w:pPr>
       <w:r>
-        <w:t>任何关于 MOON 的结论：面板未完成，无人读过端点；判据已预注册</w:t>
+        <w:rPr>
+          <w:b/>
+        </w:rPr>
+        <w:t>阳性对照非独立</w:t>
+      </w:r>
+      <w:r>
+        <w:t>：多个检出共用 FedOSP-R 臂，Corr 可能很高；</w:t>
+      </w:r>
+    </w:p>
+    <w:p>
+      <w:r>
+        <w:t xml:space="preserve">  不得声称"多次独立验证了灵敏度"</w:t>
+      </w:r>
+    </w:p>
+    <w:p>
+      <w:pPr>
+        <w:pStyle w:val="ListBullet"/>
+        <w:ind w:left="360"/>
+      </w:pPr>
+      <w:r>
+        <w:t>Messidor 组件筛选发生在早期；seed 3–12 是独立训练种子，</w:t>
+      </w:r>
+      <w:r>
+        <w:rPr>
+          <w:b/>
+        </w:rPr>
+        <w:t>不是</w:t>
+      </w:r>
+      <w:r>
+        <w:t>新的未见中心</w:t>
       </w:r>
     </w:p>
     <w:p>
@@ -3374,7 +3756,7 @@
           </w:tcPr>
           <w:p>
             <w:r>
-              <w:t>⚠️ FedProx 已有；其余待跑</w:t>
+              <w:t>⚠️ 强基线齐；其余待跑</w:t>
             </w:r>
           </w:p>
         </w:tc>
@@ -3528,7 +3910,7 @@
           </w:tcPr>
           <w:p>
             <w:r>
-              <w:t>归因链（vs FedAvg / FedProx / FedProto）</w:t>
+              <w:t>归因链（vs FedAvg / FedProx / MOON / FedProto）</w:t>
             </w:r>
           </w:p>
         </w:tc>
@@ -3641,7 +4023,7 @@
           </w:tcPr>
           <w:p>
             <w:r>
-              <w:t>❌ 待跑</w:t>
+              <w:t>⚠️ 强基线已齐；其余待跑</w:t>
             </w:r>
           </w:p>
         </w:tc>
@@ -4016,7 +4398,7 @@
           </w:tcPr>
           <w:p>
             <w:r>
-              <w:t>13 个方法覆盖参数/表示/个性化/公平/域泛化五类；MOON 判据已预注册</w:t>
+              <w:t>13 个方法覆盖参数/表示/个性化/公平/域泛化五类；MOON 已完成（R3）</w:t>
             </w:r>
           </w:p>
         </w:tc>
@@ -4026,7 +4408,7 @@
           </w:tcPr>
           <w:p>
             <w:r>
-              <w:t>⚠️ 横评未完；MOON 待面板</w:t>
+              <w:t>⚠️ 横评其余臂未完</w:t>
             </w:r>
           </w:p>
         </w:tc>
@@ -4048,7 +4430,7 @@
           </w:tcPr>
           <w:p>
             <w:r>
-              <w:t>配对 t + Holm；同时报 CI 与同向 seed 数；样本量用精确非中心 t</w:t>
+              <w:t>配对 t + Holm；同时报 CI 与同向 seed 数；样本量用精确非中心 t；R1 用 Holm CI 而非仅 Holm p</w:t>
             </w:r>
           </w:p>
         </w:tc>
@@ -4070,7 +4452,7 @@
           </w:tcPr>
           <w:p>
             <w:r>
-              <w:t>"你们赢了 FedProx 所以方法有价值？"</w:t>
+              <w:t>"你们赢了 FedProx/MOON 所以方法有价值？"</w:t>
             </w:r>
           </w:p>
         </w:tc>
@@ -4086,7 +4468,7 @@
               <w:t>否。</w:t>
             </w:r>
             <w:r>
-              <w:t xml:space="preserve"> 创新裁决看 vs FedProto（+0.00045，CI 跨零）。FedProx 只改归因</w:t>
+              <w:t xml:space="preserve"> 创新裁决看 vs FedProto（+0.00045，CI 跨零）。FedProx/MOON 只改归因</w:t>
             </w:r>
           </w:p>
         </w:tc>
@@ -4414,7 +4796,7 @@
           </w:tcPr>
           <w:p>
             <w:r>
-              <w:t>出表 2 / 图 1，写 §4（含 §4.0 机制归因）</w:t>
+              <w:t>出表 2 / 图 1，写 §4（含 §4.0 机制归因 + MOON R3）</w:t>
             </w:r>
           </w:p>
         </w:tc>
@@ -4434,7 +4816,7 @@
           </w:tcPr>
           <w:p>
             <w:r>
-              <w:t>步骤 1 + 协作方面板（MOON）</w:t>
+              <w:t>步骤 1 + 强基线面板（已完成）</w:t>
             </w:r>
           </w:p>
         </w:tc>
@@ -4775,7 +5157,7 @@
         <w:ind w:left="360"/>
       </w:pPr>
       <w:r>
-        <w:t>❌ 不解读尚未读出的 MOON 端点；不改任何预注册判据。</w:t>
+        <w:t>❌ 不把 MOON 的 R3 写成支持 H1 或 H2；不改任何预注册判据。</w:t>
       </w:r>
     </w:p>
     <w:p>

--- a/reports/论文骨架_基准与阴性结果.docx
+++ b/reports/论文骨架_基准与阴性结果.docx
@@ -19,7 +19,7 @@
           <w:i/>
           <w:color w:val="555555"/>
         </w:rPr>
-        <w:t>版本：2026-09-30（</w:t>
+        <w:t>版本：2026-10-02（</w:t>
       </w:r>
       <w:r>
         <w:rPr>
@@ -27,7 +27,7 @@
           <w:i/>
           <w:color w:val="555555"/>
         </w:rPr>
-        <w:t>第二次修订：MOON 读数与 R3 终裁之后重排叙事</w:t>
+        <w:t>第三次修订：主张强度收紧，不改任何数字</w:t>
       </w:r>
       <w:r>
         <w:rPr>
@@ -35,6 +35,81 @@
           <w:color w:val="555555"/>
         </w:rPr>
         <w:t>）</w:t>
+      </w:r>
+    </w:p>
+    <w:p>
+      <w:pPr>
+        <w:ind w:left="360"/>
+      </w:pPr>
+      <w:r>
+        <w:rPr>
+          <w:i/>
+          <w:color w:val="555555"/>
+        </w:rPr>
+        <w:t>第三次修订做了四件事：① 四个精确零改写为"三个带配对 CI + 一个由机制诊断定界"</w:t>
+      </w:r>
+    </w:p>
+    <w:p>
+      <w:pPr>
+        <w:ind w:left="360"/>
+      </w:pPr>
+      <w:r>
+        <w:rPr>
+          <w:i/>
+          <w:color w:val="555555"/>
+        </w:rPr>
+        <w:t>（§0、§0.2、§0.3、贡献 1、§4.1、图表清单、§4 审稿应对一致改口，并满足并删除 §4.1 原有的提醒注）；</w:t>
+      </w:r>
+    </w:p>
+    <w:p>
+      <w:pPr>
+        <w:ind w:left="360"/>
+      </w:pPr>
+      <w:r>
+        <w:rPr>
+          <w:i/>
+          <w:color w:val="555555"/>
+        </w:rPr>
+        <w:t>② 标出贡献 3 的 ρ 是反解值而非实测值，证据强度低于贡献 1/2；</w:t>
+      </w:r>
+    </w:p>
+    <w:p>
+      <w:pPr>
+        <w:ind w:left="360"/>
+      </w:pPr>
+      <w:r>
+        <w:rPr>
+          <w:i/>
+          <w:color w:val="555555"/>
+        </w:rPr>
+        <w:t>③ 新增"要求逐基线超参扫描"的审稿应对；④ 新增 §5.6 指标解离开放项（</w:t>
+      </w:r>
+      <w:r>
+        <w:rPr>
+          <w:b/>
+          <w:i/>
+          <w:color w:val="555555"/>
+        </w:rPr>
+        <w:t>假设，不是发现</w:t>
+      </w:r>
+      <w:r>
+        <w:rPr>
+          <w:i/>
+          <w:color w:val="555555"/>
+        </w:rPr>
+        <w:t>）。</w:t>
+      </w:r>
+    </w:p>
+    <w:p>
+      <w:pPr>
+        <w:ind w:left="360"/>
+      </w:pPr>
+      <w:r>
+        <w:rPr>
+          <w:i/>
+          <w:color w:val="555555"/>
+        </w:rPr>
+        <w:t>上一版：2026-09-30（第二次修订：MOON 读数与 R3 终裁之后重排叙事）。</w:t>
       </w:r>
     </w:p>
     <w:p>
@@ -66,6 +141,41 @@
           <w:i/>
           <w:color w:val="555555"/>
         </w:rPr>
+        <w:t>指标解离分析：</w:t>
+      </w:r>
+      <w:r>
+        <w:rPr>
+          <w:rFonts w:ascii="Menlo" w:hAnsi="Menlo"/>
+          <w:i/>
+          <w:color w:val="555555"/>
+        </w:rPr>
+        <w:t>分析_指标解离_2026-10-02.md</w:t>
+      </w:r>
+      <w:r>
+        <w:rPr>
+          <w:i/>
+          <w:color w:val="555555"/>
+        </w:rPr>
+        <w:t>；协作方交接：</w:t>
+      </w:r>
+      <w:r>
+        <w:rPr>
+          <w:rFonts w:ascii="Menlo" w:hAnsi="Menlo"/>
+          <w:i/>
+          <w:color w:val="555555"/>
+        </w:rPr>
+        <w:t>交接_P0证据链后续_2026-10-02.md</w:t>
+      </w:r>
+    </w:p>
+    <w:p>
+      <w:pPr>
+        <w:ind w:left="360"/>
+      </w:pPr>
+      <w:r>
+        <w:rPr>
+          <w:i/>
+          <w:color w:val="555555"/>
+        </w:rPr>
         <w:t>MOON 终裁与 Holm 口径歧义：</w:t>
       </w:r>
       <w:r>
@@ -292,14 +402,34 @@
           <w:i/>
           <w:color w:val="555555"/>
         </w:rPr>
-        <w:t>带上界的零或有害</w:t>
-      </w:r>
+        <w:t>零或有害</w:t>
+      </w:r>
+    </w:p>
+    <w:p>
+      <w:pPr>
+        <w:ind w:left="360"/>
+      </w:pPr>
       <w:r>
         <w:rPr>
           <w:i/>
           <w:color w:val="555555"/>
         </w:rPr>
-        <w:t>。</w:t>
+        <w:t>（序数 margin 带 10 对配对 CI，精度加权聚合只由机制诊断定界，sqrt 聚合</w:t>
+      </w:r>
+      <w:r>
+        <w:rPr>
+          <w:b/>
+          <w:i/>
+          <w:color w:val="555555"/>
+        </w:rPr>
+        <w:t>有害</w:t>
+      </w:r>
+      <w:r>
+        <w:rPr>
+          <w:i/>
+          <w:color w:val="555555"/>
+        </w:rPr>
+        <w:t>）。</w:t>
       </w:r>
     </w:p>
     <w:p>
@@ -915,7 +1045,7 @@
               <w:rPr>
                 <w:b/>
               </w:rPr>
-              <w:t>四个精确零（带上界）</w:t>
+              <w:t>三个带配对 CI 的精确零 + 一个由机制诊断定界的零</w:t>
             </w:r>
           </w:p>
         </w:tc>
@@ -1096,7 +1226,7 @@
           </w:tcPr>
           <w:p>
             <w:r>
-              <w:t>是。"报告 FL 增益需要多少重复"的具体数字 + 四个带上界的零 + 一条机制定位线索</w:t>
+              <w:t>是。"报告 FL 增益需要多少重复"的具体数字 + 三个带配对 CI 的精确零与一个由机制诊断定界的零 + 一条机制定位线索</w:t>
             </w:r>
           </w:p>
         </w:tc>
@@ -1590,7 +1720,12 @@
     </w:p>
     <w:p>
       <w:r>
-        <w:t xml:space="preserve">   我们自己四个组件的独立贡献同样是有界零，其中一个（sqrt 聚合）</w:t>
+        <w:t xml:space="preserve">   我们自己四个组件的独立贡献同样是零——序数 margin 那一项带配对 CI，</w:t>
+      </w:r>
+    </w:p>
+    <w:p>
+      <w:r>
+        <w:t xml:space="preserve">   精度加权聚合那一项只由机制诊断定界——其中一个（sqrt 聚合）</w:t>
       </w:r>
       <w:r>
         <w:rPr>
@@ -1890,10 +2025,10 @@
               <w:rPr>
                 <w:b/>
               </w:rPr>
-              <w:t>四个精确零</w:t>
-            </w:r>
-            <w:r>
-              <w:t>：序数 margin、精度加权原型聚合、worst-client 公平性、</w:t>
+              <w:t>三个带配对 CI 的精确零，外加一个由机制诊断定界的零</w:t>
+            </w:r>
+            <w:r>
+              <w:t>：序数 margin、worst-client 公平性、</w:t>
             </w:r>
             <w:r>
               <w:rPr>
@@ -1902,7 +2037,16 @@
               <w:t>相对同族基线 FedProto 的增量</w:t>
             </w:r>
             <w:r>
-              <w:t>（其中三项带显式 95% CI，精度聚合那一项见 §4.1 注）；外加组件 C4 sqrt 聚合被证实</w:t>
+              <w:t>三项各有 10 对配对 t 的显式 95% CI；精度加权原型聚合（C2）</w:t>
+            </w:r>
+            <w:r>
+              <w:rPr>
+                <w:b/>
+              </w:rPr>
+              <w:t>没有配对 CI</w:t>
+            </w:r>
+            <w:r>
+              <w:t>，其上界来自 3 seed + 机制诊断（$n_{\text{eff}}$=3.99/4）。外加组件 C4 sqrt 聚合被证实</w:t>
             </w:r>
             <w:r>
               <w:rPr>
@@ -1931,7 +2075,7 @@
           </w:tcPr>
           <w:p>
             <w:r>
-              <w:t>✅ 有 CI</w:t>
+              <w:t>✅ 三项有配对 CI；C2 为机制上界</w:t>
             </w:r>
           </w:p>
         </w:tc>
@@ -2051,7 +2195,25 @@
           </w:tcPr>
           <w:p>
             <w:r>
-              <w:t>✅ 四点观察</w:t>
+              <w:t xml:space="preserve">⚠️ </w:t>
+            </w:r>
+            <w:r>
+              <w:rPr>
+                <w:b/>
+              </w:rPr>
+              <w:t>证据弱于贡献 1/2</w:t>
+            </w:r>
+            <w:r>
+              <w:t>：ρ 是</w:t>
+            </w:r>
+            <w:r>
+              <w:rPr>
+                <w:b/>
+              </w:rPr>
+              <w:t>反解值</w:t>
+            </w:r>
+            <w:r>
+              <w:t>，非实测</w:t>
             </w:r>
           </w:p>
         </w:tc>
@@ -2347,6 +2509,136 @@
     <w:p>
       <w:r>
         <w:t>R3 之后，阶梯的三根横档里有一根（MOON）是空心的（§5.1）。</w:t>
+      </w:r>
+    </w:p>
+    <w:p>
+      <w:r>
+        <w:t xml:space="preserve">⚠️ </w:t>
+      </w:r>
+      <w:r>
+        <w:rPr>
+          <w:b/>
+        </w:rPr>
+        <w:t>贡献 3 的证据强度也低于贡献 1 与贡献 2，这个差别必须在正文里显式标出。</w:t>
+      </w:r>
+    </w:p>
+    <w:p>
+      <w:r>
+        <w:t>贡献 1 的区间与贡献 2 的 $\sigma_d$ 都是</w:t>
+      </w:r>
+      <w:r>
+        <w:rPr>
+          <w:b/>
+        </w:rPr>
+        <w:t>实测量</w:t>
+      </w:r>
+      <w:r>
+        <w:t>（10 对配对差直接算出），</w:t>
+      </w:r>
+    </w:p>
+    <w:p>
+      <w:r>
+        <w:t xml:space="preserve">而贡献 3 的四个 ρ 是由 $\sigma_d^2=2s_{\text{seed}}^2(1-\rho)$ </w:t>
+      </w:r>
+      <w:r>
+        <w:rPr>
+          <w:b/>
+        </w:rPr>
+        <w:t>反解</w:t>
+      </w:r>
+      <w:r>
+        <w:t>的，</w:t>
+      </w:r>
+    </w:p>
+    <w:p>
+      <w:r>
+        <w:t>依赖一条近似：</w:t>
+      </w:r>
+      <w:r>
+        <w:rPr>
+          <w:b/>
+        </w:rPr>
+        <w:t>两臂的 $s_{\text{seed}}$ 都约等于 0.033</w:t>
+      </w:r>
+      <w:r>
+        <w:t>。</w:t>
+      </w:r>
+    </w:p>
+    <w:p>
+      <w:r>
+        <w:rPr>
+          <w:b/>
+        </w:rPr>
+        <w:t>实测 ρ 至今是 TODO</w:t>
+      </w:r>
+      <w:r>
+        <w:t>（台账 §12.2 第 4 条；</w:t>
+      </w:r>
+      <w:r>
+        <w:rPr>
+          <w:rFonts w:ascii="Menlo" w:hAnsi="Menlo"/>
+          <w:color w:val="C7254E"/>
+        </w:rPr>
+        <w:t>scripts/measure_power.py</w:t>
+      </w:r>
+      <w:r>
+        <w:t xml:space="preserve"> 已就绪）。</w:t>
+      </w:r>
+    </w:p>
+    <w:p>
+      <w:r>
+        <w:t>可写的上限是"在两臂 seed SD 近似相等的假设下，配对消掉的 seed 方差比例约为</w:t>
+      </w:r>
+    </w:p>
+    <w:p>
+      <w:r>
+        <w:t>90%/81%/66%/58%"，</w:t>
+      </w:r>
+      <w:r>
+        <w:rPr>
+          <w:b/>
+        </w:rPr>
+        <w:t>不可</w:t>
+      </w:r>
+      <w:r>
+        <w:t>写成"实测相关性为 0.90"。</w:t>
+      </w:r>
+    </w:p>
+    <w:p>
+      <w:r>
+        <w:t>对 $s_{\text{seed}}$ 取 0.030/0.036 的敏感性显示 ρ 的</w:t>
+      </w:r>
+      <w:r>
+        <w:rPr>
+          <w:b/>
+        </w:rPr>
+        <w:t>排序与量级不变</w:t>
+      </w:r>
+      <w:r>
+        <w:t>（台账 §8.4），</w:t>
+      </w:r>
+    </w:p>
+    <w:p>
+      <w:r>
+        <w:t>所以"必须逐比较规划样本量"这个</w:t>
+      </w:r>
+      <w:r>
+        <w:rPr>
+          <w:b/>
+        </w:rPr>
+        <w:t>定性结论</w:t>
+      </w:r>
+      <w:r>
+        <w:t>是稳的；受影响的只是四个 ρ 的</w:t>
+      </w:r>
+      <w:r>
+        <w:rPr>
+          <w:b/>
+        </w:rPr>
+        <w:t>数值</w:t>
+      </w:r>
+      <w:r>
+        <w:t>。</w:t>
       </w:r>
     </w:p>
     <w:p>
@@ -2824,10 +3116,23 @@
         <w:rPr>
           <w:b/>
         </w:rPr>
-        <w:t>（表 2）四个精确零</w:t>
-      </w:r>
-      <w:r>
-        <w:t>（来源：台账 §5，数字逐字沿用）：</w:t>
+        <w:t>（表 2）三个带配对 CI 的精确零 + 一个由机制诊断定界的零</w:t>
+      </w:r>
+    </w:p>
+    <w:p>
+      <w:r>
+        <w:t>（来源：台账 §5，数字逐字沿用）。</w:t>
+      </w:r>
+    </w:p>
+    <w:p>
+      <w:r>
+        <w:rPr>
+          <w:b/>
+        </w:rPr>
+        <w:t>"上界来自"这一列是本表的要害</w:t>
+      </w:r>
+      <w:r>
+        <w:t>：它防止四行被合并成"四个带 CI 的精确零"。</w:t>
       </w:r>
     </w:p>
     <w:tbl>
@@ -2837,16 +3142,17 @@
         <w:tblLook w:firstColumn="1" w:firstRow="1" w:lastColumn="0" w:lastRow="0" w:noHBand="0" w:noVBand="1" w:val="04A0"/>
       </w:tblPr>
       <w:tblGrid>
-        <w:gridCol w:w="1728"/>
-        <w:gridCol w:w="1728"/>
-        <w:gridCol w:w="1728"/>
-        <w:gridCol w:w="1728"/>
-        <w:gridCol w:w="1728"/>
+        <w:gridCol w:w="1440"/>
+        <w:gridCol w:w="1440"/>
+        <w:gridCol w:w="1440"/>
+        <w:gridCol w:w="1440"/>
+        <w:gridCol w:w="1440"/>
+        <w:gridCol w:w="1440"/>
       </w:tblGrid>
       <w:tr>
         <w:tc>
           <w:tcPr>
-            <w:tcW w:type="dxa" w:w="1728"/>
+            <w:tcW w:type="dxa" w:w="1440"/>
           </w:tcPr>
           <w:p>
             <w:r>
@@ -2859,7 +3165,7 @@
         </w:tc>
         <w:tc>
           <w:tcPr>
-            <w:tcW w:type="dxa" w:w="1728"/>
+            <w:tcW w:type="dxa" w:w="1440"/>
           </w:tcPr>
           <w:p>
             <w:r>
@@ -2872,7 +3178,7 @@
         </w:tc>
         <w:tc>
           <w:tcPr>
-            <w:tcW w:type="dxa" w:w="1728"/>
+            <w:tcW w:type="dxa" w:w="1440"/>
           </w:tcPr>
           <w:p>
             <w:r>
@@ -2885,7 +3191,7 @@
         </w:tc>
         <w:tc>
           <w:tcPr>
-            <w:tcW w:type="dxa" w:w="1728"/>
+            <w:tcW w:type="dxa" w:w="1440"/>
           </w:tcPr>
           <w:p>
             <w:r>
@@ -2898,7 +3204,20 @@
         </w:tc>
         <w:tc>
           <w:tcPr>
-            <w:tcW w:type="dxa" w:w="1728"/>
+            <w:tcW w:type="dxa" w:w="1440"/>
+          </w:tcPr>
+          <w:p>
+            <w:r>
+              <w:rPr>
+                <w:b/>
+              </w:rPr>
+              <w:t>上界来自</w:t>
+            </w:r>
+          </w:p>
+        </w:tc>
+        <w:tc>
+          <w:tcPr>
+            <w:tcW w:type="dxa" w:w="1440"/>
           </w:tcPr>
           <w:p>
             <w:r>
@@ -2913,7 +3232,7 @@
       <w:tr>
         <w:tc>
           <w:tcPr>
-            <w:tcW w:type="dxa" w:w="1728"/>
+            <w:tcW w:type="dxa" w:w="1440"/>
           </w:tcPr>
           <w:p>
             <w:r>
@@ -2926,7 +3245,7 @@
         </w:tc>
         <w:tc>
           <w:tcPr>
-            <w:tcW w:type="dxa" w:w="1728"/>
+            <w:tcW w:type="dxa" w:w="1440"/>
           </w:tcPr>
           <w:p>
             <w:r>
@@ -2939,7 +3258,7 @@
         </w:tc>
         <w:tc>
           <w:tcPr>
-            <w:tcW w:type="dxa" w:w="1728"/>
+            <w:tcW w:type="dxa" w:w="1440"/>
           </w:tcPr>
           <w:p>
             <w:r>
@@ -2952,7 +3271,7 @@
         </w:tc>
         <w:tc>
           <w:tcPr>
-            <w:tcW w:type="dxa" w:w="1728"/>
+            <w:tcW w:type="dxa" w:w="1440"/>
           </w:tcPr>
           <w:p>
             <w:r>
@@ -2965,7 +3284,20 @@
         </w:tc>
         <w:tc>
           <w:tcPr>
-            <w:tcW w:type="dxa" w:w="1728"/>
+            <w:tcW w:type="dxa" w:w="1440"/>
+          </w:tcPr>
+          <w:p>
+            <w:r>
+              <w:rPr>
+                <w:b/>
+              </w:rPr>
+              <w:t>配对 CI</w:t>
+            </w:r>
+          </w:p>
+        </w:tc>
+        <w:tc>
+          <w:tcPr>
+            <w:tcW w:type="dxa" w:w="1440"/>
           </w:tcPr>
           <w:p>
             <w:r>
@@ -2980,7 +3312,7 @@
       <w:tr>
         <w:tc>
           <w:tcPr>
-            <w:tcW w:type="dxa" w:w="1728"/>
+            <w:tcW w:type="dxa" w:w="1440"/>
           </w:tcPr>
           <w:p>
             <w:r>
@@ -2990,7 +3322,7 @@
         </w:tc>
         <w:tc>
           <w:tcPr>
-            <w:tcW w:type="dxa" w:w="1728"/>
+            <w:tcW w:type="dxa" w:w="1440"/>
           </w:tcPr>
           <w:p>
             <w:r>
@@ -3000,7 +3332,7 @@
         </w:tc>
         <w:tc>
           <w:tcPr>
-            <w:tcW w:type="dxa" w:w="1728"/>
+            <w:tcW w:type="dxa" w:w="1440"/>
           </w:tcPr>
           <w:p>
             <w:r>
@@ -3010,7 +3342,7 @@
         </w:tc>
         <w:tc>
           <w:tcPr>
-            <w:tcW w:type="dxa" w:w="1728"/>
+            <w:tcW w:type="dxa" w:w="1440"/>
           </w:tcPr>
           <w:p>
             <w:r>
@@ -3020,7 +3352,20 @@
         </w:tc>
         <w:tc>
           <w:tcPr>
-            <w:tcW w:type="dxa" w:w="1728"/>
+            <w:tcW w:type="dxa" w:w="1440"/>
+          </w:tcPr>
+          <w:p>
+            <w:r>
+              <w:rPr>
+                <w:b/>
+              </w:rPr>
+              <w:t>配对 CI</w:t>
+            </w:r>
+          </w:p>
+        </w:tc>
+        <w:tc>
+          <w:tcPr>
+            <w:tcW w:type="dxa" w:w="1440"/>
           </w:tcPr>
           <w:p>
             <w:r>
@@ -3032,7 +3377,7 @@
       <w:tr>
         <w:tc>
           <w:tcPr>
-            <w:tcW w:type="dxa" w:w="1728"/>
+            <w:tcW w:type="dxa" w:w="1440"/>
           </w:tcPr>
           <w:p>
             <w:r>
@@ -3042,7 +3387,7 @@
         </w:tc>
         <w:tc>
           <w:tcPr>
-            <w:tcW w:type="dxa" w:w="1728"/>
+            <w:tcW w:type="dxa" w:w="1440"/>
           </w:tcPr>
           <w:p>
             <w:r>
@@ -3052,7 +3397,7 @@
         </w:tc>
         <w:tc>
           <w:tcPr>
-            <w:tcW w:type="dxa" w:w="1728"/>
+            <w:tcW w:type="dxa" w:w="1440"/>
           </w:tcPr>
           <w:p>
             <w:r>
@@ -3062,7 +3407,7 @@
         </w:tc>
         <w:tc>
           <w:tcPr>
-            <w:tcW w:type="dxa" w:w="1728"/>
+            <w:tcW w:type="dxa" w:w="1440"/>
           </w:tcPr>
           <w:p>
             <w:r>
@@ -3072,7 +3417,20 @@
         </w:tc>
         <w:tc>
           <w:tcPr>
-            <w:tcW w:type="dxa" w:w="1728"/>
+            <w:tcW w:type="dxa" w:w="1440"/>
+          </w:tcPr>
+          <w:p>
+            <w:r>
+              <w:rPr>
+                <w:b/>
+              </w:rPr>
+              <w:t>配对 CI</w:t>
+            </w:r>
+          </w:p>
+        </w:tc>
+        <w:tc>
+          <w:tcPr>
+            <w:tcW w:type="dxa" w:w="1440"/>
           </w:tcPr>
           <w:p>
             <w:r>
@@ -3084,7 +3442,7 @@
       <w:tr>
         <w:tc>
           <w:tcPr>
-            <w:tcW w:type="dxa" w:w="1728"/>
+            <w:tcW w:type="dxa" w:w="1440"/>
           </w:tcPr>
           <w:p>
             <w:r>
@@ -3094,7 +3452,7 @@
         </w:tc>
         <w:tc>
           <w:tcPr>
-            <w:tcW w:type="dxa" w:w="1728"/>
+            <w:tcW w:type="dxa" w:w="1440"/>
           </w:tcPr>
           <w:p>
             <w:r>
@@ -3104,17 +3462,23 @@
         </w:tc>
         <w:tc>
           <w:tcPr>
-            <w:tcW w:type="dxa" w:w="1728"/>
-          </w:tcPr>
-          <w:p>
-            <w:r>
-              <w:t>—（见下方注）</w:t>
-            </w:r>
-          </w:p>
-        </w:tc>
-        <w:tc>
-          <w:tcPr>
-            <w:tcW w:type="dxa" w:w="1728"/>
+            <w:tcW w:type="dxa" w:w="1440"/>
+          </w:tcPr>
+          <w:p>
+            <w:r>
+              <w:rPr>
+                <w:b/>
+              </w:rPr>
+              <w:t>无</w:t>
+            </w:r>
+            <w:r>
+              <w:t>（台账 §5 给的是"—"）</w:t>
+            </w:r>
+          </w:p>
+        </w:tc>
+        <w:tc>
+          <w:tcPr>
+            <w:tcW w:type="dxa" w:w="1440"/>
           </w:tcPr>
           <w:p>
             <w:r>
@@ -3124,7 +3488,32 @@
         </w:tc>
         <w:tc>
           <w:tcPr>
-            <w:tcW w:type="dxa" w:w="1728"/>
+            <w:tcW w:type="dxa" w:w="1440"/>
+          </w:tcPr>
+          <w:p>
+            <w:r>
+              <w:t xml:space="preserve">⚠️ </w:t>
+            </w:r>
+            <w:r>
+              <w:rPr>
+                <w:b/>
+              </w:rPr>
+              <w:t>机制诊断</w:t>
+            </w:r>
+            <w:r>
+              <w:t>（$n_{\text{eff}}$=3.99/4），</w:t>
+            </w:r>
+            <w:r>
+              <w:rPr>
+                <w:b/>
+              </w:rPr>
+              <w:t>非配对 CI</w:t>
+            </w:r>
+          </w:p>
+        </w:tc>
+        <w:tc>
+          <w:tcPr>
+            <w:tcW w:type="dxa" w:w="1440"/>
           </w:tcPr>
           <w:p>
             <w:r>
@@ -3136,7 +3525,7 @@
       <w:tr>
         <w:tc>
           <w:tcPr>
-            <w:tcW w:type="dxa" w:w="1728"/>
+            <w:tcW w:type="dxa" w:w="1440"/>
           </w:tcPr>
           <w:p>
             <w:r>
@@ -3146,7 +3535,7 @@
         </w:tc>
         <w:tc>
           <w:tcPr>
-            <w:tcW w:type="dxa" w:w="1728"/>
+            <w:tcW w:type="dxa" w:w="1440"/>
           </w:tcPr>
           <w:p>
             <w:r>
@@ -3162,7 +3551,7 @@
         </w:tc>
         <w:tc>
           <w:tcPr>
-            <w:tcW w:type="dxa" w:w="1728"/>
+            <w:tcW w:type="dxa" w:w="1440"/>
           </w:tcPr>
           <w:p>
             <w:r>
@@ -3172,7 +3561,7 @@
         </w:tc>
         <w:tc>
           <w:tcPr>
-            <w:tcW w:type="dxa" w:w="1728"/>
+            <w:tcW w:type="dxa" w:w="1440"/>
           </w:tcPr>
           <w:p>
             <w:r>
@@ -3182,7 +3571,17 @@
         </w:tc>
         <w:tc>
           <w:tcPr>
-            <w:tcW w:type="dxa" w:w="1728"/>
+            <w:tcW w:type="dxa" w:w="1440"/>
+          </w:tcPr>
+          <w:p>
+            <w:r>
+              <w:t>方向证据，非上界</w:t>
+            </w:r>
+          </w:p>
+        </w:tc>
+        <w:tc>
+          <w:tcPr>
+            <w:tcW w:type="dxa" w:w="1440"/>
           </w:tcPr>
           <w:p>
             <w:r>
@@ -3203,128 +3602,64 @@
     </w:tbl>
     <w:p/>
     <w:p>
-      <w:pPr>
-        <w:ind w:left="360"/>
-      </w:pPr>
-      <w:r>
-        <w:rPr>
-          <w:i/>
-          <w:color w:val="555555"/>
-        </w:rPr>
-        <w:t xml:space="preserve">📌 </w:t>
-      </w:r>
       <w:r>
         <w:rPr>
           <w:b/>
-          <w:i/>
-          <w:color w:val="555555"/>
         </w:rPr>
-        <w:t>报告精度提醒</w:t>
-      </w:r>
-      <w:r>
-        <w:rPr>
-          <w:i/>
-          <w:color w:val="555555"/>
-        </w:rPr>
-        <w:t>：上表前三行带显式 95% CI；</w:t>
+        <w:t>C2 那一行的上界是怎么来的</w:t>
+      </w:r>
+      <w:r>
+        <w:t xml:space="preserve">：$n_{\text{eff}}$ = </w:t>
       </w:r>
       <w:r>
         <w:rPr>
           <w:b/>
-          <w:i/>
-          <w:color w:val="555555"/>
         </w:rPr>
-        <w:t>C2 那一行台账 §5 给的 CI 是"—"</w:t>
-      </w:r>
-      <w:r>
-        <w:rPr>
-          <w:i/>
-          <w:color w:val="555555"/>
-        </w:rPr>
-        <w:t>，</w:t>
-      </w:r>
-    </w:p>
-    <w:p>
-      <w:pPr>
-        <w:ind w:left="360"/>
-      </w:pPr>
-      <w:r>
-        <w:rPr>
-          <w:i/>
-          <w:color w:val="555555"/>
-        </w:rPr>
-        <w:t xml:space="preserve">它的上界来自 3 seed + 机制诊断（$n_{\text{eff}}$ = </w:t>
+        <w:t>3.99/4</w:t>
+      </w:r>
+      <w:r>
+        <w:t xml:space="preserve"> 说明精度加权已经退化为</w:t>
+      </w:r>
+    </w:p>
+    <w:p>
+      <w:r>
+        <w:t>近客户端均权，因此它</w:t>
       </w:r>
       <w:r>
         <w:rPr>
           <w:b/>
-          <w:i/>
-          <w:color w:val="555555"/>
         </w:rPr>
-        <w:t>3.99/4</w:t>
-      </w:r>
-      <w:r>
-        <w:rPr>
-          <w:i/>
-          <w:color w:val="555555"/>
-        </w:rPr>
-        <w:t>，说明精度加权已退化为</w:t>
-      </w:r>
-    </w:p>
-    <w:p>
-      <w:pPr>
-        <w:ind w:left="360"/>
-      </w:pPr>
-      <w:r>
-        <w:rPr>
-          <w:i/>
-          <w:color w:val="555555"/>
-        </w:rPr>
-        <w:t>近客户端均权，因此不可能与 client 等权产生可测差异）。</w:t>
-      </w:r>
-    </w:p>
-    <w:p>
-      <w:pPr>
-        <w:ind w:left="360"/>
-      </w:pPr>
-      <w:r>
-        <w:rPr>
-          <w:i/>
-          <w:color w:val="555555"/>
-        </w:rPr>
-        <w:t>正文写"四个带 CI 的精确零"时须对 C2 单独注明其上界的来源，</w:t>
-      </w:r>
-    </w:p>
-    <w:p>
-      <w:pPr>
-        <w:ind w:left="360"/>
-      </w:pPr>
+        <w:t>不可能</w:t>
+      </w:r>
+      <w:r>
+        <w:t>与 client 等权产生可测差异——这是一条机制论证，</w:t>
+      </w:r>
+    </w:p>
+    <w:p>
+      <w:r>
+        <w:t>不是一个区间。</w:t>
+      </w:r>
       <w:r>
         <w:rPr>
           <w:b/>
-          <w:i/>
-          <w:color w:val="555555"/>
         </w:rPr>
-        <w:t>不要把机制诊断说成配对 CI</w:t>
+        <w:t>全文不得把它说成配对 CI，也不得把四行合并写成"四个带 CI 的精确零"。</w:t>
+      </w:r>
+    </w:p>
+    <w:p>
+      <w:r>
+        <w:t>正确的概括只有一个：</w:t>
       </w:r>
       <w:r>
         <w:rPr>
-          <w:i/>
-          <w:color w:val="555555"/>
+          <w:b/>
         </w:rPr>
-        <w:t>。（这一处的措辞在台账 §5 / §10 之间本就略有张力，</w:t>
-      </w:r>
-    </w:p>
-    <w:p>
-      <w:pPr>
-        <w:ind w:left="360"/>
-      </w:pPr>
-      <w:r>
-        <w:rPr>
-          <w:i/>
-          <w:color w:val="555555"/>
-        </w:rPr>
-        <w:t>此处按更严的口径写，未改动任何数字。）</w:t>
+        <w:t>"三个带配对 CI 的精确零，外加一个由机制诊断定界的零"</w:t>
+      </w:r>
+    </w:p>
+    <w:p>
+      <w:r>
+        <w:t>（口径同台账 §5 的同名警告）。</w:t>
       </w:r>
     </w:p>
     <w:p>
@@ -7079,435 +7414,52 @@
     </w:p>
     <w:p>
       <w:pPr>
-        <w:pStyle w:val="Heading3"/>
+        <w:pStyle w:val="Heading4"/>
       </w:pPr>
       <w:r>
-        <w:t>6　Reproducibility Findings</w:t>
-      </w:r>
-    </w:p>
-    <w:p>
-      <w:pPr>
-        <w:pStyle w:val="ListBullet"/>
-        <w:ind w:left="360"/>
-      </w:pPr>
+        <w:t>5.6　⚠️ 开放项（假设，不是发现）：QWK/MAE 改善而 referable 敏感性下降</w:t>
+      </w:r>
+    </w:p>
+    <w:p>
       <w:r>
         <w:rPr>
           <w:b/>
         </w:rPr>
-        <w:t>6.1 静默失败的比例</w:t>
-      </w:r>
-      <w:r>
-        <w:t xml:space="preserve">：15 个已修缺陷中 </w:t>
-      </w:r>
-      <w:r>
-        <w:rPr>
-          <w:b/>
-        </w:rPr>
-        <w:t>11 个是静默失败</w:t>
-      </w:r>
-      <w:r>
-        <w:t>（不崩溃、不报警、</w:t>
-      </w:r>
-    </w:p>
-    <w:p>
-      <w:r>
-        <w:t xml:space="preserve">  只是安静产出错误结果）。逐条列表 + 各自会污染哪个结论</w:t>
-      </w:r>
-    </w:p>
-    <w:p>
-      <w:pPr>
-        <w:pStyle w:val="ListBullet"/>
-        <w:ind w:left="360"/>
-      </w:pPr>
-      <w:r>
-        <w:rPr>
-          <w:b/>
-        </w:rPr>
-        <w:t>6.2 锚点协议错配</w:t>
-      </w:r>
-      <w:r>
-        <w:t>：RETFound 的 IDRiD 0.822 实为 APTOS→IDRiD 跨数据集，</w:t>
-      </w:r>
-    </w:p>
-    <w:p>
-      <w:r>
-        <w:t xml:space="preserve">  被广泛当作本地训练门槛引用</w:t>
-      </w:r>
-    </w:p>
-    <w:p>
-      <w:pPr>
-        <w:pStyle w:val="ListBullet"/>
-        <w:ind w:left="360"/>
-      </w:pPr>
-      <w:r>
-        <w:rPr>
-          <w:b/>
-        </w:rPr>
-        <w:t>6.3 建议清单</w:t>
-      </w:r>
-      <w:r>
-        <w:t>：给后续工作的可执行检查表</w:t>
-      </w:r>
-    </w:p>
-    <w:p>
-      <w:pPr>
-        <w:pStyle w:val="Heading3"/>
-      </w:pPr>
-      <w:r>
-        <w:t>7　Limitations</w:t>
-      </w:r>
-    </w:p>
-    <w:p>
-      <w:r>
-        <w:rPr>
-          <w:b/>
-        </w:rPr>
-        <w:t>要主动写足，这是阴性结果论文的护城河</w:t>
-      </w:r>
-      <w:r>
-        <w:t>：</w:t>
-      </w:r>
-    </w:p>
-    <w:p>
-      <w:pPr>
-        <w:pStyle w:val="ListBullet"/>
-        <w:ind w:left="360"/>
-      </w:pPr>
-      <w:r>
-        <w:t>单任务族（DR 分级），不宣称普适</w:t>
-      </w:r>
-    </w:p>
-    <w:p>
-      <w:pPr>
-        <w:pStyle w:val="ListBullet"/>
-        <w:ind w:left="360"/>
-      </w:pPr>
-      <w:r>
-        <w:t>单骨干（RETFound）。不同骨干的噪声水平可能不同</w:t>
-      </w:r>
-    </w:p>
-    <w:p>
-      <w:pPr>
-        <w:pStyle w:val="ListBullet"/>
-        <w:ind w:left="360"/>
-      </w:pPr>
-      <w:r>
-        <w:t>四客户端。客户端更多时 seed 方差可能下降</w:t>
-      </w:r>
-    </w:p>
-    <w:p>
-      <w:pPr>
-        <w:pStyle w:val="ListBullet"/>
-        <w:ind w:left="360"/>
-      </w:pPr>
-      <w:r>
-        <w:t>APTOS 去泄漏后测试集比公开版更干净，绝对值与文献不可直接比较</w:t>
-      </w:r>
-    </w:p>
-    <w:p>
-      <w:pPr>
-        <w:pStyle w:val="ListBullet"/>
-        <w:ind w:left="360"/>
-      </w:pPr>
-      <w:r>
-        <w:t>δ 轨迹目前样本有限（单 seed）</w:t>
-      </w:r>
-    </w:p>
-    <w:p>
-      <w:pPr>
-        <w:pStyle w:val="ListBullet"/>
-        <w:ind w:left="360"/>
-      </w:pPr>
-      <w:r>
-        <w:t>未做病人级 cluster bootstrap（Messidor-2 配对表待获取）</w:t>
-      </w:r>
-    </w:p>
-    <w:p>
-      <w:pPr>
-        <w:pStyle w:val="ListBullet"/>
-        <w:ind w:left="360"/>
-      </w:pPr>
-      <w:r>
-        <w:rPr>
-          <w:b/>
-        </w:rPr>
-        <w:t>年份与机制层级完全共线</w:t>
-      </w:r>
-      <w:r>
-        <w:t>（2018 / 2021 / 2022）；不得把四格结果写成一般性的</w:t>
-      </w:r>
-    </w:p>
-    <w:p>
-      <w:r>
-        <w:t xml:space="preserve">  "类原型优于参数层 / 表示层"。FedALA（2023）是拆解候选，现仅 n=5</w:t>
-      </w:r>
-    </w:p>
-    <w:p>
-      <w:pPr>
-        <w:pStyle w:val="ListBullet"/>
-        <w:ind w:left="360"/>
-      </w:pPr>
-      <w:r>
-        <w:rPr>
-          <w:b/>
-        </w:rPr>
-        <w:t>机制阶梯只有点估计，没有各自的配对 CI</w:t>
-      </w:r>
-      <w:r>
-        <w:t>（§5.1）；不得写成精确零</w:t>
-      </w:r>
-    </w:p>
-    <w:p>
-      <w:pPr>
-        <w:pStyle w:val="ListBullet"/>
-        <w:ind w:left="360"/>
-      </w:pPr>
-      <w:r>
-        <w:rPr>
-          <w:b/>
-        </w:rPr>
-        <w:t>FedProx 超参范围</w:t>
-      </w:r>
-      <w:r>
-        <w:t>：只测了仓库默认 μ=0.01；措辞必须是</w:t>
-      </w:r>
-    </w:p>
-    <w:p>
-      <w:r>
-        <w:t xml:space="preserve">  "在本设置、默认超参下"，不得写成"FedProx 在联邦学习中无用"</w:t>
-      </w:r>
-    </w:p>
-    <w:p>
-      <w:pPr>
-        <w:pStyle w:val="ListBullet"/>
-        <w:ind w:left="360"/>
-      </w:pPr>
-      <w:r>
-        <w:rPr>
-          <w:b/>
-        </w:rPr>
-        <w:t>MOON 超参</w:t>
-      </w:r>
-      <w:r>
-        <w:t>：μ=1.0 / τ=0.5 为仓库默认，未调优</w:t>
-      </w:r>
-    </w:p>
-    <w:p>
-      <w:pPr>
-        <w:pStyle w:val="ListBullet"/>
-        <w:ind w:left="360"/>
-      </w:pPr>
-      <w:r>
-        <w:rPr>
-          <w:b/>
-        </w:rPr>
-        <w:t>MOON 的 H1/H2 = R3（不可判定）</w:t>
-      </w:r>
-      <w:r>
-        <w:t>，不得写成已证实的 H2；</w:t>
-      </w:r>
-    </w:p>
-    <w:p>
-      <w:r>
-        <w:t xml:space="preserve">  且 Holm p 与 Holm 区间的口径分离已在 §4.3 正文披露，</w:t>
-      </w:r>
-      <w:r>
-        <w:rPr>
-          <w:b/>
-        </w:rPr>
-        <w:t>不得移入附录</w:t>
-      </w:r>
-    </w:p>
-    <w:p>
-      <w:pPr>
-        <w:pStyle w:val="ListBullet"/>
-        <w:ind w:left="360"/>
-      </w:pPr>
-      <w:r>
-        <w:rPr>
-          <w:b/>
-        </w:rPr>
-        <w:t>阳性对照非独立</w:t>
-      </w:r>
-      <w:r>
-        <w:t>：多个检出共用 FedOSP-R 臂，corr 可能很高；</w:t>
-      </w:r>
-    </w:p>
-    <w:p>
-      <w:r>
-        <w:t xml:space="preserve">  不得声称"多次独立验证了灵敏度"</w:t>
-      </w:r>
-    </w:p>
-    <w:p>
-      <w:pPr>
-        <w:pStyle w:val="ListBullet"/>
-        <w:ind w:left="360"/>
-      </w:pPr>
-      <w:r>
-        <w:t>Messidor 组件筛选发生在早期；seed 3–12 是独立训练种子，</w:t>
-      </w:r>
-      <w:r>
-        <w:rPr>
-          <w:b/>
-        </w:rPr>
-        <w:t>不是</w:t>
-      </w:r>
-      <w:r>
-        <w:t>新的未见中心</w:t>
-      </w:r>
-    </w:p>
-    <w:p>
-      <w:pPr>
-        <w:pStyle w:val="Heading3"/>
-      </w:pPr>
-      <w:r>
-        <w:t>8　Conclusion</w:t>
-      </w:r>
-    </w:p>
-    <w:p>
-      <w:r>
-        <w:t>回到 §0 那句话，加一句可执行建议：</w:t>
-      </w:r>
-    </w:p>
-    <w:p>
-      <w:r>
-        <w:t>**报告 FL 方法增益时应同时报告 seed 数 $n$ 与配对差 SD $\sigma_d$；</w:t>
-      </w:r>
-    </w:p>
-    <w:p>
-      <w:r>
-        <w:t>不要主张低于该比较之最小可检出效应（MDE）的效应——MDE 须由精确非中心 t</w:t>
-      </w:r>
-    </w:p>
-    <w:p>
-      <w:r>
-        <w:t>（</w:t>
+        <w:t>状态：未证实（骨架 §0.1 第三档）。检验已指定，零 GPU 成本，尚未执行。</w:t>
+      </w:r>
+    </w:p>
+    <w:p>
+      <w:r>
+        <w:t>完整推导、量级核验与检验设计见</w:t>
+      </w:r>
+    </w:p>
+    <w:p>
+      <w:r>
+        <w:t>[</w:t>
       </w:r>
       <w:r>
         <w:rPr>
           <w:rFonts w:ascii="Menlo" w:hAnsi="Menlo"/>
           <w:color w:val="C7254E"/>
         </w:rPr>
-        <w:t>fedosp.stats.pairs_needed</w:t>
-      </w:r>
-      <w:r>
-        <w:t>）按该比较的 $\sigma_d$ 计算。</w:t>
-      </w:r>
-    </w:p>
-    <w:p>
-      <w:r>
-        <w:t>正态近似规则 $2\sigma_d/\sqrt{n}$ 在小 $n$ 下乐观地偏低（n=10 时约低 13%，</w:t>
-      </w:r>
-    </w:p>
-    <w:p>
-      <w:r>
-        <w:t>n=3 时约低 115%），不得照抄。</w:t>
-      </w:r>
-    </w:p>
-    <w:p>
-      <w:r>
-        <w:t>做多重比较校正时，</w:t>
+        <w:t>分析_指标解离_2026-10-02.md</w:t>
+      </w:r>
+      <w:r>
+        <w:t>](分析_指标解离_2026-10-02.md)。</w:t>
+      </w:r>
+    </w:p>
+    <w:p>
+      <w:r>
+        <w:t>协作方新增的 per-class 审计（FedOSP-R vs FedAvg，</w:t>
       </w:r>
       <w:r>
         <w:rPr>
           <w:b/>
         </w:rPr>
-        <w:t>报 p 值的同时要报与之相容的区间</w:t>
-      </w:r>
-      <w:r>
-        <w:t>，并说明用的是哪一种口径</w:t>
-      </w:r>
-    </w:p>
-    <w:p>
-      <w:r>
-        <w:t>——Holm 只保证 p 值层面的 FWER，不自带一族同时置信区间（§4.3）。**</w:t>
-      </w:r>
-    </w:p>
-    <w:p>
-      <w:pPr>
-        <w:ind w:left="360"/>
-      </w:pPr>
-      <w:r>
-        <w:rPr>
-          <w:i/>
-          <w:color w:val="555555"/>
-        </w:rPr>
-        <w:t>⚠️ 注记：仓库已有 AST 源码守卫防止代码侧再写正态近似样本量公式，</w:t>
-      </w:r>
-    </w:p>
-    <w:p>
-      <w:pPr>
-        <w:ind w:left="360"/>
-      </w:pPr>
-      <w:r>
-        <w:rPr>
-          <w:i/>
-          <w:color w:val="555555"/>
-        </w:rPr>
-        <w:t>但守卫</w:t>
-      </w:r>
-      <w:r>
-        <w:rPr>
-          <w:b/>
-          <w:i/>
-          <w:color w:val="555555"/>
-        </w:rPr>
-        <w:t>扫不到 Markdown 正文</w:t>
-      </w:r>
-      <w:r>
-        <w:rPr>
-          <w:i/>
-          <w:color w:val="555555"/>
-        </w:rPr>
-        <w:t>。本节收尾句若再改，需人工复核——</w:t>
-      </w:r>
-    </w:p>
-    <w:p>
-      <w:pPr>
-        <w:ind w:left="360"/>
-      </w:pPr>
-      <w:r>
-        <w:rPr>
-          <w:i/>
-          <w:color w:val="555555"/>
-        </w:rPr>
-        <w:t>这是同一个坑的第</w:t>
-      </w:r>
-      <w:r>
-        <w:rPr>
-          <w:b/>
-          <w:i/>
-          <w:color w:val="555555"/>
-        </w:rPr>
-        <w:t>四</w:t>
-      </w:r>
-      <w:r>
-        <w:rPr>
-          <w:i/>
-          <w:color w:val="555555"/>
-        </w:rPr>
-        <w:t>次（前三次在脚本里，见台账 §8.1）。</w:t>
-      </w:r>
-    </w:p>
-    <w:p>
-      <w:pPr>
-        <w:jc w:val="center"/>
-      </w:pPr>
-      <w:r>
-        <w:t>──────────────────────────────────────────</w:t>
-      </w:r>
-    </w:p>
-    <w:p>
-      <w:pPr>
-        <w:pStyle w:val="Heading2"/>
-      </w:pPr>
-      <w:r>
-        <w:t>3. 图表清单</w:t>
-      </w:r>
-    </w:p>
-    <w:p>
-      <w:r>
-        <w:t>编号顺序与 §2 的章节顺序一致（区间最紧的先出）。</w:t>
+        <w:t>全部点估计，无配对 CI</w:t>
+      </w:r>
+      <w:r>
+        <w:t>）：</w:t>
       </w:r>
     </w:p>
     <w:tbl>
@@ -7532,7 +7484,7 @@
               <w:rPr>
                 <w:b/>
               </w:rPr>
-              <w:t>编号</w:t>
+              <w:t>端点</w:t>
             </w:r>
           </w:p>
         </w:tc>
@@ -7545,7 +7497,7 @@
               <w:rPr>
                 <w:b/>
               </w:rPr>
-              <w:t>内容</w:t>
+              <w:t>FedAvg</w:t>
             </w:r>
           </w:p>
         </w:tc>
@@ -7558,7 +7510,7 @@
               <w:rPr>
                 <w:b/>
               </w:rPr>
-              <w:t>来源</w:t>
+              <w:t>FedOSP-R</w:t>
             </w:r>
           </w:p>
         </w:tc>
@@ -7571,7 +7523,7 @@
               <w:rPr>
                 <w:b/>
               </w:rPr>
-              <w:t>状态</w:t>
+              <w:t>变化</w:t>
             </w:r>
           </w:p>
         </w:tc>
@@ -7583,7 +7535,7 @@
           </w:tcPr>
           <w:p>
             <w:r>
-              <w:t>表 1</w:t>
+              <w:t>等级 MAE</w:t>
             </w:r>
           </w:p>
         </w:tc>
@@ -7593,7 +7545,7 @@
           </w:tcPr>
           <w:p>
             <w:r>
-              <w:t>五中心数据资产 + 审计摘要</w:t>
+              <w:t>0.4928</w:t>
             </w:r>
           </w:p>
         </w:tc>
@@ -7603,7 +7555,7 @@
           </w:tcPr>
           <w:p>
             <w:r>
-              <w:t>台账 §2</w:t>
+              <w:t>0.4623</w:t>
             </w:r>
           </w:p>
         </w:tc>
@@ -7613,7 +7565,49 @@
           </w:tcPr>
           <w:p>
             <w:r>
-              <w:t>✅</w:t>
+              <w:t>−0.0305</w:t>
+            </w:r>
+          </w:p>
+        </w:tc>
+      </w:tr>
+      <w:tr>
+        <w:tc>
+          <w:tcPr>
+            <w:tcW w:type="dxa" w:w="2160"/>
+          </w:tcPr>
+          <w:p>
+            <w:r>
+              <w:t>≥2 级误判率</w:t>
+            </w:r>
+          </w:p>
+        </w:tc>
+        <w:tc>
+          <w:tcPr>
+            <w:tcW w:type="dxa" w:w="2160"/>
+          </w:tcPr>
+          <w:p>
+            <w:r>
+              <w:t>0.1393</w:t>
+            </w:r>
+          </w:p>
+        </w:tc>
+        <w:tc>
+          <w:tcPr>
+            <w:tcW w:type="dxa" w:w="2160"/>
+          </w:tcPr>
+          <w:p>
+            <w:r>
+              <w:t>0.1271</w:t>
+            </w:r>
+          </w:p>
+        </w:tc>
+        <w:tc>
+          <w:tcPr>
+            <w:tcW w:type="dxa" w:w="2160"/>
+          </w:tcPr>
+          <w:p>
+            <w:r>
+              <w:t>−0.0122</w:t>
             </w:r>
           </w:p>
         </w:tc>
@@ -7628,7 +7622,7 @@
               <w:rPr>
                 <w:b/>
               </w:rPr>
-              <w:t>表 2</w:t>
+              <w:t>referable 敏感性</w:t>
             </w:r>
           </w:p>
         </w:tc>
@@ -7641,32 +7635,10 @@
               <w:rPr>
                 <w:b/>
               </w:rPr>
-              <w:t>四个精确零 + CI（相对 FedProto 的增量 / 序数 margin / worst-client / 精度聚合 / 交互项 J）</w:t>
-            </w:r>
-          </w:p>
-        </w:tc>
-        <w:tc>
-          <w:tcPr>
-            <w:tcW w:type="dxa" w:w="2160"/>
-          </w:tcPr>
-          <w:p>
-            <w:r>
-              <w:t>台账 §5</w:t>
-            </w:r>
-          </w:p>
-        </w:tc>
-        <w:tc>
-          <w:tcPr>
-            <w:tcW w:type="dxa" w:w="2160"/>
-          </w:tcPr>
-          <w:p>
-            <w:r>
-              <w:t>✅</w:t>
-            </w:r>
-          </w:p>
-        </w:tc>
-      </w:tr>
-      <w:tr>
+              <w:t>0.7109</w:t>
+            </w:r>
+          </w:p>
+        </w:tc>
         <w:tc>
           <w:tcPr>
             <w:tcW w:type="dxa" w:w="2160"/>
@@ -7676,7 +7648,7 @@
               <w:rPr>
                 <w:b/>
               </w:rPr>
-              <w:t>表 2 续</w:t>
+              <w:t>0.6947</w:t>
             </w:r>
           </w:p>
         </w:tc>
@@ -7689,582 +7661,7 @@
               <w:rPr>
                 <w:b/>
               </w:rPr>
-              <w:t>四个被测组件 C1–C4 的最终裁决（三个不成立 + 一个有害）</w:t>
-            </w:r>
-          </w:p>
-        </w:tc>
-        <w:tc>
-          <w:tcPr>
-            <w:tcW w:type="dxa" w:w="2160"/>
-          </w:tcPr>
-          <w:p>
-            <w:r>
-              <w:t>台账 §9</w:t>
-            </w:r>
-          </w:p>
-        </w:tc>
-        <w:tc>
-          <w:tcPr>
-            <w:tcW w:type="dxa" w:w="2160"/>
-          </w:tcPr>
-          <w:p>
-            <w:r>
-              <w:t>✅</w:t>
-            </w:r>
-          </w:p>
-        </w:tc>
-      </w:tr>
-      <w:tr>
-        <w:tc>
-          <w:tcPr>
-            <w:tcW w:type="dxa" w:w="2160"/>
-          </w:tcPr>
-          <w:p>
-            <w:r>
-              <w:rPr>
-                <w:b/>
-              </w:rPr>
-              <w:t>表 3</w:t>
-            </w:r>
-          </w:p>
-        </w:tc>
-        <w:tc>
-          <w:tcPr>
-            <w:tcW w:type="dxa" w:w="2160"/>
-          </w:tcPr>
-          <w:p>
-            <w:r>
-              <w:rPr>
-                <w:b/>
-              </w:rPr>
-              <w:t>逐比较 $\sigma_d$ / CI 半宽 / MDE / 所需配对数 / 反解 ρ</w:t>
-            </w:r>
-          </w:p>
-        </w:tc>
-        <w:tc>
-          <w:tcPr>
-            <w:tcW w:type="dxa" w:w="2160"/>
-          </w:tcPr>
-          <w:p>
-            <w:r>
-              <w:t>台账 §8.1 / §8.3 / §8.4</w:t>
-            </w:r>
-          </w:p>
-        </w:tc>
-        <w:tc>
-          <w:tcPr>
-            <w:tcW w:type="dxa" w:w="2160"/>
-          </w:tcPr>
-          <w:p>
-            <w:r>
-              <w:t>✅</w:t>
-            </w:r>
-          </w:p>
-        </w:tc>
-      </w:tr>
-      <w:tr>
-        <w:tc>
-          <w:tcPr>
-            <w:tcW w:type="dxa" w:w="2160"/>
-          </w:tcPr>
-          <w:p>
-            <w:r>
-              <w:rPr>
-                <w:b/>
-              </w:rPr>
-              <w:t>表 4</w:t>
-            </w:r>
-          </w:p>
-        </w:tc>
-        <w:tc>
-          <w:tcPr>
-            <w:tcW w:type="dxa" w:w="2160"/>
-          </w:tcPr>
-          <w:p>
-            <w:r>
-              <w:rPr>
-                <w:b/>
-              </w:rPr>
-              <w:t>强基线面板主表（Δ + CI + 同向 + $d_z$ + Holm p + 判定）</w:t>
-            </w:r>
-          </w:p>
-        </w:tc>
-        <w:tc>
-          <w:tcPr>
-            <w:tcW w:type="dxa" w:w="2160"/>
-          </w:tcPr>
-          <w:p>
-            <w:r>
-              <w:t>台账 §1</w:t>
-            </w:r>
-          </w:p>
-        </w:tc>
-        <w:tc>
-          <w:tcPr>
-            <w:tcW w:type="dxa" w:w="2160"/>
-          </w:tcPr>
-          <w:p>
-            <w:r>
-              <w:t>✅</w:t>
-            </w:r>
-          </w:p>
-        </w:tc>
-      </w:tr>
-      <w:tr>
-        <w:tc>
-          <w:tcPr>
-            <w:tcW w:type="dxa" w:w="2160"/>
-          </w:tcPr>
-          <w:p>
-            <w:r>
-              <w:rPr>
-                <w:b/>
-              </w:rPr>
-              <w:t>表 4a</w:t>
-            </w:r>
-          </w:p>
-        </w:tc>
-        <w:tc>
-          <w:tcPr>
-            <w:tcW w:type="dxa" w:w="2160"/>
-          </w:tcPr>
-          <w:p>
-            <w:r>
-              <w:rPr>
-                <w:b/>
-              </w:rPr>
-              <w:t>MOON 那一格的五项完整报告（含两种 Holm CI 并列 + R3）</w:t>
-            </w:r>
-          </w:p>
-        </w:tc>
-        <w:tc>
-          <w:tcPr>
-            <w:tcW w:type="dxa" w:w="2160"/>
-          </w:tcPr>
-          <w:p>
-            <w:r>
-              <w:rPr>
-                <w:rFonts w:ascii="Menlo" w:hAnsi="Menlo"/>
-                <w:color w:val="C7254E"/>
-              </w:rPr>
-              <w:t>分析_MOON终裁与机制阶梯_2026-09-30.md</w:t>
-            </w:r>
-            <w:r>
-              <w:t xml:space="preserve"> §2.4(f)</w:t>
-            </w:r>
-          </w:p>
-        </w:tc>
-        <w:tc>
-          <w:tcPr>
-            <w:tcW w:type="dxa" w:w="2160"/>
-          </w:tcPr>
-          <w:p>
-            <w:r>
-              <w:t>✅</w:t>
-            </w:r>
-          </w:p>
-        </w:tc>
-      </w:tr>
-      <w:tr>
-        <w:tc>
-          <w:tcPr>
-            <w:tcW w:type="dxa" w:w="2160"/>
-          </w:tcPr>
-          <w:p>
-            <w:r>
-              <w:t>表 5</w:t>
-            </w:r>
-          </w:p>
-        </w:tc>
-        <w:tc>
-          <w:tcPr>
-            <w:tcW w:type="dxa" w:w="2160"/>
-          </w:tcPr>
-          <w:p>
-            <w:r>
-              <w:t>方法横评：绝对值 + 配对差 + CI + 可排除下限</w:t>
-            </w:r>
-          </w:p>
-        </w:tc>
-        <w:tc>
-          <w:tcPr>
-            <w:tcW w:type="dxa" w:w="2160"/>
-          </w:tcPr>
-          <w:p>
-            <w:r>
-              <w:rPr>
-                <w:rFonts w:ascii="Menlo" w:hAnsi="Menlo"/>
-                <w:color w:val="C7254E"/>
-              </w:rPr>
-              <w:t>benchmark_table.py</w:t>
-            </w:r>
-          </w:p>
-        </w:tc>
-        <w:tc>
-          <w:tcPr>
-            <w:tcW w:type="dxa" w:w="2160"/>
-          </w:tcPr>
-          <w:p>
-            <w:r>
-              <w:t>⚠️ 强基线齐；其余待跑</w:t>
-            </w:r>
-          </w:p>
-        </w:tc>
-      </w:tr>
-      <w:tr>
-        <w:tc>
-          <w:tcPr>
-            <w:tcW w:type="dxa" w:w="2160"/>
-          </w:tcPr>
-          <w:p>
-            <w:r>
-              <w:t>表 6</w:t>
-            </w:r>
-          </w:p>
-        </w:tc>
-        <w:tc>
-          <w:tcPr>
-            <w:tcW w:type="dxa" w:w="2160"/>
-          </w:tcPr>
-          <w:p>
-            <w:r>
-              <w:t>噪声分解：seed / 抽样 / 残差</w:t>
-            </w:r>
-          </w:p>
-        </w:tc>
-        <w:tc>
-          <w:tcPr>
-            <w:tcW w:type="dxa" w:w="2160"/>
-          </w:tcPr>
-          <w:p>
-            <w:r>
-              <w:t>台账 §8 + 新分析</w:t>
-            </w:r>
-          </w:p>
-        </w:tc>
-        <w:tc>
-          <w:tcPr>
-            <w:tcW w:type="dxa" w:w="2160"/>
-          </w:tcPr>
-          <w:p>
-            <w:r>
-              <w:t>⚠️ 需横评 / 方差分解矩阵</w:t>
-            </w:r>
-          </w:p>
-        </w:tc>
-      </w:tr>
-      <w:tr>
-        <w:tc>
-          <w:tcPr>
-            <w:tcW w:type="dxa" w:w="2160"/>
-          </w:tcPr>
-          <w:p>
-            <w:r>
-              <w:rPr>
-                <w:b/>
-              </w:rPr>
-              <w:t>表 7</w:t>
-            </w:r>
-          </w:p>
-        </w:tc>
-        <w:tc>
-          <w:tcPr>
-            <w:tcW w:type="dxa" w:w="2160"/>
-          </w:tcPr>
-          <w:p>
-            <w:r>
-              <w:rPr>
-                <w:b/>
-              </w:rPr>
-              <w:t>机制阶梯（推得点估计，无各自 CI）</w:t>
-            </w:r>
-          </w:p>
-        </w:tc>
-        <w:tc>
-          <w:tcPr>
-            <w:tcW w:type="dxa" w:w="2160"/>
-          </w:tcPr>
-          <w:p>
-            <w:r>
-              <w:t>台账 §1 / MOON 终裁 §3</w:t>
-            </w:r>
-          </w:p>
-        </w:tc>
-        <w:tc>
-          <w:tcPr>
-            <w:tcW w:type="dxa" w:w="2160"/>
-          </w:tcPr>
-          <w:p>
-            <w:r>
-              <w:t>✅ 数字已齐；</w:t>
-            </w:r>
-            <w:r>
-              <w:rPr>
-                <w:b/>
-              </w:rPr>
-              <w:t>标注为点估计</w:t>
-            </w:r>
-          </w:p>
-        </w:tc>
-      </w:tr>
-      <w:tr>
-        <w:tc>
-          <w:tcPr>
-            <w:tcW w:type="dxa" w:w="2160"/>
-          </w:tcPr>
-          <w:p>
-            <w:r>
-              <w:t>表 8</w:t>
-            </w:r>
-          </w:p>
-        </w:tc>
-        <w:tc>
-          <w:tcPr>
-            <w:tcW w:type="dxa" w:w="2160"/>
-          </w:tcPr>
-          <w:p>
-            <w:r>
-              <w:t>15 个实现缺陷及其污染范围</w:t>
-            </w:r>
-          </w:p>
-        </w:tc>
-        <w:tc>
-          <w:tcPr>
-            <w:tcW w:type="dxa" w:w="2160"/>
-          </w:tcPr>
-          <w:p>
-            <w:r>
-              <w:t>台账 §11</w:t>
-            </w:r>
-          </w:p>
-        </w:tc>
-        <w:tc>
-          <w:tcPr>
-            <w:tcW w:type="dxa" w:w="2160"/>
-          </w:tcPr>
-          <w:p>
-            <w:r>
-              <w:t>✅</w:t>
-            </w:r>
-          </w:p>
-        </w:tc>
-      </w:tr>
-      <w:tr>
-        <w:tc>
-          <w:tcPr>
-            <w:tcW w:type="dxa" w:w="2160"/>
-          </w:tcPr>
-          <w:p>
-            <w:r>
-              <w:rPr>
-                <w:b/>
-              </w:rPr>
-              <w:t>图 1</w:t>
-            </w:r>
-          </w:p>
-        </w:tc>
-        <w:tc>
-          <w:tcPr>
-            <w:tcW w:type="dxa" w:w="2160"/>
-          </w:tcPr>
-          <w:p>
-            <w:r>
-              <w:rPr>
-                <w:b/>
-              </w:rPr>
-              <w:t>各方法外测 QWK 的 CI 森林图（展示重叠）</w:t>
-            </w:r>
-          </w:p>
-        </w:tc>
-        <w:tc>
-          <w:tcPr>
-            <w:tcW w:type="dxa" w:w="2160"/>
-          </w:tcPr>
-          <w:p>
-            <w:r>
-              <w:t>横评数据</w:t>
-            </w:r>
-          </w:p>
-        </w:tc>
-        <w:tc>
-          <w:tcPr>
-            <w:tcW w:type="dxa" w:w="2160"/>
-          </w:tcPr>
-          <w:p>
-            <w:r>
-              <w:t>⚠️ 强基线已齐；其余待跑</w:t>
-            </w:r>
-          </w:p>
-        </w:tc>
-      </w:tr>
-      <w:tr>
-        <w:tc>
-          <w:tcPr>
-            <w:tcW w:type="dxa" w:w="2160"/>
-          </w:tcPr>
-          <w:p>
-            <w:r>
-              <w:t>图 2</w:t>
-            </w:r>
-          </w:p>
-        </w:tc>
-        <w:tc>
-          <w:tcPr>
-            <w:tcW w:type="dxa" w:w="2160"/>
-          </w:tcPr>
-          <w:p>
-            <w:r>
-              <w:t>同配置三次估计的漂移</w:t>
-            </w:r>
-          </w:p>
-        </w:tc>
-        <w:tc>
-          <w:tcPr>
-            <w:tcW w:type="dxa" w:w="2160"/>
-          </w:tcPr>
-          <w:p>
-            <w:r>
-              <w:t>台账 §4.1</w:t>
-            </w:r>
-          </w:p>
-        </w:tc>
-        <w:tc>
-          <w:tcPr>
-            <w:tcW w:type="dxa" w:w="2160"/>
-          </w:tcPr>
-          <w:p>
-            <w:r>
-              <w:t>✅</w:t>
-            </w:r>
-          </w:p>
-        </w:tc>
-      </w:tr>
-      <w:tr>
-        <w:tc>
-          <w:tcPr>
-            <w:tcW w:type="dxa" w:w="2160"/>
-          </w:tcPr>
-          <w:p>
-            <w:r>
-              <w:t>图 3</w:t>
-            </w:r>
-          </w:p>
-        </w:tc>
-        <w:tc>
-          <w:tcPr>
-            <w:tcW w:type="dxa" w:w="2160"/>
-          </w:tcPr>
-          <w:p>
-            <w:r>
-              <w:t>方差分解：选择 vs 训练</w:t>
-            </w:r>
-          </w:p>
-        </w:tc>
-        <w:tc>
-          <w:tcPr>
-            <w:tcW w:type="dxa" w:w="2160"/>
-          </w:tcPr>
-          <w:p>
-            <w:r>
-              <w:rPr>
-                <w:rFonts w:ascii="Menlo" w:hAnsi="Menlo"/>
-                <w:color w:val="C7254E"/>
-              </w:rPr>
-              <w:t>variance_decomposition.py</w:t>
-            </w:r>
-          </w:p>
-        </w:tc>
-        <w:tc>
-          <w:tcPr>
-            <w:tcW w:type="dxa" w:w="2160"/>
-          </w:tcPr>
-          <w:p>
-            <w:r>
-              <w:t>⚠️ 待跑（2.4 h 墙钟）</w:t>
-            </w:r>
-          </w:p>
-        </w:tc>
-      </w:tr>
-      <w:tr>
-        <w:tc>
-          <w:tcPr>
-            <w:tcW w:type="dxa" w:w="2160"/>
-          </w:tcPr>
-          <w:p>
-            <w:r>
-              <w:t>图 4</w:t>
-            </w:r>
-          </w:p>
-        </w:tc>
-        <w:tc>
-          <w:tcPr>
-            <w:tcW w:type="dxa" w:w="2160"/>
-          </w:tcPr>
-          <w:p>
-            <w:r>
-              <w:t>聚合权重 → 隐含类先验</w:t>
-            </w:r>
-          </w:p>
-        </w:tc>
-        <w:tc>
-          <w:tcPr>
-            <w:tcW w:type="dxa" w:w="2160"/>
-          </w:tcPr>
-          <w:p>
-            <w:r>
-              <w:t>台账 §6.2</w:t>
-            </w:r>
-          </w:p>
-        </w:tc>
-        <w:tc>
-          <w:tcPr>
-            <w:tcW w:type="dxa" w:w="2160"/>
-          </w:tcPr>
-          <w:p>
-            <w:r>
-              <w:t>✅</w:t>
-            </w:r>
-          </w:p>
-        </w:tc>
-      </w:tr>
-      <w:tr>
-        <w:tc>
-          <w:tcPr>
-            <w:tcW w:type="dxa" w:w="2160"/>
-          </w:tcPr>
-          <w:p>
-            <w:r>
-              <w:t>图 5</w:t>
-            </w:r>
-          </w:p>
-        </w:tc>
-        <w:tc>
-          <w:tcPr>
-            <w:tcW w:type="dxa" w:w="2160"/>
-          </w:tcPr>
-          <w:p>
-            <w:r>
-              <w:t>δ 逐轮轨迹</w:t>
-            </w:r>
-          </w:p>
-        </w:tc>
-        <w:tc>
-          <w:tcPr>
-            <w:tcW w:type="dxa" w:w="2160"/>
-          </w:tcPr>
-          <w:p>
-            <w:r>
-              <w:t>台账 §7</w:t>
-            </w:r>
-          </w:p>
-        </w:tc>
-        <w:tc>
-          <w:tcPr>
-            <w:tcW w:type="dxa" w:w="2160"/>
-          </w:tcPr>
-          <w:p>
-            <w:r>
-              <w:t>⚠️ 需补 seed</w:t>
+              <w:t>−0.0162（不利）</w:t>
             </w:r>
           </w:p>
         </w:tc>
@@ -8276,15 +7673,795 @@
         <w:rPr>
           <w:b/>
         </w:rPr>
-        <w:t>图 1 仍是全文的封面图</w:t>
-      </w:r>
-      <w:r>
-        <w:t>：一排互相重叠的置信区间，一眼说明 §4.1 的精确零。</w:t>
-      </w:r>
-    </w:p>
-    <w:p>
-      <w:r>
-        <w:t>它现在与新的叙事顺序天然一致——封面图展示的就是"区间重叠"，不是"阶梯"。</w:t>
+        <w:t>机制上这个模式是可预期的</w:t>
+      </w:r>
+      <w:r>
+        <w:t>：QWK 的权重 $(i-j)^2/16$ 使"远端误判换邻级误判"</w:t>
+      </w:r>
+    </w:p>
+    <w:p>
+      <w:r>
+        <w:t xml:space="preserve">在 </w:t>
+      </w:r>
+      <w:r>
+        <w:rPr>
+          <w:b/>
+        </w:rPr>
+        <w:t>4:1</w:t>
+      </w:r>
+      <w:r>
+        <w:t xml:space="preserve">（$d{=}2$）/ </w:t>
+      </w:r>
+      <w:r>
+        <w:rPr>
+          <w:b/>
+        </w:rPr>
+        <w:t>9:1</w:t>
+      </w:r>
+      <w:r>
+        <w:t>（$d{=}3$）的比价下划算，而 referable 阈值在 grade 1\|2 之间，</w:t>
+      </w:r>
+    </w:p>
+    <w:p>
+      <w:r>
+        <w:t xml:space="preserve">Messidor-2 阳性类的 </w:t>
+      </w:r>
+      <w:r>
+        <w:rPr>
+          <w:b/>
+        </w:rPr>
+        <w:t>75.9%</w:t>
+      </w:r>
+      <w:r>
+        <w:t>（347/457）是 grade 2、离阈值只有一步——</w:t>
+      </w:r>
+    </w:p>
+    <w:p>
+      <w:r>
+        <w:t>距离加权端点与阈值端点在阈值附近被</w:t>
+      </w:r>
+      <w:r>
+        <w:rPr>
+          <w:b/>
+        </w:rPr>
+        <w:t>反向</w:t>
+      </w:r>
+      <w:r>
+        <w:t>优化。</w:t>
+      </w:r>
+    </w:p>
+    <w:p>
+      <w:r>
+        <w:rPr>
+          <w:b/>
+        </w:rPr>
+        <w:t>但量级不支持把它写成发现。</w:t>
+      </w:r>
+      <w:r>
+        <w:t xml:space="preserve"> referable 子集 n = 457（grade ≥ 2，按</w:t>
+      </w:r>
+    </w:p>
+    <w:p>
+      <w:r>
+        <w:rPr>
+          <w:rFonts w:ascii="Menlo" w:hAnsi="Menlo"/>
+          <w:color w:val="C7254E"/>
+        </w:rPr>
+        <w:t>EXPECTED_GRADE_DIST["messidor2"]</w:t>
+      </w:r>
+      <w:r>
+        <w:t xml:space="preserve">），1.62 pp 只对应 </w:t>
+      </w:r>
+      <w:r>
+        <w:rPr>
+          <w:b/>
+        </w:rPr>
+        <w:t>约 7.4 例净翻转</w:t>
+      </w:r>
+      <w:r>
+        <w:t>，</w:t>
+      </w:r>
+    </w:p>
+    <w:p>
+      <w:r>
+        <w:t xml:space="preserve">小于单臂二项抽样 SE（2.12 pp ≈ 9.7 例）；McNemar 要显著需要两臂在 </w:t>
+      </w:r>
+      <w:r>
+        <w:rPr>
+          <w:b/>
+        </w:rPr>
+        <w:t>96.9%</w:t>
+      </w:r>
+    </w:p>
+    <w:p>
+      <w:r>
+        <w:t xml:space="preserve">的阳性例上判断完全一致。该下降在主端点上只值 </w:t>
+      </w:r>
+      <w:r>
+        <w:rPr>
+          <w:b/>
+        </w:rPr>
+        <w:t>0.0020 QWK</w:t>
+      </w:r>
+      <w:r>
+        <w:t>，</w:t>
+      </w:r>
+    </w:p>
+    <w:p>
+      <w:r>
+        <w:t xml:space="preserve">是本比较 $\sigma_d$=0.0272 的 </w:t>
+      </w:r>
+      <w:r>
+        <w:rPr>
+          <w:b/>
+        </w:rPr>
+        <w:t>7%</w:t>
+      </w:r>
+      <w:r>
+        <w:t>——QWK 看不见 7 例，两个端点在此量级上并不冲突。</w:t>
+      </w:r>
+    </w:p>
+    <w:p>
+      <w:r>
+        <w:rPr>
+          <w:b/>
+        </w:rPr>
+        <w:t>写作纪律（三条，均不得放宽）</w:t>
+      </w:r>
+      <w:r>
+        <w:t>：</w:t>
+      </w:r>
+    </w:p>
+    <w:p>
+      <w:pPr>
+        <w:pStyle w:val="ListBullet"/>
+        <w:ind w:left="360"/>
+      </w:pPr>
+      <w:r>
+        <w:rPr>
+          <w:b/>
+        </w:rPr>
+        <w:t>只能写成假设 + 已指定的检验，不得写成发现。</w:t>
+      </w:r>
+      <w:r>
+        <w:t xml:space="preserve"> 本文的头号主张就是"文献在自身</w:t>
+      </w:r>
+    </w:p>
+    <w:p>
+      <w:r>
+        <w:t xml:space="preserve">  噪声底线以下报结论"；把 7 例写成发现，审稿人只需把同一把尺子转过来对准我们。</w:t>
+      </w:r>
+    </w:p>
+    <w:p>
+      <w:pPr>
+        <w:pStyle w:val="ListBullet"/>
+        <w:ind w:left="360"/>
+      </w:pPr>
+      <w:r>
+        <w:rPr>
+          <w:b/>
+        </w:rPr>
+        <w:t>对称处理</w:t>
+      </w:r>
+      <w:r>
+        <w:t>：MAE / ≥2 级误判率（方向有利）与 referable 敏感性（方向不利）</w:t>
+      </w:r>
+    </w:p>
+    <w:p>
+      <w:r>
+        <w:t xml:space="preserve">  证据强度完全相同（都是无区间的点估计）。若报告，三者必须</w:t>
+      </w:r>
+      <w:r>
+        <w:rPr>
+          <w:b/>
+        </w:rPr>
+        <w:t>同族 Holm 校正</w:t>
+      </w:r>
+    </w:p>
+    <w:p>
+      <w:r>
+        <w:t xml:space="preserve">  或</w:t>
+      </w:r>
+      <w:r>
+        <w:rPr>
+          <w:b/>
+        </w:rPr>
+        <w:t>一并标为 exploratory</w:t>
+      </w:r>
+      <w:r>
+        <w:t>；</w:t>
+      </w:r>
+      <w:r>
+        <w:rPr>
+          <w:b/>
+        </w:rPr>
+        <w:t>不得</w:t>
+      </w:r>
+      <w:r>
+        <w:t>对有利端点报"改善"而对不利端点报"落在噪声内"。</w:t>
+      </w:r>
+    </w:p>
+    <w:p>
+      <w:pPr>
+        <w:pStyle w:val="ListBullet"/>
+        <w:ind w:left="360"/>
+      </w:pPr>
+      <w:r>
+        <w:rPr>
+          <w:b/>
+        </w:rPr>
+        <w:t>不得写成"QWK 的收益是向中心收缩买来的"</w:t>
+      </w:r>
+      <w:r>
+        <w:t>：实测 MAE 改善 0.0305 是该通道</w:t>
+      </w:r>
+    </w:p>
+    <w:p>
+      <w:r>
+        <w:t xml:space="preserve">  上界（0.0122）的 </w:t>
+      </w:r>
+      <w:r>
+        <w:rPr>
+          <w:b/>
+        </w:rPr>
+        <w:t>2.50 倍</w:t>
+      </w:r>
+      <w:r>
+        <w:t>，60% 的改善来自别处，算术不支持这个归因。</w:t>
+      </w:r>
+    </w:p>
+    <w:p>
+      <w:pPr>
+        <w:pStyle w:val="ListBullet"/>
+        <w:ind w:left="360"/>
+      </w:pPr>
+      <w:r>
+        <w:rPr>
+          <w:b/>
+        </w:rPr>
+        <w:t>不得把 referable AUROC 的改善概括成"重症检出改善"。</w:t>
+      </w:r>
+      <w:r>
+        <w:t xml:space="preserve"> 同一组读数里</w:t>
+      </w:r>
+    </w:p>
+    <w:p>
+      <w:r>
+        <w:t xml:space="preserve">  AUROC </w:t>
+      </w:r>
+      <w:r>
+        <w:rPr>
+          <w:b/>
+        </w:rPr>
+        <w:t>+0.0090（10/10 同向）</w:t>
+      </w:r>
+      <w:r>
+        <w:t>量的是</w:t>
+      </w:r>
+      <w:r>
+        <w:rPr>
+          <w:b/>
+        </w:rPr>
+        <w:t>区分度</w:t>
+      </w:r>
+      <w:r>
+        <w:t>（无阈值），敏感性量的是</w:t>
+      </w:r>
+    </w:p>
+    <w:p>
+      <w:r>
+        <w:t xml:space="preserve">  </w:t>
+      </w:r>
+      <w:r>
+        <w:rPr>
+          <w:b/>
+        </w:rPr>
+        <w:t>某一个工作点</w:t>
+      </w:r>
+      <w:r>
+        <w:t>上的召回；台账 §6 另有线索显示工作点确实向"少转诊"一侧移动</w:t>
+      </w:r>
+    </w:p>
+    <w:p>
+      <w:r>
+        <w:t xml:space="preserve">  （软预测 referable 占比 26.46% → 23.76%，但那是 FedOSP 而非 FedOSP-R，仅为线索）。</w:t>
+      </w:r>
+    </w:p>
+    <w:p>
+      <w:r>
+        <w:t xml:space="preserve">  正确写法是三件事分开："区分度改善，argmax 工作点更保守，敏感性在该工作点上下降</w:t>
+      </w:r>
+    </w:p>
+    <w:p>
+      <w:r>
+        <w:t xml:space="preserve">  约 7 例"。</w:t>
+      </w:r>
+      <w:r>
+        <w:rPr>
+          <w:b/>
+        </w:rPr>
+        <w:t>报工作点就必须同时报特异度 / 预测阳性数。</w:t>
+      </w:r>
+    </w:p>
+    <w:p>
+      <w:pPr>
+        <w:pStyle w:val="Heading3"/>
+      </w:pPr>
+      <w:r>
+        <w:t>6　Reproducibility Findings</w:t>
+      </w:r>
+    </w:p>
+    <w:p>
+      <w:pPr>
+        <w:pStyle w:val="ListBullet"/>
+        <w:ind w:left="360"/>
+      </w:pPr>
+      <w:r>
+        <w:rPr>
+          <w:b/>
+        </w:rPr>
+        <w:t>6.1 静默失败的比例</w:t>
+      </w:r>
+      <w:r>
+        <w:t xml:space="preserve">：15 个已修缺陷中 </w:t>
+      </w:r>
+      <w:r>
+        <w:rPr>
+          <w:b/>
+        </w:rPr>
+        <w:t>11 个是静默失败</w:t>
+      </w:r>
+      <w:r>
+        <w:t>（不崩溃、不报警、</w:t>
+      </w:r>
+    </w:p>
+    <w:p>
+      <w:r>
+        <w:t xml:space="preserve">  只是安静产出错误结果）。逐条列表 + 各自会污染哪个结论</w:t>
+      </w:r>
+    </w:p>
+    <w:p>
+      <w:pPr>
+        <w:pStyle w:val="ListBullet"/>
+        <w:ind w:left="360"/>
+      </w:pPr>
+      <w:r>
+        <w:rPr>
+          <w:b/>
+        </w:rPr>
+        <w:t>6.2 锚点协议错配</w:t>
+      </w:r>
+      <w:r>
+        <w:t>：RETFound 的 IDRiD 0.822 实为 APTOS→IDRiD 跨数据集，</w:t>
+      </w:r>
+    </w:p>
+    <w:p>
+      <w:r>
+        <w:t xml:space="preserve">  被广泛当作本地训练门槛引用</w:t>
+      </w:r>
+    </w:p>
+    <w:p>
+      <w:pPr>
+        <w:pStyle w:val="ListBullet"/>
+        <w:ind w:left="360"/>
+      </w:pPr>
+      <w:r>
+        <w:rPr>
+          <w:b/>
+        </w:rPr>
+        <w:t>6.3 建议清单</w:t>
+      </w:r>
+      <w:r>
+        <w:t>：给后续工作的可执行检查表</w:t>
+      </w:r>
+    </w:p>
+    <w:p>
+      <w:pPr>
+        <w:pStyle w:val="Heading3"/>
+      </w:pPr>
+      <w:r>
+        <w:t>7　Limitations</w:t>
+      </w:r>
+    </w:p>
+    <w:p>
+      <w:r>
+        <w:rPr>
+          <w:b/>
+        </w:rPr>
+        <w:t>要主动写足，这是阴性结果论文的护城河</w:t>
+      </w:r>
+      <w:r>
+        <w:t>：</w:t>
+      </w:r>
+    </w:p>
+    <w:p>
+      <w:pPr>
+        <w:pStyle w:val="ListBullet"/>
+        <w:ind w:left="360"/>
+      </w:pPr>
+      <w:r>
+        <w:t>单任务族（DR 分级），不宣称普适</w:t>
+      </w:r>
+    </w:p>
+    <w:p>
+      <w:pPr>
+        <w:pStyle w:val="ListBullet"/>
+        <w:ind w:left="360"/>
+      </w:pPr>
+      <w:r>
+        <w:t>单骨干（RETFound）。不同骨干的噪声水平可能不同</w:t>
+      </w:r>
+    </w:p>
+    <w:p>
+      <w:pPr>
+        <w:pStyle w:val="ListBullet"/>
+        <w:ind w:left="360"/>
+      </w:pPr>
+      <w:r>
+        <w:t>四客户端。客户端更多时 seed 方差可能下降</w:t>
+      </w:r>
+    </w:p>
+    <w:p>
+      <w:pPr>
+        <w:pStyle w:val="ListBullet"/>
+        <w:ind w:left="360"/>
+      </w:pPr>
+      <w:r>
+        <w:t>APTOS 去泄漏后测试集比公开版更干净，绝对值与文献不可直接比较</w:t>
+      </w:r>
+    </w:p>
+    <w:p>
+      <w:pPr>
+        <w:pStyle w:val="ListBullet"/>
+        <w:ind w:left="360"/>
+      </w:pPr>
+      <w:r>
+        <w:t>δ 轨迹目前样本有限（单 seed）</w:t>
+      </w:r>
+    </w:p>
+    <w:p>
+      <w:pPr>
+        <w:pStyle w:val="ListBullet"/>
+        <w:ind w:left="360"/>
+      </w:pPr>
+      <w:r>
+        <w:t>未做病人级 cluster bootstrap（Messidor-2 配对表待获取）</w:t>
+      </w:r>
+    </w:p>
+    <w:p>
+      <w:pPr>
+        <w:pStyle w:val="ListBullet"/>
+        <w:ind w:left="360"/>
+      </w:pPr>
+      <w:r>
+        <w:rPr>
+          <w:b/>
+        </w:rPr>
+        <w:t>年份与机制层级完全共线</w:t>
+      </w:r>
+      <w:r>
+        <w:t>（2018 / 2021 / 2022）；不得把四格结果写成一般性的</w:t>
+      </w:r>
+    </w:p>
+    <w:p>
+      <w:r>
+        <w:t xml:space="preserve">  "类原型优于参数层 / 表示层"。FedALA（2023）是拆解候选，现仅 n=5</w:t>
+      </w:r>
+    </w:p>
+    <w:p>
+      <w:pPr>
+        <w:pStyle w:val="ListBullet"/>
+        <w:ind w:left="360"/>
+      </w:pPr>
+      <w:r>
+        <w:rPr>
+          <w:b/>
+        </w:rPr>
+        <w:t>机制阶梯只有点估计，没有各自的配对 CI</w:t>
+      </w:r>
+      <w:r>
+        <w:t>（§5.1）；不得写成精确零</w:t>
+      </w:r>
+    </w:p>
+    <w:p>
+      <w:pPr>
+        <w:pStyle w:val="ListBullet"/>
+        <w:ind w:left="360"/>
+      </w:pPr>
+      <w:r>
+        <w:rPr>
+          <w:b/>
+        </w:rPr>
+        <w:t>表 2 的四行里有一行（C2 精度加权聚合）没有配对 CI</w:t>
+      </w:r>
+      <w:r>
+        <w:t>，其上界来自机制诊断</w:t>
+      </w:r>
+    </w:p>
+    <w:p>
+      <w:r>
+        <w:t xml:space="preserve">  （$n_{\text{eff}}$=3.99/4）；全文不得合并写成"四个带 CI 的精确零"（§4.1）</w:t>
+      </w:r>
+    </w:p>
+    <w:p>
+      <w:pPr>
+        <w:pStyle w:val="ListBullet"/>
+        <w:ind w:left="360"/>
+      </w:pPr>
+      <w:r>
+        <w:rPr>
+          <w:b/>
+        </w:rPr>
+        <w:t>贡献 3 的四个 ρ 是反解值而非实测值</w:t>
+      </w:r>
+      <w:r>
+        <w:t>，依赖"两臂 $s_{\text{seed}}\approx0.033$ 相等"</w:t>
+      </w:r>
+    </w:p>
+    <w:p>
+      <w:r>
+        <w:t xml:space="preserve">  这一近似；实测 ρ 仍是 TODO。它的证据强度低于贡献 1 与贡献 2（§2 贡献列表注）</w:t>
+      </w:r>
+    </w:p>
+    <w:p>
+      <w:pPr>
+        <w:pStyle w:val="ListBullet"/>
+        <w:ind w:left="360"/>
+      </w:pPr>
+      <w:r>
+        <w:rPr>
+          <w:b/>
+        </w:rPr>
+        <w:t>指标解离（referable 敏感性下降）是假设而非发现</w:t>
+      </w:r>
+      <w:r>
+        <w:t>：约 7 例净翻转，</w:t>
+      </w:r>
+    </w:p>
+    <w:p>
+      <w:r>
+        <w:t xml:space="preserve">  检验已指定但未执行（§5.6）；若报告，须与 MAE / ≥2 级误判率</w:t>
+      </w:r>
+      <w:r>
+        <w:rPr>
+          <w:b/>
+        </w:rPr>
+        <w:t>同标准</w:t>
+      </w:r>
+      <w:r>
+        <w:t>处理</w:t>
+      </w:r>
+    </w:p>
+    <w:p>
+      <w:pPr>
+        <w:pStyle w:val="ListBullet"/>
+        <w:ind w:left="360"/>
+      </w:pPr>
+      <w:r>
+        <w:rPr>
+          <w:b/>
+        </w:rPr>
+        <w:t>FedProx 超参范围</w:t>
+      </w:r>
+      <w:r>
+        <w:t>：只测了仓库默认 μ=0.01；措辞必须是</w:t>
+      </w:r>
+    </w:p>
+    <w:p>
+      <w:r>
+        <w:t xml:space="preserve">  "在本设置、默认超参下"，不得写成"FedProx 在联邦学习中无用"</w:t>
+      </w:r>
+    </w:p>
+    <w:p>
+      <w:pPr>
+        <w:pStyle w:val="ListBullet"/>
+        <w:ind w:left="360"/>
+      </w:pPr>
+      <w:r>
+        <w:rPr>
+          <w:b/>
+        </w:rPr>
+        <w:t>MOON 超参</w:t>
+      </w:r>
+      <w:r>
+        <w:t>：μ=1.0 / τ=0.5 为仓库默认，未调优</w:t>
+      </w:r>
+    </w:p>
+    <w:p>
+      <w:pPr>
+        <w:pStyle w:val="ListBullet"/>
+        <w:ind w:left="360"/>
+      </w:pPr>
+      <w:r>
+        <w:rPr>
+          <w:b/>
+        </w:rPr>
+        <w:t>MOON 的 H1/H2 = R3（不可判定）</w:t>
+      </w:r>
+      <w:r>
+        <w:t>，不得写成已证实的 H2；</w:t>
+      </w:r>
+    </w:p>
+    <w:p>
+      <w:r>
+        <w:t xml:space="preserve">  且 Holm p 与 Holm 区间的口径分离已在 §4.3 正文披露，</w:t>
+      </w:r>
+      <w:r>
+        <w:rPr>
+          <w:b/>
+        </w:rPr>
+        <w:t>不得移入附录</w:t>
+      </w:r>
+    </w:p>
+    <w:p>
+      <w:pPr>
+        <w:pStyle w:val="ListBullet"/>
+        <w:ind w:left="360"/>
+      </w:pPr>
+      <w:r>
+        <w:rPr>
+          <w:b/>
+        </w:rPr>
+        <w:t>阳性对照非独立</w:t>
+      </w:r>
+      <w:r>
+        <w:t>：多个检出共用 FedOSP-R 臂，corr 可能很高；</w:t>
+      </w:r>
+    </w:p>
+    <w:p>
+      <w:r>
+        <w:t xml:space="preserve">  不得声称"多次独立验证了灵敏度"</w:t>
+      </w:r>
+    </w:p>
+    <w:p>
+      <w:pPr>
+        <w:pStyle w:val="ListBullet"/>
+        <w:ind w:left="360"/>
+      </w:pPr>
+      <w:r>
+        <w:t>Messidor 组件筛选发生在早期；seed 3–12 是独立训练种子，</w:t>
+      </w:r>
+      <w:r>
+        <w:rPr>
+          <w:b/>
+        </w:rPr>
+        <w:t>不是</w:t>
+      </w:r>
+      <w:r>
+        <w:t>新的未见中心</w:t>
+      </w:r>
+    </w:p>
+    <w:p>
+      <w:pPr>
+        <w:pStyle w:val="Heading3"/>
+      </w:pPr>
+      <w:r>
+        <w:t>8　Conclusion</w:t>
+      </w:r>
+    </w:p>
+    <w:p>
+      <w:r>
+        <w:t>回到 §0 那句话，加一句可执行建议：</w:t>
+      </w:r>
+    </w:p>
+    <w:p>
+      <w:r>
+        <w:t>**报告 FL 方法增益时应同时报告 seed 数 $n$ 与配对差 SD $\sigma_d$；</w:t>
+      </w:r>
+    </w:p>
+    <w:p>
+      <w:r>
+        <w:t>不要主张低于该比较之最小可检出效应（MDE）的效应——MDE 须由精确非中心 t</w:t>
+      </w:r>
+    </w:p>
+    <w:p>
+      <w:r>
+        <w:t>（</w:t>
+      </w:r>
+      <w:r>
+        <w:rPr>
+          <w:rFonts w:ascii="Menlo" w:hAnsi="Menlo"/>
+          <w:color w:val="C7254E"/>
+        </w:rPr>
+        <w:t>fedosp.stats.pairs_needed</w:t>
+      </w:r>
+      <w:r>
+        <w:t>）按该比较的 $\sigma_d$ 计算。</w:t>
+      </w:r>
+    </w:p>
+    <w:p>
+      <w:r>
+        <w:t>正态近似规则 $2\sigma_d/\sqrt{n}$ 在小 $n$ 下乐观地偏低（n=10 时约低 13%，</w:t>
+      </w:r>
+    </w:p>
+    <w:p>
+      <w:r>
+        <w:t>n=3 时约低 115%），不得照抄。</w:t>
+      </w:r>
+    </w:p>
+    <w:p>
+      <w:r>
+        <w:t>做多重比较校正时，</w:t>
+      </w:r>
+      <w:r>
+        <w:rPr>
+          <w:b/>
+        </w:rPr>
+        <w:t>报 p 值的同时要报与之相容的区间</w:t>
+      </w:r>
+      <w:r>
+        <w:t>，并说明用的是哪一种口径</w:t>
+      </w:r>
+    </w:p>
+    <w:p>
+      <w:r>
+        <w:t>——Holm 只保证 p 值层面的 FWER，不自带一族同时置信区间（§4.3）。**</w:t>
+      </w:r>
+    </w:p>
+    <w:p>
+      <w:pPr>
+        <w:ind w:left="360"/>
+      </w:pPr>
+      <w:r>
+        <w:rPr>
+          <w:i/>
+          <w:color w:val="555555"/>
+        </w:rPr>
+        <w:t>⚠️ 注记：仓库已有 AST 源码守卫防止代码侧再写正态近似样本量公式，</w:t>
+      </w:r>
+    </w:p>
+    <w:p>
+      <w:pPr>
+        <w:ind w:left="360"/>
+      </w:pPr>
+      <w:r>
+        <w:rPr>
+          <w:i/>
+          <w:color w:val="555555"/>
+        </w:rPr>
+        <w:t>但守卫</w:t>
+      </w:r>
+      <w:r>
+        <w:rPr>
+          <w:b/>
+          <w:i/>
+          <w:color w:val="555555"/>
+        </w:rPr>
+        <w:t>扫不到 Markdown 正文</w:t>
+      </w:r>
+      <w:r>
+        <w:rPr>
+          <w:i/>
+          <w:color w:val="555555"/>
+        </w:rPr>
+        <w:t>。本节收尾句若再改，需人工复核——</w:t>
+      </w:r>
+    </w:p>
+    <w:p>
+      <w:pPr>
+        <w:ind w:left="360"/>
+      </w:pPr>
+      <w:r>
+        <w:rPr>
+          <w:i/>
+          <w:color w:val="555555"/>
+        </w:rPr>
+        <w:t>这是同一个坑的第</w:t>
+      </w:r>
+      <w:r>
+        <w:rPr>
+          <w:b/>
+          <w:i/>
+          <w:color w:val="555555"/>
+        </w:rPr>
+        <w:t>四</w:t>
+      </w:r>
+      <w:r>
+        <w:rPr>
+          <w:i/>
+          <w:color w:val="555555"/>
+        </w:rPr>
+        <w:t>次（前三次在脚本里，见台账 §8.1）。</w:t>
       </w:r>
     </w:p>
     <w:p>
@@ -8300,502 +8477,12 @@
         <w:pStyle w:val="Heading2"/>
       </w:pPr>
       <w:r>
-        <w:t>4. 预期审稿意见与应对</w:t>
-      </w:r>
-    </w:p>
-    <w:tbl>
-      <w:tblPr>
-        <w:tblStyle w:val="LightGrid-Accent1"/>
-        <w:tblW w:type="auto" w:w="0"/>
-        <w:tblLook w:firstColumn="1" w:firstRow="1" w:lastColumn="0" w:lastRow="0" w:noHBand="0" w:noVBand="1" w:val="04A0"/>
-      </w:tblPr>
-      <w:tblGrid>
-        <w:gridCol w:w="2880"/>
-        <w:gridCol w:w="2880"/>
-        <w:gridCol w:w="2880"/>
-      </w:tblGrid>
-      <w:tr>
-        <w:tc>
-          <w:tcPr>
-            <w:tcW w:type="dxa" w:w="2880"/>
-          </w:tcPr>
-          <w:p>
-            <w:r>
-              <w:rPr>
-                <w:b/>
-              </w:rPr>
-              <w:t>审稿人会说</w:t>
-            </w:r>
-          </w:p>
-        </w:tc>
-        <w:tc>
-          <w:tcPr>
-            <w:tcW w:type="dxa" w:w="2880"/>
-          </w:tcPr>
-          <w:p>
-            <w:r>
-              <w:rPr>
-                <w:b/>
-              </w:rPr>
-              <w:t>应对</w:t>
-            </w:r>
-          </w:p>
-        </w:tc>
-        <w:tc>
-          <w:tcPr>
-            <w:tcW w:type="dxa" w:w="2880"/>
-          </w:tcPr>
-          <w:p>
-            <w:r>
-              <w:rPr>
-                <w:b/>
-              </w:rPr>
-              <w:t>需要的东西</w:t>
-            </w:r>
-          </w:p>
-        </w:tc>
-      </w:tr>
-      <w:tr>
-        <w:tc>
-          <w:tcPr>
-            <w:tcW w:type="dxa" w:w="2880"/>
-          </w:tcPr>
-          <w:p>
-            <w:r>
-              <w:t>"你们只是没调好参 / FedAvg 是稻草人"</w:t>
-            </w:r>
-          </w:p>
-        </w:tc>
-        <w:tc>
-          <w:tcPr>
-            <w:tcW w:type="dxa" w:w="2880"/>
-          </w:tcPr>
-          <w:p>
-            <w:r>
-              <w:t>FedProx（异质性专用，默认 μ=0.01）相对 FedAvg ≈ +0.0003（点估计），却被 FedOSP-R 以 10/10 同向打赢；弱的是参数层机制，不是我们的 FedAvg 实现</w:t>
-            </w:r>
-          </w:p>
-        </w:tc>
-        <w:tc>
-          <w:tcPr>
-            <w:tcW w:type="dxa" w:w="2880"/>
-          </w:tcPr>
-          <w:p>
-            <w:r>
-              <w:t>✅ 已有（机制对照）</w:t>
-            </w:r>
-          </w:p>
-        </w:tc>
-      </w:tr>
-      <w:tr>
-        <w:tc>
-          <w:tcPr>
-            <w:tcW w:type="dxa" w:w="2880"/>
-          </w:tcPr>
-          <w:p>
-            <w:r>
-              <w:t>"n 太小，功效不足"</w:t>
-            </w:r>
-          </w:p>
-        </w:tc>
-        <w:tc>
-          <w:tcPr>
-            <w:tcW w:type="dxa" w:w="2880"/>
-          </w:tcPr>
-          <w:p>
-            <w:r>
-              <w:t xml:space="preserve">最关键的那一格（vs FedProto）恰好是 $\sigma_d$ </w:t>
-            </w:r>
-            <w:r>
-              <w:rPr>
-                <w:b/>
-              </w:rPr>
-              <w:t>最小</w:t>
-            </w:r>
-            <w:r>
-              <w:t>的一格：CI 半宽 ±0.0105、</w:t>
-            </w:r>
-            <w:r>
-              <w:rPr>
-                <w:b/>
-              </w:rPr>
-              <w:t>上界 +0.0110</w:t>
-            </w:r>
-            <w:r>
-              <w:t>，已排除 +0.011 以上的增量（80% 功效 MDE = 0.0146）。同一套 n=10 协议还给出两条下界在零以上的 CI。⚠️ 两个检出共用参照臂而相关，算</w:t>
-            </w:r>
-            <w:r>
-              <w:rPr>
-                <w:b/>
-              </w:rPr>
-              <w:t>一次灵敏度演示 + 一次机制对照</w:t>
-            </w:r>
-          </w:p>
-        </w:tc>
-        <w:tc>
-          <w:tcPr>
-            <w:tcW w:type="dxa" w:w="2880"/>
-          </w:tcPr>
-          <w:p>
-            <w:r>
-              <w:t>✅ 已有（含相关性折扣）</w:t>
-            </w:r>
-          </w:p>
-        </w:tc>
-      </w:tr>
-      <w:tr>
-        <w:tc>
-          <w:tcPr>
-            <w:tcW w:type="dxa" w:w="2880"/>
-          </w:tcPr>
-          <w:p>
-            <w:r>
-              <w:rPr>
-                <w:b/>
-              </w:rPr>
-              <w:t>"表里 Holm p = 0.0458 &lt; 0.05，你们却判 R3，自相矛盾"</w:t>
-            </w:r>
-          </w:p>
-        </w:tc>
-        <w:tc>
-          <w:tcPr>
-            <w:tcW w:type="dxa" w:w="2880"/>
-          </w:tcPr>
-          <w:p>
-            <w:r>
-              <w:rPr>
-                <w:b/>
-              </w:rPr>
-              <w:t>§4.3 正文回答</w:t>
-            </w:r>
-            <w:r>
-              <w:t>：Holm 只控制 p 值层面的 FWER，不自带同时区间；p 值走 step-down 的 α/2、预注册区间走最严一步 α/3，本格恰好落在两者之间。且</w:t>
-            </w:r>
-            <w:r>
-              <w:rPr>
-                <w:b/>
-              </w:rPr>
-              <w:t>相容同时下界恰好是 0</w:t>
-            </w:r>
-            <w:r>
-              <w:t>（族内 FedProto 未被拒），所以 R3 在统计上独立成立，不只是预注册使然</w:t>
-            </w:r>
-          </w:p>
-        </w:tc>
-        <w:tc>
-          <w:tcPr>
-            <w:tcW w:type="dxa" w:w="2880"/>
-          </w:tcPr>
-          <w:p>
-            <w:r>
-              <w:t>✅ 已有（§4.3 + 表 4a）</w:t>
-            </w:r>
-          </w:p>
-        </w:tc>
-      </w:tr>
-      <w:tr>
-        <w:tc>
-          <w:tcPr>
-            <w:tcW w:type="dxa" w:w="2880"/>
-          </w:tcPr>
-          <w:p>
-            <w:r>
-              <w:rPr>
-                <w:b/>
-              </w:rPr>
-              <w:t>"你们是不是看到结果才选的 α/3？"</w:t>
-            </w:r>
-          </w:p>
-        </w:tc>
-        <w:tc>
-          <w:tcPr>
-            <w:tcW w:type="dxa" w:w="2880"/>
-          </w:tcPr>
-          <w:p>
-            <w:r>
-              <w:t>预注册文件 §3 表 / §4 开头 / §4 规则表</w:t>
-            </w:r>
-            <w:r>
-              <w:rPr>
-                <w:b/>
-              </w:rPr>
-              <w:t>三处逐字写死</w:t>
-            </w:r>
-            <w:r>
-              <w:t xml:space="preserve"> $t_{1-0.05/6,9}=2.9333$ 与系数 0.92760，全文没有 α/2 或逐步区间的任何表述；文件冻结于读数之前，读数后一个字节未改</w:t>
-            </w:r>
-          </w:p>
-        </w:tc>
-        <w:tc>
-          <w:tcPr>
-            <w:tcW w:type="dxa" w:w="2880"/>
-          </w:tcPr>
-          <w:p>
-            <w:r>
-              <w:t>✅ 已有（可核对文件）</w:t>
-            </w:r>
-          </w:p>
-        </w:tc>
-      </w:tr>
-      <w:tr>
-        <w:tc>
-          <w:tcPr>
-            <w:tcW w:type="dxa" w:w="2880"/>
-          </w:tcPr>
-          <w:p>
-            <w:r>
-              <w:t>"只在一个任务上"</w:t>
-            </w:r>
-          </w:p>
-        </w:tc>
-        <w:tc>
-          <w:tcPr>
-            <w:tcW w:type="dxa" w:w="2880"/>
-          </w:tcPr>
-          <w:p>
-            <w:r>
-              <w:t>Limitation 明写，不宣称普适。主张限定为"在本设置下"</w:t>
-            </w:r>
-          </w:p>
-        </w:tc>
-        <w:tc>
-          <w:tcPr>
-            <w:tcW w:type="dxa" w:w="2880"/>
-          </w:tcPr>
-          <w:p>
-            <w:r>
-              <w:t>✅ 已有</w:t>
-            </w:r>
-          </w:p>
-        </w:tc>
-      </w:tr>
-      <w:tr>
-        <w:tc>
-          <w:tcPr>
-            <w:tcW w:type="dxa" w:w="2880"/>
-          </w:tcPr>
-          <w:p>
-            <w:r>
-              <w:t>"阴性结果没价值"</w:t>
-            </w:r>
-          </w:p>
-        </w:tc>
-        <w:tc>
-          <w:tcPr>
-            <w:tcW w:type="dxa" w:w="2880"/>
-          </w:tcPr>
-          <w:p>
-            <w:r>
-              <w:t>交付物是</w:t>
-            </w:r>
-            <w:r>
-              <w:rPr>
-                <w:b/>
-              </w:rPr>
-              <w:t>四个带上界的精确零 + 逐比较样本量表</w:t>
-            </w:r>
-            <w:r>
-              <w:t>——可引用的工具与结论</w:t>
-            </w:r>
-          </w:p>
-        </w:tc>
-        <w:tc>
-          <w:tcPr>
-            <w:tcW w:type="dxa" w:w="2880"/>
-          </w:tcPr>
-          <w:p>
-            <w:r>
-              <w:t>✅ 已有</w:t>
-            </w:r>
-          </w:p>
-        </w:tc>
-      </w:tr>
-      <w:tr>
-        <w:tc>
-          <w:tcPr>
-            <w:tcW w:type="dxa" w:w="2880"/>
-          </w:tcPr>
-          <w:p>
-            <w:r>
-              <w:t>"机制阶梯能不能说明类原型机制更好"</w:t>
-            </w:r>
-          </w:p>
-        </w:tc>
-        <w:tc>
-          <w:tcPr>
-            <w:tcW w:type="dxa" w:w="2880"/>
-          </w:tcPr>
-          <w:p>
-            <w:r>
-              <w:rPr>
-                <w:b/>
-              </w:rPr>
-              <w:t>不能。</w:t>
-            </w:r>
-            <w:r>
-              <w:t xml:space="preserve"> 三个份额无各自 CI，且年份与机制层级完全共线；MOON 那一根横档是 R3。只作定位线索（§5.1）</w:t>
-            </w:r>
-          </w:p>
-        </w:tc>
-        <w:tc>
-          <w:tcPr>
-            <w:tcW w:type="dxa" w:w="2880"/>
-          </w:tcPr>
-          <w:p>
-            <w:r>
-              <w:t>✅ 已有（限制已写死）</w:t>
-            </w:r>
-          </w:p>
-        </w:tc>
-      </w:tr>
-      <w:tr>
-        <w:tc>
-          <w:tcPr>
-            <w:tcW w:type="dxa" w:w="2880"/>
-          </w:tcPr>
-          <w:p>
-            <w:r>
-              <w:t>"为什么不试 X 方法"</w:t>
-            </w:r>
-          </w:p>
-        </w:tc>
-        <w:tc>
-          <w:tcPr>
-            <w:tcW w:type="dxa" w:w="2880"/>
-          </w:tcPr>
-          <w:p>
-            <w:r>
-              <w:t>13 个方法覆盖参数/表示/个性化/公平/域泛化五类；强基线面板已完成</w:t>
-            </w:r>
-          </w:p>
-        </w:tc>
-        <w:tc>
-          <w:tcPr>
-            <w:tcW w:type="dxa" w:w="2880"/>
-          </w:tcPr>
-          <w:p>
-            <w:r>
-              <w:t>⚠️ 横评其余臂未完</w:t>
-            </w:r>
-          </w:p>
-        </w:tc>
-      </w:tr>
-      <w:tr>
-        <w:tc>
-          <w:tcPr>
-            <w:tcW w:type="dxa" w:w="2880"/>
-          </w:tcPr>
-          <w:p>
-            <w:r>
-              <w:t>"统计方法是否合适"</w:t>
-            </w:r>
-          </w:p>
-        </w:tc>
-        <w:tc>
-          <w:tcPr>
-            <w:tcW w:type="dxa" w:w="2880"/>
-          </w:tcPr>
-          <w:p>
-            <w:r>
-              <w:t>配对 t + Holm；同时报 CI 与同向 seed 数与 $d_z$；样本量用精确非中心 t；R1 用 Holm 区间而非仅 Holm p，且两种 Holm 口径并列报出</w:t>
-            </w:r>
-          </w:p>
-        </w:tc>
-        <w:tc>
-          <w:tcPr>
-            <w:tcW w:type="dxa" w:w="2880"/>
-          </w:tcPr>
-          <w:p>
-            <w:r>
-              <w:t>✅ 已有</w:t>
-            </w:r>
-          </w:p>
-        </w:tc>
-      </w:tr>
-      <w:tr>
-        <w:tc>
-          <w:tcPr>
-            <w:tcW w:type="dxa" w:w="2880"/>
-          </w:tcPr>
-          <w:p>
-            <w:r>
-              <w:t>"你们赢了 FedProx/MOON 所以方法有价值？"</w:t>
-            </w:r>
-          </w:p>
-        </w:tc>
-        <w:tc>
-          <w:tcPr>
-            <w:tcW w:type="dxa" w:w="2880"/>
-          </w:tcPr>
-          <w:p>
-            <w:r>
-              <w:rPr>
-                <w:b/>
-              </w:rPr>
-              <w:t>否。</w:t>
-            </w:r>
-            <w:r>
-              <w:t xml:space="preserve"> 创新裁决看 vs FedProto（+0.00045，CI 跨零）。FedProx/MOON 只改归因</w:t>
-            </w:r>
-          </w:p>
-        </w:tc>
-        <w:tc>
-          <w:tcPr>
-            <w:tcW w:type="dxa" w:w="2880"/>
-          </w:tcPr>
-          <w:p>
-            <w:r>
-              <w:t>✅ 已有</w:t>
-            </w:r>
-          </w:p>
-        </w:tc>
-      </w:tr>
-    </w:tbl>
-    <w:p/>
-    <w:p>
-      <w:r>
-        <w:rPr>
-          <w:b/>
-        </w:rPr>
-        <w:t>曾经最大的风险是第二条（功效不足）。</w:t>
-      </w:r>
-      <w:r>
-        <w:t xml:space="preserve"> 现在它已被 §4.1 的最紧一格正面回答。</w:t>
-      </w:r>
-    </w:p>
-    <w:p>
-      <w:r>
-        <w:rPr>
-          <w:b/>
-        </w:rPr>
-        <w:t>新的头号风险是第三条</w:t>
-      </w:r>
-      <w:r>
-        <w:t>：Holm p 与 R3 并存。它只能靠 §4.3 写在正文来化解——</w:t>
-      </w:r>
-    </w:p>
-    <w:p>
-      <w:r>
-        <w:rPr>
-          <w:b/>
-        </w:rPr>
-        <w:t>写好了读起来是罕见的统计审慎，降成脚注读起来就是心虚。</w:t>
-      </w:r>
-    </w:p>
-    <w:p>
-      <w:pPr>
-        <w:jc w:val="center"/>
-      </w:pPr>
-      <w:r>
-        <w:t>──────────────────────────────────────────</w:t>
-      </w:r>
-    </w:p>
-    <w:p>
-      <w:pPr>
-        <w:pStyle w:val="Heading2"/>
-      </w:pPr>
-      <w:r>
-        <w:t>5. 执行顺序</w:t>
+        <w:t>3. 图表清单</w:t>
+      </w:r>
+    </w:p>
+    <w:p>
+      <w:r>
+        <w:t>编号顺序与 §2 的章节顺序一致（区间最紧的先出）。</w:t>
       </w:r>
     </w:p>
     <w:tbl>
@@ -8820,7 +8507,7 @@
               <w:rPr>
                 <w:b/>
               </w:rPr>
-              <w:t>步骤</w:t>
+              <w:t>编号</w:t>
             </w:r>
           </w:p>
         </w:tc>
@@ -8846,6 +8533,1408 @@
               <w:rPr>
                 <w:b/>
               </w:rPr>
+              <w:t>来源</w:t>
+            </w:r>
+          </w:p>
+        </w:tc>
+        <w:tc>
+          <w:tcPr>
+            <w:tcW w:type="dxa" w:w="2160"/>
+          </w:tcPr>
+          <w:p>
+            <w:r>
+              <w:rPr>
+                <w:b/>
+              </w:rPr>
+              <w:t>状态</w:t>
+            </w:r>
+          </w:p>
+        </w:tc>
+      </w:tr>
+      <w:tr>
+        <w:tc>
+          <w:tcPr>
+            <w:tcW w:type="dxa" w:w="2160"/>
+          </w:tcPr>
+          <w:p>
+            <w:r>
+              <w:t>表 1</w:t>
+            </w:r>
+          </w:p>
+        </w:tc>
+        <w:tc>
+          <w:tcPr>
+            <w:tcW w:type="dxa" w:w="2160"/>
+          </w:tcPr>
+          <w:p>
+            <w:r>
+              <w:t>五中心数据资产 + 审计摘要</w:t>
+            </w:r>
+          </w:p>
+        </w:tc>
+        <w:tc>
+          <w:tcPr>
+            <w:tcW w:type="dxa" w:w="2160"/>
+          </w:tcPr>
+          <w:p>
+            <w:r>
+              <w:t>台账 §2</w:t>
+            </w:r>
+          </w:p>
+        </w:tc>
+        <w:tc>
+          <w:tcPr>
+            <w:tcW w:type="dxa" w:w="2160"/>
+          </w:tcPr>
+          <w:p>
+            <w:r>
+              <w:t>✅</w:t>
+            </w:r>
+          </w:p>
+        </w:tc>
+      </w:tr>
+      <w:tr>
+        <w:tc>
+          <w:tcPr>
+            <w:tcW w:type="dxa" w:w="2160"/>
+          </w:tcPr>
+          <w:p>
+            <w:r>
+              <w:rPr>
+                <w:b/>
+              </w:rPr>
+              <w:t>表 2</w:t>
+            </w:r>
+          </w:p>
+        </w:tc>
+        <w:tc>
+          <w:tcPr>
+            <w:tcW w:type="dxa" w:w="2160"/>
+          </w:tcPr>
+          <w:p>
+            <w:r>
+              <w:rPr>
+                <w:b/>
+              </w:rPr>
+              <w:t>三个带配对 CI 的精确零 + 一个由机制诊断定界的零</w:t>
+            </w:r>
+            <w:r>
+              <w:t>（相对 FedProto 的增量 / 序数 margin / worst-client / 精度聚合 / 交互项 J），</w:t>
+            </w:r>
+            <w:r>
+              <w:rPr>
+                <w:b/>
+              </w:rPr>
+              <w:t>须含"上界来自"列</w:t>
+            </w:r>
+          </w:p>
+        </w:tc>
+        <w:tc>
+          <w:tcPr>
+            <w:tcW w:type="dxa" w:w="2160"/>
+          </w:tcPr>
+          <w:p>
+            <w:r>
+              <w:t>台账 §5</w:t>
+            </w:r>
+          </w:p>
+        </w:tc>
+        <w:tc>
+          <w:tcPr>
+            <w:tcW w:type="dxa" w:w="2160"/>
+          </w:tcPr>
+          <w:p>
+            <w:r>
+              <w:t>✅</w:t>
+            </w:r>
+          </w:p>
+        </w:tc>
+      </w:tr>
+      <w:tr>
+        <w:tc>
+          <w:tcPr>
+            <w:tcW w:type="dxa" w:w="2160"/>
+          </w:tcPr>
+          <w:p>
+            <w:r>
+              <w:rPr>
+                <w:b/>
+              </w:rPr>
+              <w:t>表 2 续</w:t>
+            </w:r>
+          </w:p>
+        </w:tc>
+        <w:tc>
+          <w:tcPr>
+            <w:tcW w:type="dxa" w:w="2160"/>
+          </w:tcPr>
+          <w:p>
+            <w:r>
+              <w:rPr>
+                <w:b/>
+              </w:rPr>
+              <w:t>四个被测组件 C1–C4 的最终裁决（三个不成立 + 一个有害）</w:t>
+            </w:r>
+          </w:p>
+        </w:tc>
+        <w:tc>
+          <w:tcPr>
+            <w:tcW w:type="dxa" w:w="2160"/>
+          </w:tcPr>
+          <w:p>
+            <w:r>
+              <w:t>台账 §9</w:t>
+            </w:r>
+          </w:p>
+        </w:tc>
+        <w:tc>
+          <w:tcPr>
+            <w:tcW w:type="dxa" w:w="2160"/>
+          </w:tcPr>
+          <w:p>
+            <w:r>
+              <w:t>✅</w:t>
+            </w:r>
+          </w:p>
+        </w:tc>
+      </w:tr>
+      <w:tr>
+        <w:tc>
+          <w:tcPr>
+            <w:tcW w:type="dxa" w:w="2160"/>
+          </w:tcPr>
+          <w:p>
+            <w:r>
+              <w:rPr>
+                <w:b/>
+              </w:rPr>
+              <w:t>表 3</w:t>
+            </w:r>
+          </w:p>
+        </w:tc>
+        <w:tc>
+          <w:tcPr>
+            <w:tcW w:type="dxa" w:w="2160"/>
+          </w:tcPr>
+          <w:p>
+            <w:r>
+              <w:rPr>
+                <w:b/>
+              </w:rPr>
+              <w:t>逐比较 $\sigma_d$ / CI 半宽 / MDE / 所需配对数 / 反解 ρ</w:t>
+            </w:r>
+          </w:p>
+        </w:tc>
+        <w:tc>
+          <w:tcPr>
+            <w:tcW w:type="dxa" w:w="2160"/>
+          </w:tcPr>
+          <w:p>
+            <w:r>
+              <w:t>台账 §8.1 / §8.3 / §8.4</w:t>
+            </w:r>
+          </w:p>
+        </w:tc>
+        <w:tc>
+          <w:tcPr>
+            <w:tcW w:type="dxa" w:w="2160"/>
+          </w:tcPr>
+          <w:p>
+            <w:r>
+              <w:t>✅</w:t>
+            </w:r>
+          </w:p>
+        </w:tc>
+      </w:tr>
+      <w:tr>
+        <w:tc>
+          <w:tcPr>
+            <w:tcW w:type="dxa" w:w="2160"/>
+          </w:tcPr>
+          <w:p>
+            <w:r>
+              <w:rPr>
+                <w:b/>
+              </w:rPr>
+              <w:t>表 4</w:t>
+            </w:r>
+          </w:p>
+        </w:tc>
+        <w:tc>
+          <w:tcPr>
+            <w:tcW w:type="dxa" w:w="2160"/>
+          </w:tcPr>
+          <w:p>
+            <w:r>
+              <w:rPr>
+                <w:b/>
+              </w:rPr>
+              <w:t>强基线面板主表（Δ + CI + 同向 + $d_z$ + Holm p + 判定）</w:t>
+            </w:r>
+          </w:p>
+        </w:tc>
+        <w:tc>
+          <w:tcPr>
+            <w:tcW w:type="dxa" w:w="2160"/>
+          </w:tcPr>
+          <w:p>
+            <w:r>
+              <w:t>台账 §1</w:t>
+            </w:r>
+          </w:p>
+        </w:tc>
+        <w:tc>
+          <w:tcPr>
+            <w:tcW w:type="dxa" w:w="2160"/>
+          </w:tcPr>
+          <w:p>
+            <w:r>
+              <w:t>✅</w:t>
+            </w:r>
+          </w:p>
+        </w:tc>
+      </w:tr>
+      <w:tr>
+        <w:tc>
+          <w:tcPr>
+            <w:tcW w:type="dxa" w:w="2160"/>
+          </w:tcPr>
+          <w:p>
+            <w:r>
+              <w:rPr>
+                <w:b/>
+              </w:rPr>
+              <w:t>表 4a</w:t>
+            </w:r>
+          </w:p>
+        </w:tc>
+        <w:tc>
+          <w:tcPr>
+            <w:tcW w:type="dxa" w:w="2160"/>
+          </w:tcPr>
+          <w:p>
+            <w:r>
+              <w:rPr>
+                <w:b/>
+              </w:rPr>
+              <w:t>MOON 那一格的五项完整报告（含两种 Holm CI 并列 + R3）</w:t>
+            </w:r>
+          </w:p>
+        </w:tc>
+        <w:tc>
+          <w:tcPr>
+            <w:tcW w:type="dxa" w:w="2160"/>
+          </w:tcPr>
+          <w:p>
+            <w:r>
+              <w:rPr>
+                <w:rFonts w:ascii="Menlo" w:hAnsi="Menlo"/>
+                <w:color w:val="C7254E"/>
+              </w:rPr>
+              <w:t>分析_MOON终裁与机制阶梯_2026-09-30.md</w:t>
+            </w:r>
+            <w:r>
+              <w:t xml:space="preserve"> §2.4(f)</w:t>
+            </w:r>
+          </w:p>
+        </w:tc>
+        <w:tc>
+          <w:tcPr>
+            <w:tcW w:type="dxa" w:w="2160"/>
+          </w:tcPr>
+          <w:p>
+            <w:r>
+              <w:t>✅</w:t>
+            </w:r>
+          </w:p>
+        </w:tc>
+      </w:tr>
+      <w:tr>
+        <w:tc>
+          <w:tcPr>
+            <w:tcW w:type="dxa" w:w="2160"/>
+          </w:tcPr>
+          <w:p>
+            <w:r>
+              <w:t>表 5</w:t>
+            </w:r>
+          </w:p>
+        </w:tc>
+        <w:tc>
+          <w:tcPr>
+            <w:tcW w:type="dxa" w:w="2160"/>
+          </w:tcPr>
+          <w:p>
+            <w:r>
+              <w:t>方法横评：绝对值 + 配对差 + CI + 可排除下限</w:t>
+            </w:r>
+          </w:p>
+        </w:tc>
+        <w:tc>
+          <w:tcPr>
+            <w:tcW w:type="dxa" w:w="2160"/>
+          </w:tcPr>
+          <w:p>
+            <w:r>
+              <w:rPr>
+                <w:rFonts w:ascii="Menlo" w:hAnsi="Menlo"/>
+                <w:color w:val="C7254E"/>
+              </w:rPr>
+              <w:t>benchmark_table.py</w:t>
+            </w:r>
+          </w:p>
+        </w:tc>
+        <w:tc>
+          <w:tcPr>
+            <w:tcW w:type="dxa" w:w="2160"/>
+          </w:tcPr>
+          <w:p>
+            <w:r>
+              <w:t>⚠️ 强基线齐；其余待跑</w:t>
+            </w:r>
+          </w:p>
+        </w:tc>
+      </w:tr>
+      <w:tr>
+        <w:tc>
+          <w:tcPr>
+            <w:tcW w:type="dxa" w:w="2160"/>
+          </w:tcPr>
+          <w:p>
+            <w:r>
+              <w:t>表 6</w:t>
+            </w:r>
+          </w:p>
+        </w:tc>
+        <w:tc>
+          <w:tcPr>
+            <w:tcW w:type="dxa" w:w="2160"/>
+          </w:tcPr>
+          <w:p>
+            <w:r>
+              <w:t>噪声分解：seed / 抽样 / 残差</w:t>
+            </w:r>
+          </w:p>
+        </w:tc>
+        <w:tc>
+          <w:tcPr>
+            <w:tcW w:type="dxa" w:w="2160"/>
+          </w:tcPr>
+          <w:p>
+            <w:r>
+              <w:t>台账 §8 + 新分析</w:t>
+            </w:r>
+          </w:p>
+        </w:tc>
+        <w:tc>
+          <w:tcPr>
+            <w:tcW w:type="dxa" w:w="2160"/>
+          </w:tcPr>
+          <w:p>
+            <w:r>
+              <w:t>⚠️ 需横评 / 方差分解矩阵</w:t>
+            </w:r>
+          </w:p>
+        </w:tc>
+      </w:tr>
+      <w:tr>
+        <w:tc>
+          <w:tcPr>
+            <w:tcW w:type="dxa" w:w="2160"/>
+          </w:tcPr>
+          <w:p>
+            <w:r>
+              <w:rPr>
+                <w:b/>
+              </w:rPr>
+              <w:t>表 7</w:t>
+            </w:r>
+          </w:p>
+        </w:tc>
+        <w:tc>
+          <w:tcPr>
+            <w:tcW w:type="dxa" w:w="2160"/>
+          </w:tcPr>
+          <w:p>
+            <w:r>
+              <w:rPr>
+                <w:b/>
+              </w:rPr>
+              <w:t>机制阶梯（推得点估计，无各自 CI）</w:t>
+            </w:r>
+          </w:p>
+        </w:tc>
+        <w:tc>
+          <w:tcPr>
+            <w:tcW w:type="dxa" w:w="2160"/>
+          </w:tcPr>
+          <w:p>
+            <w:r>
+              <w:t>台账 §1 / MOON 终裁 §3</w:t>
+            </w:r>
+          </w:p>
+        </w:tc>
+        <w:tc>
+          <w:tcPr>
+            <w:tcW w:type="dxa" w:w="2160"/>
+          </w:tcPr>
+          <w:p>
+            <w:r>
+              <w:t>✅ 数字已齐；</w:t>
+            </w:r>
+            <w:r>
+              <w:rPr>
+                <w:b/>
+              </w:rPr>
+              <w:t>标注为点估计</w:t>
+            </w:r>
+          </w:p>
+        </w:tc>
+      </w:tr>
+      <w:tr>
+        <w:tc>
+          <w:tcPr>
+            <w:tcW w:type="dxa" w:w="2160"/>
+          </w:tcPr>
+          <w:p>
+            <w:r>
+              <w:t>表 8</w:t>
+            </w:r>
+          </w:p>
+        </w:tc>
+        <w:tc>
+          <w:tcPr>
+            <w:tcW w:type="dxa" w:w="2160"/>
+          </w:tcPr>
+          <w:p>
+            <w:r>
+              <w:t>15 个实现缺陷及其污染范围</w:t>
+            </w:r>
+          </w:p>
+        </w:tc>
+        <w:tc>
+          <w:tcPr>
+            <w:tcW w:type="dxa" w:w="2160"/>
+          </w:tcPr>
+          <w:p>
+            <w:r>
+              <w:t>台账 §11</w:t>
+            </w:r>
+          </w:p>
+        </w:tc>
+        <w:tc>
+          <w:tcPr>
+            <w:tcW w:type="dxa" w:w="2160"/>
+          </w:tcPr>
+          <w:p>
+            <w:r>
+              <w:t>✅</w:t>
+            </w:r>
+          </w:p>
+        </w:tc>
+      </w:tr>
+      <w:tr>
+        <w:tc>
+          <w:tcPr>
+            <w:tcW w:type="dxa" w:w="2160"/>
+          </w:tcPr>
+          <w:p>
+            <w:r>
+              <w:rPr>
+                <w:b/>
+              </w:rPr>
+              <w:t>图 1</w:t>
+            </w:r>
+          </w:p>
+        </w:tc>
+        <w:tc>
+          <w:tcPr>
+            <w:tcW w:type="dxa" w:w="2160"/>
+          </w:tcPr>
+          <w:p>
+            <w:r>
+              <w:rPr>
+                <w:b/>
+              </w:rPr>
+              <w:t>各方法外测 QWK 的 CI 森林图（展示重叠）</w:t>
+            </w:r>
+          </w:p>
+        </w:tc>
+        <w:tc>
+          <w:tcPr>
+            <w:tcW w:type="dxa" w:w="2160"/>
+          </w:tcPr>
+          <w:p>
+            <w:r>
+              <w:t>横评数据</w:t>
+            </w:r>
+          </w:p>
+        </w:tc>
+        <w:tc>
+          <w:tcPr>
+            <w:tcW w:type="dxa" w:w="2160"/>
+          </w:tcPr>
+          <w:p>
+            <w:r>
+              <w:t>⚠️ 强基线已齐；其余待跑</w:t>
+            </w:r>
+          </w:p>
+        </w:tc>
+      </w:tr>
+      <w:tr>
+        <w:tc>
+          <w:tcPr>
+            <w:tcW w:type="dxa" w:w="2160"/>
+          </w:tcPr>
+          <w:p>
+            <w:r>
+              <w:t>图 2</w:t>
+            </w:r>
+          </w:p>
+        </w:tc>
+        <w:tc>
+          <w:tcPr>
+            <w:tcW w:type="dxa" w:w="2160"/>
+          </w:tcPr>
+          <w:p>
+            <w:r>
+              <w:t>同配置三次估计的漂移</w:t>
+            </w:r>
+          </w:p>
+        </w:tc>
+        <w:tc>
+          <w:tcPr>
+            <w:tcW w:type="dxa" w:w="2160"/>
+          </w:tcPr>
+          <w:p>
+            <w:r>
+              <w:t>台账 §4.1</w:t>
+            </w:r>
+          </w:p>
+        </w:tc>
+        <w:tc>
+          <w:tcPr>
+            <w:tcW w:type="dxa" w:w="2160"/>
+          </w:tcPr>
+          <w:p>
+            <w:r>
+              <w:t>✅</w:t>
+            </w:r>
+          </w:p>
+        </w:tc>
+      </w:tr>
+      <w:tr>
+        <w:tc>
+          <w:tcPr>
+            <w:tcW w:type="dxa" w:w="2160"/>
+          </w:tcPr>
+          <w:p>
+            <w:r>
+              <w:t>图 3</w:t>
+            </w:r>
+          </w:p>
+        </w:tc>
+        <w:tc>
+          <w:tcPr>
+            <w:tcW w:type="dxa" w:w="2160"/>
+          </w:tcPr>
+          <w:p>
+            <w:r>
+              <w:t>方差分解：选择 vs 训练</w:t>
+            </w:r>
+          </w:p>
+        </w:tc>
+        <w:tc>
+          <w:tcPr>
+            <w:tcW w:type="dxa" w:w="2160"/>
+          </w:tcPr>
+          <w:p>
+            <w:r>
+              <w:rPr>
+                <w:rFonts w:ascii="Menlo" w:hAnsi="Menlo"/>
+                <w:color w:val="C7254E"/>
+              </w:rPr>
+              <w:t>variance_decomposition.py</w:t>
+            </w:r>
+          </w:p>
+        </w:tc>
+        <w:tc>
+          <w:tcPr>
+            <w:tcW w:type="dxa" w:w="2160"/>
+          </w:tcPr>
+          <w:p>
+            <w:r>
+              <w:t>⚠️ 待跑（2.4 h 墙钟）</w:t>
+            </w:r>
+          </w:p>
+        </w:tc>
+      </w:tr>
+      <w:tr>
+        <w:tc>
+          <w:tcPr>
+            <w:tcW w:type="dxa" w:w="2160"/>
+          </w:tcPr>
+          <w:p>
+            <w:r>
+              <w:t>图 4</w:t>
+            </w:r>
+          </w:p>
+        </w:tc>
+        <w:tc>
+          <w:tcPr>
+            <w:tcW w:type="dxa" w:w="2160"/>
+          </w:tcPr>
+          <w:p>
+            <w:r>
+              <w:t>聚合权重 → 隐含类先验</w:t>
+            </w:r>
+          </w:p>
+        </w:tc>
+        <w:tc>
+          <w:tcPr>
+            <w:tcW w:type="dxa" w:w="2160"/>
+          </w:tcPr>
+          <w:p>
+            <w:r>
+              <w:t>台账 §6.2</w:t>
+            </w:r>
+          </w:p>
+        </w:tc>
+        <w:tc>
+          <w:tcPr>
+            <w:tcW w:type="dxa" w:w="2160"/>
+          </w:tcPr>
+          <w:p>
+            <w:r>
+              <w:t>✅</w:t>
+            </w:r>
+          </w:p>
+        </w:tc>
+      </w:tr>
+      <w:tr>
+        <w:tc>
+          <w:tcPr>
+            <w:tcW w:type="dxa" w:w="2160"/>
+          </w:tcPr>
+          <w:p>
+            <w:r>
+              <w:t>图 5</w:t>
+            </w:r>
+          </w:p>
+        </w:tc>
+        <w:tc>
+          <w:tcPr>
+            <w:tcW w:type="dxa" w:w="2160"/>
+          </w:tcPr>
+          <w:p>
+            <w:r>
+              <w:t>δ 逐轮轨迹</w:t>
+            </w:r>
+          </w:p>
+        </w:tc>
+        <w:tc>
+          <w:tcPr>
+            <w:tcW w:type="dxa" w:w="2160"/>
+          </w:tcPr>
+          <w:p>
+            <w:r>
+              <w:t>台账 §7</w:t>
+            </w:r>
+          </w:p>
+        </w:tc>
+        <w:tc>
+          <w:tcPr>
+            <w:tcW w:type="dxa" w:w="2160"/>
+          </w:tcPr>
+          <w:p>
+            <w:r>
+              <w:t>⚠️ 需补 seed</w:t>
+            </w:r>
+          </w:p>
+        </w:tc>
+      </w:tr>
+    </w:tbl>
+    <w:p/>
+    <w:p>
+      <w:r>
+        <w:rPr>
+          <w:b/>
+        </w:rPr>
+        <w:t>图 1 仍是全文的封面图</w:t>
+      </w:r>
+      <w:r>
+        <w:t>：一排互相重叠的置信区间，一眼说明 §4.1 的精确零。</w:t>
+      </w:r>
+    </w:p>
+    <w:p>
+      <w:r>
+        <w:t>它现在与新的叙事顺序天然一致——封面图展示的就是"区间重叠"，不是"阶梯"。</w:t>
+      </w:r>
+    </w:p>
+    <w:p>
+      <w:pPr>
+        <w:jc w:val="center"/>
+      </w:pPr>
+      <w:r>
+        <w:t>──────────────────────────────────────────</w:t>
+      </w:r>
+    </w:p>
+    <w:p>
+      <w:pPr>
+        <w:pStyle w:val="Heading2"/>
+      </w:pPr>
+      <w:r>
+        <w:t>4. 预期审稿意见与应对</w:t>
+      </w:r>
+    </w:p>
+    <w:tbl>
+      <w:tblPr>
+        <w:tblStyle w:val="LightGrid-Accent1"/>
+        <w:tblW w:type="auto" w:w="0"/>
+        <w:tblLook w:firstColumn="1" w:firstRow="1" w:lastColumn="0" w:lastRow="0" w:noHBand="0" w:noVBand="1" w:val="04A0"/>
+      </w:tblPr>
+      <w:tblGrid>
+        <w:gridCol w:w="2880"/>
+        <w:gridCol w:w="2880"/>
+        <w:gridCol w:w="2880"/>
+      </w:tblGrid>
+      <w:tr>
+        <w:tc>
+          <w:tcPr>
+            <w:tcW w:type="dxa" w:w="2880"/>
+          </w:tcPr>
+          <w:p>
+            <w:r>
+              <w:rPr>
+                <w:b/>
+              </w:rPr>
+              <w:t>审稿人会说</w:t>
+            </w:r>
+          </w:p>
+        </w:tc>
+        <w:tc>
+          <w:tcPr>
+            <w:tcW w:type="dxa" w:w="2880"/>
+          </w:tcPr>
+          <w:p>
+            <w:r>
+              <w:rPr>
+                <w:b/>
+              </w:rPr>
+              <w:t>应对</w:t>
+            </w:r>
+          </w:p>
+        </w:tc>
+        <w:tc>
+          <w:tcPr>
+            <w:tcW w:type="dxa" w:w="2880"/>
+          </w:tcPr>
+          <w:p>
+            <w:r>
+              <w:rPr>
+                <w:b/>
+              </w:rPr>
+              <w:t>需要的东西</w:t>
+            </w:r>
+          </w:p>
+        </w:tc>
+      </w:tr>
+      <w:tr>
+        <w:tc>
+          <w:tcPr>
+            <w:tcW w:type="dxa" w:w="2880"/>
+          </w:tcPr>
+          <w:p>
+            <w:r>
+              <w:t>"你们只是没调好参 / FedAvg 是稻草人"</w:t>
+            </w:r>
+          </w:p>
+        </w:tc>
+        <w:tc>
+          <w:tcPr>
+            <w:tcW w:type="dxa" w:w="2880"/>
+          </w:tcPr>
+          <w:p>
+            <w:r>
+              <w:t>FedProx（异质性专用，默认 μ=0.01）相对 FedAvg ≈ +0.0003（点估计），却被 FedOSP-R 以 10/10 同向打赢；弱的是参数层机制，不是我们的 FedAvg 实现</w:t>
+            </w:r>
+          </w:p>
+        </w:tc>
+        <w:tc>
+          <w:tcPr>
+            <w:tcW w:type="dxa" w:w="2880"/>
+          </w:tcPr>
+          <w:p>
+            <w:r>
+              <w:t>✅ 已有（机制对照）</w:t>
+            </w:r>
+          </w:p>
+        </w:tc>
+      </w:tr>
+      <w:tr>
+        <w:tc>
+          <w:tcPr>
+            <w:tcW w:type="dxa" w:w="2880"/>
+          </w:tcPr>
+          <w:p>
+            <w:r>
+              <w:rPr>
+                <w:b/>
+              </w:rPr>
+              <w:t>"请为每个基线各做一次超参扫描"</w:t>
+            </w:r>
+          </w:p>
+        </w:tc>
+        <w:tc>
+          <w:tcPr>
+            <w:tcW w:type="dxa" w:w="2880"/>
+          </w:tcPr>
+          <w:p>
+            <w:r>
+              <w:rPr>
+                <w:b/>
+              </w:rPr>
+              <w:t>三句话，顺序不要换。</w:t>
+            </w:r>
+            <w:r>
+              <w:t xml:space="preserve">① </w:t>
+            </w:r>
+            <w:r>
+              <w:rPr>
+                <w:b/>
+              </w:rPr>
+              <w:t>任何事后扫描都在花 α</w:t>
+            </w:r>
+            <w:r>
+              <w:t>：在 $\sigma_d\approx0.02$–$0.03$ 上，取多个超参里的最优值就是</w:t>
+            </w:r>
+            <w:r>
+              <w:rPr>
+                <w:b/>
+              </w:rPr>
+              <w:t>按噪声选择</w:t>
+            </w:r>
+            <w:r>
+              <w:t xml:space="preserve">——本协议 n=10 的 MDE ≈ $\sigma_d$（§4.2），扫描的格间差异普遍小于这个量，所以"挑出来的最好那一格"主要反映 seed 抽样而不是超参。本文的头号主张正是在批评这种做法，自己做一遍会摧毁全文的一致性。② </w:t>
+            </w:r>
+            <w:r>
+              <w:rPr>
+                <w:b/>
+              </w:rPr>
+              <w:t>方向上的选择不对称已经披露、而且不利于我们</w:t>
+            </w:r>
+            <w:r>
+              <w:t xml:space="preserve">：FedOSP-R 的配置 </w:t>
+            </w:r>
+            <w:r>
+              <w:rPr>
+                <w:rFonts w:ascii="Menlo" w:hAnsi="Menlo"/>
+                <w:color w:val="C7254E"/>
+              </w:rPr>
+              <w:t>--no-fsr --param-weight sample</w:t>
+            </w:r>
+            <w:r>
+              <w:t xml:space="preserve"> 曾在早期 Messidor 读数上筛选过，四条基线一律按原始默认超参直接跑（台账 §4.2）。因此三个阳性（+0.0290 / +0.0287 / +0.0263）都是</w:t>
+            </w:r>
+            <w:r>
+              <w:rPr>
+                <w:b/>
+              </w:rPr>
+              <w:t>上界</w:t>
+            </w:r>
+            <w:r>
+              <w:t>，而对 FedProto 的零</w:t>
+            </w:r>
+            <w:r>
+              <w:rPr>
+                <w:b/>
+              </w:rPr>
+              <w:t>因此更强</w:t>
+            </w:r>
+            <w:r>
+              <w:t xml:space="preserve">——被筛选过的一方仍只拿到 +0.00045。我们把这件事写进正文而不是藏起来。③ </w:t>
+            </w:r>
+            <w:r>
+              <w:rPr>
+                <w:b/>
+              </w:rPr>
+              <w:t>要扫描就必须事先定规则</w:t>
+            </w:r>
+            <w:r>
+              <w:t>：需要预注册的超参网格、预注册的选择规则，以及把网格规模计入多重比较族；所需配对数见 §4.2 的表（$\Delta$=0.010 需 61 对）。这是一篇独立研究的体量，不是一次 rebuttal 能补的实验</w:t>
+            </w:r>
+          </w:p>
+        </w:tc>
+        <w:tc>
+          <w:tcPr>
+            <w:tcW w:type="dxa" w:w="2880"/>
+          </w:tcPr>
+          <w:p>
+            <w:r>
+              <w:t>✅ 已有（台账 §4.2 + §4.1 的 MDE 表）</w:t>
+            </w:r>
+          </w:p>
+        </w:tc>
+      </w:tr>
+      <w:tr>
+        <w:tc>
+          <w:tcPr>
+            <w:tcW w:type="dxa" w:w="2880"/>
+          </w:tcPr>
+          <w:p>
+            <w:r>
+              <w:t>"n 太小，功效不足"</w:t>
+            </w:r>
+          </w:p>
+        </w:tc>
+        <w:tc>
+          <w:tcPr>
+            <w:tcW w:type="dxa" w:w="2880"/>
+          </w:tcPr>
+          <w:p>
+            <w:r>
+              <w:t xml:space="preserve">最关键的那一格（vs FedProto）恰好是 $\sigma_d$ </w:t>
+            </w:r>
+            <w:r>
+              <w:rPr>
+                <w:b/>
+              </w:rPr>
+              <w:t>最小</w:t>
+            </w:r>
+            <w:r>
+              <w:t>的一格：CI 半宽 ±0.0105、</w:t>
+            </w:r>
+            <w:r>
+              <w:rPr>
+                <w:b/>
+              </w:rPr>
+              <w:t>上界 +0.0110</w:t>
+            </w:r>
+            <w:r>
+              <w:t>，已排除 +0.011 以上的增量（80% 功效 MDE = 0.0146）。同一套 n=10 协议还给出两条下界在零以上的 CI。⚠️ 两个检出共用参照臂而相关，算</w:t>
+            </w:r>
+            <w:r>
+              <w:rPr>
+                <w:b/>
+              </w:rPr>
+              <w:t>一次灵敏度演示 + 一次机制对照</w:t>
+            </w:r>
+          </w:p>
+        </w:tc>
+        <w:tc>
+          <w:tcPr>
+            <w:tcW w:type="dxa" w:w="2880"/>
+          </w:tcPr>
+          <w:p>
+            <w:r>
+              <w:t>✅ 已有（含相关性折扣）</w:t>
+            </w:r>
+          </w:p>
+        </w:tc>
+      </w:tr>
+      <w:tr>
+        <w:tc>
+          <w:tcPr>
+            <w:tcW w:type="dxa" w:w="2880"/>
+          </w:tcPr>
+          <w:p>
+            <w:r>
+              <w:rPr>
+                <w:b/>
+              </w:rPr>
+              <w:t>"表里 Holm p = 0.0458 &lt; 0.05，你们却判 R3，自相矛盾"</w:t>
+            </w:r>
+          </w:p>
+        </w:tc>
+        <w:tc>
+          <w:tcPr>
+            <w:tcW w:type="dxa" w:w="2880"/>
+          </w:tcPr>
+          <w:p>
+            <w:r>
+              <w:rPr>
+                <w:b/>
+              </w:rPr>
+              <w:t>§4.3 正文回答</w:t>
+            </w:r>
+            <w:r>
+              <w:t>：Holm 只控制 p 值层面的 FWER，不自带同时区间；p 值走 step-down 的 α/2、预注册区间走最严一步 α/3，本格恰好落在两者之间。且</w:t>
+            </w:r>
+            <w:r>
+              <w:rPr>
+                <w:b/>
+              </w:rPr>
+              <w:t>相容同时下界恰好是 0</w:t>
+            </w:r>
+            <w:r>
+              <w:t>（族内 FedProto 未被拒），所以 R3 在统计上独立成立，不只是预注册使然</w:t>
+            </w:r>
+          </w:p>
+        </w:tc>
+        <w:tc>
+          <w:tcPr>
+            <w:tcW w:type="dxa" w:w="2880"/>
+          </w:tcPr>
+          <w:p>
+            <w:r>
+              <w:t>✅ 已有（§4.3 + 表 4a）</w:t>
+            </w:r>
+          </w:p>
+        </w:tc>
+      </w:tr>
+      <w:tr>
+        <w:tc>
+          <w:tcPr>
+            <w:tcW w:type="dxa" w:w="2880"/>
+          </w:tcPr>
+          <w:p>
+            <w:r>
+              <w:rPr>
+                <w:b/>
+              </w:rPr>
+              <w:t>"你们是不是看到结果才选的 α/3？"</w:t>
+            </w:r>
+          </w:p>
+        </w:tc>
+        <w:tc>
+          <w:tcPr>
+            <w:tcW w:type="dxa" w:w="2880"/>
+          </w:tcPr>
+          <w:p>
+            <w:r>
+              <w:t>预注册文件 §3 表 / §4 开头 / §4 规则表</w:t>
+            </w:r>
+            <w:r>
+              <w:rPr>
+                <w:b/>
+              </w:rPr>
+              <w:t>三处逐字写死</w:t>
+            </w:r>
+            <w:r>
+              <w:t xml:space="preserve"> $t_{1-0.05/6,9}=2.9333$ 与系数 0.92760，全文没有 α/2 或逐步区间的任何表述；文件冻结于读数之前，读数后一个字节未改</w:t>
+            </w:r>
+          </w:p>
+        </w:tc>
+        <w:tc>
+          <w:tcPr>
+            <w:tcW w:type="dxa" w:w="2880"/>
+          </w:tcPr>
+          <w:p>
+            <w:r>
+              <w:t>✅ 已有（可核对文件）</w:t>
+            </w:r>
+          </w:p>
+        </w:tc>
+      </w:tr>
+      <w:tr>
+        <w:tc>
+          <w:tcPr>
+            <w:tcW w:type="dxa" w:w="2880"/>
+          </w:tcPr>
+          <w:p>
+            <w:r>
+              <w:t>"只在一个任务上"</w:t>
+            </w:r>
+          </w:p>
+        </w:tc>
+        <w:tc>
+          <w:tcPr>
+            <w:tcW w:type="dxa" w:w="2880"/>
+          </w:tcPr>
+          <w:p>
+            <w:r>
+              <w:t>Limitation 明写，不宣称普适。主张限定为"在本设置下"</w:t>
+            </w:r>
+          </w:p>
+        </w:tc>
+        <w:tc>
+          <w:tcPr>
+            <w:tcW w:type="dxa" w:w="2880"/>
+          </w:tcPr>
+          <w:p>
+            <w:r>
+              <w:t>✅ 已有</w:t>
+            </w:r>
+          </w:p>
+        </w:tc>
+      </w:tr>
+      <w:tr>
+        <w:tc>
+          <w:tcPr>
+            <w:tcW w:type="dxa" w:w="2880"/>
+          </w:tcPr>
+          <w:p>
+            <w:r>
+              <w:t>"阴性结果没价值"</w:t>
+            </w:r>
+          </w:p>
+        </w:tc>
+        <w:tc>
+          <w:tcPr>
+            <w:tcW w:type="dxa" w:w="2880"/>
+          </w:tcPr>
+          <w:p>
+            <w:r>
+              <w:t>交付物是</w:t>
+            </w:r>
+            <w:r>
+              <w:rPr>
+                <w:b/>
+              </w:rPr>
+              <w:t>三个带配对 CI 的精确零 + 一个由机制诊断定界的零 + 逐比较样本量表</w:t>
+            </w:r>
+            <w:r>
+              <w:t>——可引用的工具与结论</w:t>
+            </w:r>
+          </w:p>
+        </w:tc>
+        <w:tc>
+          <w:tcPr>
+            <w:tcW w:type="dxa" w:w="2880"/>
+          </w:tcPr>
+          <w:p>
+            <w:r>
+              <w:t>✅ 已有</w:t>
+            </w:r>
+          </w:p>
+        </w:tc>
+      </w:tr>
+      <w:tr>
+        <w:tc>
+          <w:tcPr>
+            <w:tcW w:type="dxa" w:w="2880"/>
+          </w:tcPr>
+          <w:p>
+            <w:r>
+              <w:t>"机制阶梯能不能说明类原型机制更好"</w:t>
+            </w:r>
+          </w:p>
+        </w:tc>
+        <w:tc>
+          <w:tcPr>
+            <w:tcW w:type="dxa" w:w="2880"/>
+          </w:tcPr>
+          <w:p>
+            <w:r>
+              <w:rPr>
+                <w:b/>
+              </w:rPr>
+              <w:t>不能。</w:t>
+            </w:r>
+            <w:r>
+              <w:t xml:space="preserve"> 三个份额无各自 CI，且年份与机制层级完全共线；MOON 那一根横档是 R3。只作定位线索（§5.1）</w:t>
+            </w:r>
+          </w:p>
+        </w:tc>
+        <w:tc>
+          <w:tcPr>
+            <w:tcW w:type="dxa" w:w="2880"/>
+          </w:tcPr>
+          <w:p>
+            <w:r>
+              <w:t>✅ 已有（限制已写死）</w:t>
+            </w:r>
+          </w:p>
+        </w:tc>
+      </w:tr>
+      <w:tr>
+        <w:tc>
+          <w:tcPr>
+            <w:tcW w:type="dxa" w:w="2880"/>
+          </w:tcPr>
+          <w:p>
+            <w:r>
+              <w:t>"为什么不试 X 方法"</w:t>
+            </w:r>
+          </w:p>
+        </w:tc>
+        <w:tc>
+          <w:tcPr>
+            <w:tcW w:type="dxa" w:w="2880"/>
+          </w:tcPr>
+          <w:p>
+            <w:r>
+              <w:t>13 个方法覆盖参数/表示/个性化/公平/域泛化五类；强基线面板已完成</w:t>
+            </w:r>
+          </w:p>
+        </w:tc>
+        <w:tc>
+          <w:tcPr>
+            <w:tcW w:type="dxa" w:w="2880"/>
+          </w:tcPr>
+          <w:p>
+            <w:r>
+              <w:t>⚠️ 横评其余臂未完</w:t>
+            </w:r>
+          </w:p>
+        </w:tc>
+      </w:tr>
+      <w:tr>
+        <w:tc>
+          <w:tcPr>
+            <w:tcW w:type="dxa" w:w="2880"/>
+          </w:tcPr>
+          <w:p>
+            <w:r>
+              <w:t>"统计方法是否合适"</w:t>
+            </w:r>
+          </w:p>
+        </w:tc>
+        <w:tc>
+          <w:tcPr>
+            <w:tcW w:type="dxa" w:w="2880"/>
+          </w:tcPr>
+          <w:p>
+            <w:r>
+              <w:t>配对 t + Holm；同时报 CI 与同向 seed 数与 $d_z$；样本量用精确非中心 t；R1 用 Holm 区间而非仅 Holm p，且两种 Holm 口径并列报出</w:t>
+            </w:r>
+          </w:p>
+        </w:tc>
+        <w:tc>
+          <w:tcPr>
+            <w:tcW w:type="dxa" w:w="2880"/>
+          </w:tcPr>
+          <w:p>
+            <w:r>
+              <w:t>✅ 已有</w:t>
+            </w:r>
+          </w:p>
+        </w:tc>
+      </w:tr>
+      <w:tr>
+        <w:tc>
+          <w:tcPr>
+            <w:tcW w:type="dxa" w:w="2880"/>
+          </w:tcPr>
+          <w:p>
+            <w:r>
+              <w:t>"你们赢了 FedProx/MOON 所以方法有价值？"</w:t>
+            </w:r>
+          </w:p>
+        </w:tc>
+        <w:tc>
+          <w:tcPr>
+            <w:tcW w:type="dxa" w:w="2880"/>
+          </w:tcPr>
+          <w:p>
+            <w:r>
+              <w:rPr>
+                <w:b/>
+              </w:rPr>
+              <w:t>否。</w:t>
+            </w:r>
+            <w:r>
+              <w:t xml:space="preserve"> 创新裁决看 vs FedProto（+0.00045，CI 跨零）。FedProx/MOON 只改归因</w:t>
+            </w:r>
+          </w:p>
+        </w:tc>
+        <w:tc>
+          <w:tcPr>
+            <w:tcW w:type="dxa" w:w="2880"/>
+          </w:tcPr>
+          <w:p>
+            <w:r>
+              <w:t>✅ 已有</w:t>
+            </w:r>
+          </w:p>
+        </w:tc>
+      </w:tr>
+    </w:tbl>
+    <w:p/>
+    <w:p>
+      <w:r>
+        <w:rPr>
+          <w:b/>
+        </w:rPr>
+        <w:t>曾经最大的风险是第二条（功效不足）。</w:t>
+      </w:r>
+      <w:r>
+        <w:t xml:space="preserve"> 现在它已被 §4.1 的最紧一格正面回答。</w:t>
+      </w:r>
+    </w:p>
+    <w:p>
+      <w:r>
+        <w:rPr>
+          <w:b/>
+        </w:rPr>
+        <w:t>新的头号风险是第三条</w:t>
+      </w:r>
+      <w:r>
+        <w:t>：Holm p 与 R3 并存。它只能靠 §4.3 写在正文来化解——</w:t>
+      </w:r>
+    </w:p>
+    <w:p>
+      <w:r>
+        <w:rPr>
+          <w:b/>
+        </w:rPr>
+        <w:t>写好了读起来是罕见的统计审慎，降成脚注读起来就是心虚。</w:t>
+      </w:r>
+    </w:p>
+    <w:p>
+      <w:pPr>
+        <w:jc w:val="center"/>
+      </w:pPr>
+      <w:r>
+        <w:t>──────────────────────────────────────────</w:t>
+      </w:r>
+    </w:p>
+    <w:p>
+      <w:pPr>
+        <w:pStyle w:val="Heading2"/>
+      </w:pPr>
+      <w:r>
+        <w:t>5. 执行顺序</w:t>
+      </w:r>
+    </w:p>
+    <w:tbl>
+      <w:tblPr>
+        <w:tblStyle w:val="LightGrid-Accent1"/>
+        <w:tblW w:type="auto" w:w="0"/>
+        <w:tblLook w:firstColumn="1" w:firstRow="1" w:lastColumn="0" w:lastRow="0" w:noHBand="0" w:noVBand="1" w:val="04A0"/>
+      </w:tblPr>
+      <w:tblGrid>
+        <w:gridCol w:w="2160"/>
+        <w:gridCol w:w="2160"/>
+        <w:gridCol w:w="2160"/>
+        <w:gridCol w:w="2160"/>
+      </w:tblGrid>
+      <w:tr>
+        <w:tc>
+          <w:tcPr>
+            <w:tcW w:type="dxa" w:w="2160"/>
+          </w:tcPr>
+          <w:p>
+            <w:r>
+              <w:rPr>
+                <w:b/>
+              </w:rPr>
+              <w:t>步骤</w:t>
+            </w:r>
+          </w:p>
+        </w:tc>
+        <w:tc>
+          <w:tcPr>
+            <w:tcW w:type="dxa" w:w="2160"/>
+          </w:tcPr>
+          <w:p>
+            <w:r>
+              <w:rPr>
+                <w:b/>
+              </w:rPr>
+              <w:t>内容</w:t>
+            </w:r>
+          </w:p>
+        </w:tc>
+        <w:tc>
+          <w:tcPr>
+            <w:tcW w:type="dxa" w:w="2160"/>
+          </w:tcPr>
+          <w:p>
+            <w:r>
+              <w:rPr>
+                <w:b/>
+              </w:rPr>
               <w:t>耗时</w:t>
             </w:r>
           </w:p>
@@ -8950,6 +10039,64 @@
           <w:p>
             <w:r>
               <w:t>已有结果</w:t>
+            </w:r>
+          </w:p>
+        </w:tc>
+      </w:tr>
+      <w:tr>
+        <w:tc>
+          <w:tcPr>
+            <w:tcW w:type="dxa" w:w="2160"/>
+          </w:tcPr>
+          <w:p>
+            <w:r>
+              <w:t>0c</w:t>
+            </w:r>
+          </w:p>
+        </w:tc>
+        <w:tc>
+          <w:tcPr>
+            <w:tcW w:type="dxa" w:w="2160"/>
+          </w:tcPr>
+          <w:p>
+            <w:r>
+              <w:rPr>
+                <w:b/>
+              </w:rPr>
+              <w:t>零 GPU</w:t>
+            </w:r>
+            <w:r>
+              <w:t>：机制阶梯三格（FedProto/FedProx/MOON − FedAvg）的配对 CI + §5.6 的三个次要端点配对 CI。交接件：[</w:t>
+            </w:r>
+            <w:r>
+              <w:rPr>
+                <w:rFonts w:ascii="Menlo" w:hAnsi="Menlo"/>
+                <w:color w:val="C7254E"/>
+              </w:rPr>
+              <w:t>交接_P0证据链后续_2026-10-02.md</w:t>
+            </w:r>
+            <w:r>
+              <w:t>](交接_P0证据链后续_2026-10-02.md)</w:t>
+            </w:r>
+          </w:p>
+        </w:tc>
+        <w:tc>
+          <w:tcPr>
+            <w:tcW w:type="dxa" w:w="2160"/>
+          </w:tcPr>
+          <w:p>
+            <w:r>
+              <w:t>&lt;1 h</w:t>
+            </w:r>
+          </w:p>
+        </w:tc>
+        <w:tc>
+          <w:tcPr>
+            <w:tcW w:type="dxa" w:w="2160"/>
+          </w:tcPr>
+          <w:p>
+            <w:r>
+              <w:t>已有 50 run</w:t>
             </w:r>
           </w:p>
         </w:tc>

--- a/reports/论文骨架_基准与阴性结果.docx
+++ b/reports/论文骨架_基准与阴性结果.docx
@@ -7284,31 +7284,826 @@
         <w:pStyle w:val="Heading4"/>
       </w:pPr>
       <w:r>
-        <w:t>5.3　QWK 的 3:1 换算</w:t>
-      </w:r>
-    </w:p>
-    <w:p>
-      <w:r>
-        <w:t>权重 $d^2/16$，一次远端误判（$d\ge3$）≈ 三次邻级误判。</w:t>
-      </w:r>
-    </w:p>
-    <w:p>
-      <w:r>
-        <w:t>C1 确实降低远端误判（3/3 seed），但邻级增量超过了这个换算比</w:t>
-      </w:r>
-    </w:p>
-    <w:p>
-      <w:r>
-        <w:t xml:space="preserve">→ </w:t>
-      </w:r>
+        <w:t>5.3　QWK 的远端/邻级换算表（两种口径；是工具，不是 C1 的解释）</w:t>
+      </w:r>
+    </w:p>
+    <w:p>
+      <w:pPr>
+        <w:ind w:left="360"/>
+      </w:pPr>
+      <w:r>
+        <w:rPr>
+          <w:b/>
+          <w:i/>
+          <w:color w:val="555555"/>
+        </w:rPr>
+        <w:t>2026-10-02：本节已从"C1 为什么失败的定量解释"降为一张换算表。</w:t>
+      </w:r>
+    </w:p>
+    <w:p>
+      <w:pPr>
+        <w:ind w:left="360"/>
+      </w:pPr>
+      <w:r>
+        <w:rPr>
+          <w:i/>
+          <w:color w:val="555555"/>
+        </w:rPr>
+        <w:t>旧写法（"C1 降低远端误判，但邻级增量超过了这个换算比"）已作废，两条理由见下。</w:t>
+      </w:r>
+    </w:p>
+    <w:p>
+      <w:pPr>
+        <w:ind w:left="360"/>
+      </w:pPr>
+      <w:r>
+        <w:rPr>
+          <w:i/>
+          <w:color w:val="555555"/>
+        </w:rPr>
+        <w:t>定义、推导、八格核验表与恒等式测试一律见台账 §6.3，本节不重复推导。</w:t>
+      </w:r>
+    </w:p>
+    <w:p>
       <w:r>
         <w:rPr>
           <w:b/>
         </w:rPr>
-        <w:t>机制成立、指标不动</w:t>
-      </w:r>
-      <w:r>
-        <w:t>。这是"机制达成 ≠ 端点改善"的定量解释。</w:t>
+        <w:t>换算率有两种口径，两者都对，引用时必须连口径一起写。</w:t>
+      </w:r>
+      <w:r>
+        <w:t xml:space="preserve"> 权重</w:t>
+      </w:r>
+    </w:p>
+    <w:p>
+      <w:r>
+        <w:t>$w_{ij}=(i-j)^2/(K-1)^2$，分子就是 SSE，一次距离为 $d$ 的误判恰好贡献 $d^2$：</w:t>
+      </w:r>
+    </w:p>
+    <w:tbl>
+      <w:tblPr>
+        <w:tblStyle w:val="LightGrid-Accent1"/>
+        <w:tblW w:type="auto" w:w="0"/>
+        <w:tblLook w:firstColumn="1" w:firstRow="1" w:lastColumn="0" w:lastRow="0" w:noHBand="0" w:noVBand="1" w:val="04A0"/>
+      </w:tblPr>
+      <w:tblGrid>
+        <w:gridCol w:w="1728"/>
+        <w:gridCol w:w="1728"/>
+        <w:gridCol w:w="1728"/>
+        <w:gridCol w:w="1728"/>
+        <w:gridCol w:w="1728"/>
+      </w:tblGrid>
+      <w:tr>
+        <w:tc>
+          <w:tcPr>
+            <w:tcW w:type="dxa" w:w="1728"/>
+          </w:tcPr>
+          <w:p>
+            <w:r>
+              <w:rPr>
+                <w:b/>
+              </w:rPr>
+              <w:t>口径</w:t>
+            </w:r>
+          </w:p>
+        </w:tc>
+        <w:tc>
+          <w:tcPr>
+            <w:tcW w:type="dxa" w:w="1728"/>
+          </w:tcPr>
+          <w:p>
+            <w:r>
+              <w:rPr>
+                <w:b/>
+              </w:rPr>
+              <w:t>问的问题</w:t>
+            </w:r>
+          </w:p>
+        </w:tc>
+        <w:tc>
+          <w:tcPr>
+            <w:tcW w:type="dxa" w:w="1728"/>
+          </w:tcPr>
+          <w:p>
+            <w:r>
+              <w:rPr>
+                <w:b/>
+              </w:rPr>
+              <w:t>换算率</w:t>
+            </w:r>
+          </w:p>
+        </w:tc>
+        <w:tc>
+          <w:tcPr>
+            <w:tcW w:type="dxa" w:w="1728"/>
+          </w:tcPr>
+          <w:p>
+            <w:r>
+              <w:rPr>
+                <w:b/>
+              </w:rPr>
+              <w:t>$d=2$</w:t>
+            </w:r>
+          </w:p>
+        </w:tc>
+        <w:tc>
+          <w:tcPr>
+            <w:tcW w:type="dxa" w:w="1728"/>
+          </w:tcPr>
+          <w:p>
+            <w:r>
+              <w:rPr>
+                <w:b/>
+              </w:rPr>
+              <w:t>$d=3$</w:t>
+            </w:r>
+          </w:p>
+        </w:tc>
+      </w:tr>
+      <w:tr>
+        <w:tc>
+          <w:tcPr>
+            <w:tcW w:type="dxa" w:w="1728"/>
+          </w:tcPr>
+          <w:p>
+            <w:r>
+              <w:rPr>
+                <w:b/>
+              </w:rPr>
+              <w:t>消除（eliminate）</w:t>
+            </w:r>
+          </w:p>
+        </w:tc>
+        <w:tc>
+          <w:tcPr>
+            <w:tcW w:type="dxa" w:w="1728"/>
+          </w:tcPr>
+          <w:p>
+            <w:r>
+              <w:t>彻底</w:t>
+            </w:r>
+            <w:r>
+              <w:rPr>
+                <w:b/>
+              </w:rPr>
+              <w:t>消除</w:t>
+            </w:r>
+            <w:r>
+              <w:t>一次距离-$d$ 误判，能换几次邻级误判？</w:t>
+            </w:r>
+          </w:p>
+        </w:tc>
+        <w:tc>
+          <w:tcPr>
+            <w:tcW w:type="dxa" w:w="1728"/>
+          </w:tcPr>
+          <w:p>
+            <w:r>
+              <w:t>$d^2$</w:t>
+            </w:r>
+          </w:p>
+        </w:tc>
+        <w:tc>
+          <w:tcPr>
+            <w:tcW w:type="dxa" w:w="1728"/>
+          </w:tcPr>
+          <w:p>
+            <w:r>
+              <w:rPr>
+                <w:b/>
+              </w:rPr>
+              <w:t>4</w:t>
+            </w:r>
+          </w:p>
+        </w:tc>
+        <w:tc>
+          <w:tcPr>
+            <w:tcW w:type="dxa" w:w="1728"/>
+          </w:tcPr>
+          <w:p>
+            <w:r>
+              <w:rPr>
+                <w:b/>
+              </w:rPr>
+              <w:t>9</w:t>
+            </w:r>
+          </w:p>
+        </w:tc>
+      </w:tr>
+      <w:tr>
+        <w:tc>
+          <w:tcPr>
+            <w:tcW w:type="dxa" w:w="1728"/>
+          </w:tcPr>
+          <w:p>
+            <w:r>
+              <w:rPr>
+                <w:b/>
+              </w:rPr>
+              <w:t>折算（convert）</w:t>
+            </w:r>
+          </w:p>
+        </w:tc>
+        <w:tc>
+          <w:tcPr>
+            <w:tcW w:type="dxa" w:w="1728"/>
+          </w:tcPr>
+          <w:p>
+            <w:r>
+              <w:t>把它</w:t>
+            </w:r>
+            <w:r>
+              <w:rPr>
+                <w:b/>
+              </w:rPr>
+              <w:t>折算成</w:t>
+            </w:r>
+            <w:r>
+              <w:t>一次邻级误判，腾出的预算够再加几次？</w:t>
+            </w:r>
+          </w:p>
+        </w:tc>
+        <w:tc>
+          <w:tcPr>
+            <w:tcW w:type="dxa" w:w="1728"/>
+          </w:tcPr>
+          <w:p>
+            <w:r>
+              <w:t>$d^2-1$</w:t>
+            </w:r>
+          </w:p>
+        </w:tc>
+        <w:tc>
+          <w:tcPr>
+            <w:tcW w:type="dxa" w:w="1728"/>
+          </w:tcPr>
+          <w:p>
+            <w:r>
+              <w:rPr>
+                <w:b/>
+              </w:rPr>
+              <w:t>3</w:t>
+            </w:r>
+          </w:p>
+        </w:tc>
+        <w:tc>
+          <w:tcPr>
+            <w:tcW w:type="dxa" w:w="1728"/>
+          </w:tcPr>
+          <w:p>
+            <w:r>
+              <w:rPr>
+                <w:b/>
+              </w:rPr>
+              <w:t>8</w:t>
+            </w:r>
+          </w:p>
+        </w:tc>
+      </w:tr>
+    </w:tbl>
+    <w:p/>
+    <w:p>
+      <w:r>
+        <w:t>本项目长期引用的 "3:1" 在</w:t>
+      </w:r>
+      <w:r>
+        <w:rPr>
+          <w:b/>
+        </w:rPr>
+        <w:t>折算口径</w:t>
+      </w:r>
+      <w:r>
+        <w:t>下是</w:t>
+      </w:r>
+      <w:r>
+        <w:rPr>
+          <w:b/>
+        </w:rPr>
+        <w:t>精确正确</w:t>
+      </w:r>
+      <w:r>
+        <w:t>的，从来不是错误；</w:t>
+      </w:r>
+    </w:p>
+    <w:p>
+      <w:r>
+        <w:t xml:space="preserve">它唯一的错误是被标成 "$d\ge3$"——折算口径下 $d=3$ 是 </w:t>
+      </w:r>
+      <w:r>
+        <w:rPr>
+          <w:b/>
+        </w:rPr>
+        <w:t>8</w:t>
+      </w:r>
+      <w:r>
+        <w:t>，</w:t>
+      </w:r>
+      <w:r>
+        <w:rPr>
+          <w:b/>
+        </w:rPr>
+        <w:t>3 对应的是 $d=2$</w:t>
+      </w:r>
+    </w:p>
+    <w:p>
+      <w:r>
+        <w:t xml:space="preserve">（本项目的"远端误判"按 </w:t>
+      </w:r>
+      <w:r>
+        <w:rPr>
+          <w:rFonts w:ascii="Menlo" w:hAnsi="Menlo"/>
+          <w:color w:val="C7254E"/>
+        </w:rPr>
+        <w:t>fedosp/metrics.py::far_error_metrics</w:t>
+      </w:r>
+      <w:r>
+        <w:t xml:space="preserve"> 就是 $|\hat y-y|\ge2$）。</w:t>
+      </w:r>
+    </w:p>
+    <w:p>
+      <w:r>
+        <w:rPr>
+          <w:b/>
+        </w:rPr>
+        <w:t>这四个常数的精确性有一个限定条件，不得越过。</w:t>
+      </w:r>
+      <w:r>
+        <w:t xml:space="preserve"> 它们在</w:t>
+      </w:r>
+      <w:r>
+        <w:rPr>
+          <w:b/>
+        </w:rPr>
+        <w:t>分母冻结</w:t>
+      </w:r>
+      <w:r>
+        <w:t>时精确成立、</w:t>
+      </w:r>
+    </w:p>
+    <w:p>
+      <w:r>
+        <w:t>散度为零、且与基线 QWK 无关（等价条件：扰动保持预测边际的一、二阶矩，</w:t>
+      </w:r>
+    </w:p>
+    <w:p>
+      <w:r>
+        <w:t xml:space="preserve">$\Delta T_1=\Delta T_2=0$）。但 </w:t>
+      </w:r>
+      <w:r>
+        <w:rPr>
+          <w:rFonts w:ascii="Menlo" w:hAnsi="Menlo"/>
+          <w:color w:val="C7254E"/>
+        </w:rPr>
+        <w:t>fedosp/metrics.py</w:t>
+      </w:r>
+      <w:r>
+        <w:t xml:space="preserve"> 的 $E$ 是从扰动后的预测边际</w:t>
+      </w:r>
+    </w:p>
+    <w:p>
+      <w:r>
+        <w:t>现算的，$E$ 一动，数值就依赖构造：折算 $d=2$ 在"补偿不漂移预测均值"下是</w:t>
+      </w:r>
+    </w:p>
+    <w:p>
+      <w:r>
+        <w:rPr>
+          <w:b/>
+        </w:rPr>
+        <w:t>3.725 ± 0.418</w:t>
+      </w:r>
+      <w:r>
+        <w:t xml:space="preserve">、在"补偿按类频率抽"下是 </w:t>
+      </w:r>
+      <w:r>
+        <w:rPr>
+          <w:b/>
+        </w:rPr>
+        <w:t>2.290 ± 0.237</w:t>
+      </w:r>
+      <w:r>
+        <w:t>——</w:t>
+      </w:r>
+      <w:r>
+        <w:rPr>
+          <w:b/>
+        </w:rPr>
+        <w:t>一上一下跨过 3</w:t>
+      </w:r>
+      <w:r>
+        <w:t>。</w:t>
+      </w:r>
+    </w:p>
+    <w:p>
+      <w:r>
+        <w:t>所以写作口径是：**把分母冻结的 4 / 9 / 3 / 8 当作可引用的常数，E 重算的数值只作为</w:t>
+      </w:r>
+    </w:p>
+    <w:p>
+      <w:r>
+        <w:t>区间给出</w:t>
+      </w:r>
+      <w:r>
+        <w:rPr>
+          <w:b/>
+        </w:rPr>
+        <w:t>（$d=2$ 落在 2.3–5.4，$d=3$ 落在 6.0–11.5），</w:t>
+      </w:r>
+      <w:r>
+        <w:t>并声明它的符号取决于一个</w:t>
+      </w:r>
+    </w:p>
+    <w:p>
+      <w:r>
+        <w:t>未声明的建模选择**。不得写成"精确就是 3"——那只是把一处夸大换成另一处。</w:t>
+      </w:r>
+    </w:p>
+    <w:p>
+      <w:r>
+        <w:rPr>
+          <w:b/>
+        </w:rPr>
+        <w:t>旧写法作废的第一个理由：它的关键输入从未被测量过。</w:t>
+      </w:r>
+      <w:r>
+        <w:t xml:space="preserve"> 那句话需要两个量——远端误判</w:t>
+      </w:r>
+    </w:p>
+    <w:p>
+      <w:r>
+        <w:t>的下降（有）和</w:t>
+      </w:r>
+      <w:r>
+        <w:rPr>
+          <w:b/>
+        </w:rPr>
+        <w:t>邻级误判的增加</w:t>
+      </w:r>
+      <w:r>
+        <w:t>（没有）。台账 §6 只记了"远端误判占比、平均错误跨度</w:t>
+      </w:r>
+    </w:p>
+    <w:p>
+      <w:r>
+        <w:t>3/3 seed 下降"，</w:t>
+      </w:r>
+      <w:r>
+        <w:rPr>
+          <w:b/>
+        </w:rPr>
+        <w:t>全仓库没有任何地方报过 C1 的邻级误判率变化</w:t>
+      </w:r>
+      <w:r>
+        <w:t>。所以它从一开始就是</w:t>
+      </w:r>
+    </w:p>
+    <w:p>
+      <w:r>
+        <w:t>一句未经测量的断言；这个缺陷比口径问题更深，且与常数取多少无关。</w:t>
+      </w:r>
+    </w:p>
+    <w:p>
+      <w:r>
+        <w:t xml:space="preserve">（逐 seed 的四格误差跨度分布零 GPU 成本，已列入 </w:t>
+      </w:r>
+      <w:r>
+        <w:rPr>
+          <w:rFonts w:ascii="Menlo" w:hAnsi="Menlo"/>
+          <w:color w:val="C7254E"/>
+        </w:rPr>
+        <w:t>交接_P0证据链后续_2026-10-02.md</w:t>
+      </w:r>
+      <w:r>
+        <w:t xml:space="preserve"> 第 2 项。）</w:t>
+      </w:r>
+    </w:p>
+    <w:p>
+      <w:r>
+        <w:rPr>
+          <w:b/>
+        </w:rPr>
+        <w:t>第二个理由：符号反了——换算率是门槛，不是预算。</w:t>
+      </w:r>
+      <w:r>
+        <w:t xml:space="preserve"> 比价越大，"靠远端换邻级赚到</w:t>
+      </w:r>
+    </w:p>
+    <w:p>
+      <w:r>
+        <w:t>QWK"越难，不是越容易。要抹平 C1 实测的 1.22 pp 远端误判下降，邻级误判须在</w:t>
+      </w:r>
+    </w:p>
+    <w:p>
+      <w:r>
+        <w:t>17.67% 的基线上升：</w:t>
+      </w:r>
+    </w:p>
+    <w:tbl>
+      <w:tblPr>
+        <w:tblStyle w:val="LightGrid-Accent1"/>
+        <w:tblW w:type="auto" w:w="0"/>
+        <w:tblLook w:firstColumn="1" w:firstRow="1" w:lastColumn="0" w:lastRow="0" w:noHBand="0" w:noVBand="1" w:val="04A0"/>
+      </w:tblPr>
+      <w:tblGrid>
+        <w:gridCol w:w="2880"/>
+        <w:gridCol w:w="2880"/>
+        <w:gridCol w:w="2880"/>
+      </w:tblGrid>
+      <w:tr>
+        <w:tc>
+          <w:tcPr>
+            <w:tcW w:type="dxa" w:w="2880"/>
+          </w:tcPr>
+          <w:p>
+            <w:r>
+              <w:rPr>
+                <w:b/>
+              </w:rPr>
+              <w:t>口径</w:t>
+            </w:r>
+          </w:p>
+        </w:tc>
+        <w:tc>
+          <w:tcPr>
+            <w:tcW w:type="dxa" w:w="2880"/>
+          </w:tcPr>
+          <w:p>
+            <w:r>
+              <w:rPr>
+                <w:b/>
+              </w:rPr>
+              <w:t>所需邻级增量</w:t>
+            </w:r>
+          </w:p>
+        </w:tc>
+        <w:tc>
+          <w:tcPr>
+            <w:tcW w:type="dxa" w:w="2880"/>
+          </w:tcPr>
+          <w:p>
+            <w:r>
+              <w:rPr>
+                <w:b/>
+              </w:rPr>
+              <w:t>相对基线邻级率</w:t>
+            </w:r>
+          </w:p>
+        </w:tc>
+      </w:tr>
+      <w:tr>
+        <w:tc>
+          <w:tcPr>
+            <w:tcW w:type="dxa" w:w="2880"/>
+          </w:tcPr>
+          <w:p>
+            <w:r>
+              <w:t>折算 $d=2$（3:1）</w:t>
+            </w:r>
+          </w:p>
+        </w:tc>
+        <w:tc>
+          <w:tcPr>
+            <w:tcW w:type="dxa" w:w="2880"/>
+          </w:tcPr>
+          <w:p>
+            <w:r>
+              <w:rPr>
+                <w:b/>
+              </w:rPr>
+              <w:t>+3.66 pp</w:t>
+            </w:r>
+          </w:p>
+        </w:tc>
+        <w:tc>
+          <w:tcPr>
+            <w:tcW w:type="dxa" w:w="2880"/>
+          </w:tcPr>
+          <w:p>
+            <w:r>
+              <w:rPr>
+                <w:b/>
+              </w:rPr>
+              <w:t>+20.7%</w:t>
+            </w:r>
+          </w:p>
+        </w:tc>
+      </w:tr>
+      <w:tr>
+        <w:tc>
+          <w:tcPr>
+            <w:tcW w:type="dxa" w:w="2880"/>
+          </w:tcPr>
+          <w:p>
+            <w:r>
+              <w:t>消除 $d=2$（4:1）</w:t>
+            </w:r>
+          </w:p>
+        </w:tc>
+        <w:tc>
+          <w:tcPr>
+            <w:tcW w:type="dxa" w:w="2880"/>
+          </w:tcPr>
+          <w:p>
+            <w:r>
+              <w:t>+4.88 pp</w:t>
+            </w:r>
+          </w:p>
+        </w:tc>
+        <w:tc>
+          <w:tcPr>
+            <w:tcW w:type="dxa" w:w="2880"/>
+          </w:tcPr>
+          <w:p>
+            <w:r>
+              <w:t>+27.6%</w:t>
+            </w:r>
+          </w:p>
+        </w:tc>
+      </w:tr>
+      <w:tr>
+        <w:tc>
+          <w:tcPr>
+            <w:tcW w:type="dxa" w:w="2880"/>
+          </w:tcPr>
+          <w:p>
+            <w:r>
+              <w:t>折算 $d=3$（8:1）</w:t>
+            </w:r>
+          </w:p>
+        </w:tc>
+        <w:tc>
+          <w:tcPr>
+            <w:tcW w:type="dxa" w:w="2880"/>
+          </w:tcPr>
+          <w:p>
+            <w:r>
+              <w:t>+9.76 pp</w:t>
+            </w:r>
+          </w:p>
+        </w:tc>
+        <w:tc>
+          <w:tcPr>
+            <w:tcW w:type="dxa" w:w="2880"/>
+          </w:tcPr>
+          <w:p>
+            <w:r>
+              <w:t>+55.2%</w:t>
+            </w:r>
+          </w:p>
+        </w:tc>
+      </w:tr>
+      <w:tr>
+        <w:tc>
+          <w:tcPr>
+            <w:tcW w:type="dxa" w:w="2880"/>
+          </w:tcPr>
+          <w:p>
+            <w:r>
+              <w:t>消除 $d=3$（9:1）</w:t>
+            </w:r>
+          </w:p>
+        </w:tc>
+        <w:tc>
+          <w:tcPr>
+            <w:tcW w:type="dxa" w:w="2880"/>
+          </w:tcPr>
+          <w:p>
+            <w:r>
+              <w:rPr>
+                <w:b/>
+              </w:rPr>
+              <w:t>+10.98 pp</w:t>
+            </w:r>
+          </w:p>
+        </w:tc>
+        <w:tc>
+          <w:tcPr>
+            <w:tcW w:type="dxa" w:w="2880"/>
+          </w:tcPr>
+          <w:p>
+            <w:r>
+              <w:rPr>
+                <w:b/>
+              </w:rPr>
+              <w:t>+62.1%</w:t>
+            </w:r>
+          </w:p>
+        </w:tc>
+      </w:tr>
+    </w:tbl>
+    <w:p/>
+    <w:p>
+      <w:r>
+        <w:t>这个增量被两条互相独立的实测证据各自排除：① 邻级误判相对上升 20%–62% 必然把 MAE</w:t>
+      </w:r>
+    </w:p>
+    <w:p>
+      <w:r>
+        <w:rPr>
+          <w:b/>
+        </w:rPr>
+        <w:t>推高</w:t>
+      </w:r>
+      <w:r>
+        <w:t xml:space="preserve">，而实测 MAE </w:t>
+      </w:r>
+      <w:r>
+        <w:rPr>
+          <w:b/>
+        </w:rPr>
+        <w:t>下降</w:t>
+      </w:r>
+      <w:r>
+        <w:t xml:space="preserve"> 0.0305；② 尾和恒等式</w:t>
+      </w:r>
+    </w:p>
+    <w:p>
+      <w:r>
+        <w:t>（</w:t>
+      </w:r>
+      <w:r>
+        <w:rPr>
+          <w:rFonts w:ascii="Menlo" w:hAnsi="Menlo"/>
+          <w:color w:val="C7254E"/>
+        </w:rPr>
+        <w:t>分析_指标解离_2026-10-02.md</w:t>
+      </w:r>
+      <w:r>
+        <w:t xml:space="preserve"> §3.3）给出 $\Delta P_1+\Delta P_3+\Delta P_4=-0.0183$，</w:t>
+      </w:r>
+    </w:p>
+    <w:p>
+      <w:r>
+        <w:t>若 $\Delta P_3=\Delta P_4\approx0$ 则 $\Delta P_1\approx-0.0183$，即</w:t>
+      </w:r>
+      <w:r>
+        <w:rPr>
+          <w:b/>
+        </w:rPr>
+        <w:t>邻级误判在减少</w:t>
+      </w:r>
+      <w:r>
+        <w:t>，</w:t>
+      </w:r>
+    </w:p>
+    <w:p>
+      <w:r>
+        <w:t>与旧写法的符号相反。</w:t>
+      </w:r>
+    </w:p>
+    <w:p>
+      <w:r>
+        <w:rPr>
+          <w:b/>
+        </w:rPr>
+        <w:t>"机制成立、指标不动"的正确解释不需要换算率</w:t>
+      </w:r>
+      <w:r>
+        <w:t>，而且两条现成解释都有测量支撑：</w:t>
+      </w:r>
+    </w:p>
+    <w:p>
+      <w:r>
+        <w:t xml:space="preserve">§5.2（原型不在推理路径上）加 §4.1（C1 的独立贡献是 </w:t>
+      </w:r>
+      <w:r>
+        <w:rPr>
+          <w:b/>
+        </w:rPr>
+        <w:t>+0.0009，CI [−0.0089, +0.0107]</w:t>
+      </w:r>
+      <w:r>
+        <w:t>，</w:t>
+      </w:r>
+    </w:p>
+    <w:p>
+      <w:r>
+        <w:t>一个</w:t>
+      </w:r>
+      <w:r>
+        <w:rPr>
+          <w:b/>
+        </w:rPr>
+        <w:t>带区间的精确零</w:t>
+      </w:r>
+      <w:r>
+        <w:t>）＋ §4.2（本比较的噪声底线 $\sigma_d=0.0272$）。</w:t>
+      </w:r>
+    </w:p>
+    <w:p>
+      <w:r>
+        <w:rPr>
+          <w:b/>
+        </w:rPr>
+        <w:t>一个落在噪声底线以内的零不需要任何补偿性解释</w:t>
+      </w:r>
+      <w:r>
+        <w:t>，</w:t>
+      </w:r>
+    </w:p>
+    <w:p>
+      <w:r>
+        <w:t>而"收益被邻级误判吃掉了"正是这样一个不必要的解释。</w:t>
       </w:r>
     </w:p>
     <w:p>
@@ -7687,7 +8482,7 @@
         <w:rPr>
           <w:b/>
         </w:rPr>
-        <w:t>4:1</w:t>
+        <w:t>3:1</w:t>
       </w:r>
       <w:r>
         <w:t xml:space="preserve">（$d{=}2$）/ </w:t>
@@ -7696,10 +8491,26 @@
         <w:rPr>
           <w:b/>
         </w:rPr>
-        <w:t>9:1</w:t>
-      </w:r>
-      <w:r>
-        <w:t>（$d{=}3$）的比价下划算，而 referable 阈值在 grade 1\|2 之间，</w:t>
+        <w:t>8:1</w:t>
+      </w:r>
+      <w:r>
+        <w:t>（$d{=}3$）的比价下划算——这里用的是</w:t>
+      </w:r>
+      <w:r>
+        <w:rPr>
+          <w:b/>
+        </w:rPr>
+        <w:t>折算口径</w:t>
+      </w:r>
+    </w:p>
+    <w:p>
+      <w:r>
+        <w:t>（$d^2-1$，与本段描述的"换"一致；消除口径 $d^2$ 是 4:1 / 9:1，见 §5.3）。</w:t>
+      </w:r>
+    </w:p>
+    <w:p>
+      <w:r>
+        <w:t>而 referable 阈值在 grade 1\|2 之间，</w:t>
       </w:r>
     </w:p>
     <w:p>
